--- a/Capstone Project 2026.docx
+++ b/Capstone Project 2026.docx
@@ -322,6 +322,150 @@
           <w:bCs/>
         </w:rPr>
       </w:pPr>
+      <w:r>
+        <w:rPr>
+          <w:rFonts w:ascii="Times New Roman" w:hAnsi="Times New Roman" w:cs="Times New Roman"/>
+          <w:b/>
+          <w:bCs/>
+        </w:rPr>
+        <w:lastRenderedPageBreak/>
+        <w:t>The Strategic Analytics Objective</w:t>
+      </w:r>
+    </w:p>
+    <w:p>
+      <w:pPr>
+        <w:rPr>
+          <w:rFonts w:ascii="Times New Roman" w:hAnsi="Times New Roman" w:cs="Times New Roman"/>
+        </w:rPr>
+      </w:pPr>
+      <w:r>
+        <w:rPr>
+          <w:rFonts w:ascii="Times New Roman" w:hAnsi="Times New Roman" w:cs="Times New Roman"/>
+        </w:rPr>
+        <w:t>The strategic goal of the project is to shift the diagnosis timeline from a reactive, multi-year loop to an automated, predictive primary care screening mechanism. By tracking early clusters of symptoms, this machine learning engine will calculate an objective risk probability score. This score enables healthcare management teams to stratify the patient population. High-risk cohorts can bypass standard administrative “wait and see” protocols and move straight to specialized pelvic ultrasounds, MRIs or gynaecological care. The business success metric focuses on flattening the time-to-diagnose curve, freeing up clinical capacity, and maximizing organizational efficiency</w:t>
+      </w:r>
+      <w:r>
+        <w:rPr>
+          <w:rFonts w:ascii="Times New Roman" w:hAnsi="Times New Roman" w:cs="Times New Roman"/>
+        </w:rPr>
+        <w:t>.</w:t>
+      </w:r>
+    </w:p>
+    <w:p>
+      <w:pPr>
+        <w:rPr>
+          <w:rFonts w:ascii="Times New Roman" w:hAnsi="Times New Roman" w:cs="Times New Roman"/>
+          <w:b/>
+          <w:bCs/>
+        </w:rPr>
+      </w:pPr>
+      <w:r>
+        <w:rPr>
+          <w:rFonts w:ascii="Times New Roman" w:hAnsi="Times New Roman" w:cs="Times New Roman"/>
+          <w:b/>
+          <w:bCs/>
+        </w:rPr>
+        <w:t>Literature Review</w:t>
+      </w:r>
+    </w:p>
+    <w:p>
+      <w:pPr>
+        <w:rPr>
+          <w:rFonts w:ascii="Times New Roman" w:hAnsi="Times New Roman" w:cs="Times New Roman"/>
+          <w:bCs/>
+        </w:rPr>
+      </w:pPr>
+      <w:r>
+        <w:rPr>
+          <w:rFonts w:ascii="Times New Roman" w:hAnsi="Times New Roman" w:cs="Times New Roman"/>
+          <w:bCs/>
+        </w:rPr>
+        <w:t>Historically, the definitive gold standard for diagnosing endometriosis has been invasive laparoscopic surgery. Consequently, traditional clinical research has overlooked the potential of non-invasive, data-driven screening methods. Recent studies demonstrate that machine learning models can identify subtle, multi-year patterns across electronic health records that human clinicians might miss in a standard 15-minute consultation.</w:t>
+      </w:r>
+    </w:p>
+    <w:p>
+      <w:pPr>
+        <w:rPr>
+          <w:rFonts w:ascii="Times New Roman" w:hAnsi="Times New Roman" w:cs="Times New Roman"/>
+          <w:bCs/>
+        </w:rPr>
+      </w:pPr>
+      <w:r>
+        <w:rPr>
+          <w:rFonts w:ascii="Times New Roman" w:hAnsi="Times New Roman" w:cs="Times New Roman"/>
+          <w:bCs/>
+        </w:rPr>
+        <w:t>When modelling sparse, highly variable conditions like endometriosis, general machine learning metrics require careful alignment with clinical realities. Traditional classification projects maximise Accuracy or Precision (avoiding false positives). In this clinical framework, the overarching strategic priority is Recall (Sensitivity).</w:t>
+      </w:r>
+    </w:p>
+    <w:p>
+      <w:pPr>
+        <w:rPr>
+          <w:rFonts w:ascii="Times New Roman" w:hAnsi="Times New Roman" w:cs="Times New Roman"/>
+          <w:bCs/>
+        </w:rPr>
+      </w:pPr>
+    </w:p>
+    <w:p>
+      <w:pPr>
+        <w:jc w:val="both"/>
+        <w:rPr>
+          <w:rFonts w:ascii="Times New Roman" w:hAnsi="Times New Roman" w:cs="Times New Roman"/>
+          <w:bCs/>
+        </w:rPr>
+      </w:pPr>
+      <w:r>
+        <w:rPr>
+          <w:rFonts w:ascii="Times New Roman" w:hAnsi="Times New Roman" w:cs="Times New Roman"/>
+          <w:bCs/>
+          <w:noProof/>
+        </w:rPr>
+        <w:drawing>
+          <wp:inline distT="0" distB="0" distL="0" distR="0" wp14:anchorId="23666FE4" wp14:editId="7DCEF5B8">
+            <wp:extent cx="6454140" cy="3124200"/>
+            <wp:effectExtent l="0" t="0" r="3810" b="0"/>
+            <wp:docPr id="147225641" name="Picture 1"/>
+            <wp:cNvGraphicFramePr>
+              <a:graphicFrameLocks xmlns:a="http://schemas.openxmlformats.org/drawingml/2006/main" noChangeAspect="1"/>
+            </wp:cNvGraphicFramePr>
+            <a:graphic xmlns:a="http://schemas.openxmlformats.org/drawingml/2006/main">
+              <a:graphicData uri="http://schemas.openxmlformats.org/drawingml/2006/picture">
+                <pic:pic xmlns:pic="http://schemas.openxmlformats.org/drawingml/2006/picture">
+                  <pic:nvPicPr>
+                    <pic:cNvPr id="0" name="Picture 2"/>
+                    <pic:cNvPicPr>
+                      <a:picLocks noChangeAspect="1" noChangeArrowheads="1"/>
+                    </pic:cNvPicPr>
+                  </pic:nvPicPr>
+                  <pic:blipFill>
+                    <a:blip r:embed="rId6">
+                      <a:extLst>
+                        <a:ext uri="{28A0092B-C50C-407E-A947-70E740481C1C}">
+                          <a14:useLocalDpi xmlns:a14="http://schemas.microsoft.com/office/drawing/2010/main" val="0"/>
+                        </a:ext>
+                      </a:extLst>
+                    </a:blip>
+                    <a:srcRect/>
+                    <a:stretch>
+                      <a:fillRect/>
+                    </a:stretch>
+                  </pic:blipFill>
+                  <pic:spPr bwMode="auto">
+                    <a:xfrm>
+                      <a:off x="0" y="0"/>
+                      <a:ext cx="6454140" cy="3124200"/>
+                    </a:xfrm>
+                    <a:prstGeom prst="rect">
+                      <a:avLst/>
+                    </a:prstGeom>
+                    <a:noFill/>
+                  </pic:spPr>
+                </pic:pic>
+              </a:graphicData>
+            </a:graphic>
+          </wp:inline>
+        </w:drawing>
+      </w:r>
     </w:p>
     <w:p>
       <w:pPr>
@@ -1671,4 +1815,16 @@
     </a:ext>
   </a:extLst>
 </a:theme>
+</file>
+
+<file path=customXml/item1.xml><?xml version="1.0" encoding="utf-8"?>
+<b:Sources xmlns:b="http://schemas.openxmlformats.org/officeDocument/2006/bibliography" xmlns="http://schemas.openxmlformats.org/officeDocument/2006/bibliography" SelectedStyle="\APASixthEditionOfficeOnline.xsl" StyleName="APA" Version="6"/>
+</file>
+
+<file path=customXml/itemProps1.xml><?xml version="1.0" encoding="utf-8"?>
+<ds:datastoreItem xmlns:ds="http://schemas.openxmlformats.org/officeDocument/2006/customXml" ds:itemID="{BC28B357-95E0-409D-BD43-8DD87A3EB3F4}">
+  <ds:schemaRefs>
+    <ds:schemaRef ds:uri="http://schemas.openxmlformats.org/officeDocument/2006/bibliography"/>
+  </ds:schemaRefs>
+</ds:datastoreItem>
 </file>
--- a/Capstone Project 2026.docx
+++ b/Capstone Project 2026.docx
@@ -72,7 +72,15 @@
           <w:sz w:val="28"/>
           <w:szCs w:val="28"/>
         </w:rPr>
-        <w:t>Closing the Diagnostic Gap: Leveraging Machine Learning for Early Endometriosis Risk Stratification and Operation Optimization.</w:t>
+        <w:t xml:space="preserve">Closing the Diagnostic Gap: Leveraging Machine Learning for Early Endometriosis </w:t>
+      </w:r>
+      <w:r>
+        <w:rPr>
+          <w:rFonts w:ascii="Times New Roman" w:hAnsi="Times New Roman" w:cs="Times New Roman"/>
+          <w:sz w:val="28"/>
+          <w:szCs w:val="28"/>
+        </w:rPr>
+        <w:t>Detection.</w:t>
       </w:r>
     </w:p>
     <w:p>
@@ -153,7 +161,7 @@
         <w:rPr>
           <w:rFonts w:ascii="Times New Roman" w:hAnsi="Times New Roman" w:cs="Times New Roman"/>
         </w:rPr>
-        <w:t>This capstone project proposes a proactive data analytics pipeline to risk-stratify patients early using Synthetic Mass (Synthea) ecosystem. Extracting and processing the clinical data which include symptomatic logs of chronic pelvic pain, menorrhagia, dysmenorrhea and historical prescriptions, this project will develop a machine learning risk-scoring engine. A tree-based algorithm such as Random Forest</w:t>
+        <w:t>This capstone project proposes a proactive data analytics pipeline to risk-stratify patients. Extracting and processing the clinical data which include symptomatic logs of chronic pelvic pain, menorrhagia, dysmenorrhea and historical prescriptions, this project will develop a machine learning risk-scoring engine. A tree-based algorithm such as Random Forest</w:t>
       </w:r>
       <w:r>
         <w:rPr>
@@ -212,6 +220,14 @@
           <w:b/>
           <w:bCs/>
         </w:rPr>
+        <w:t xml:space="preserve">2.1 </w:t>
+      </w:r>
+      <w:r>
+        <w:rPr>
+          <w:rFonts w:ascii="Times New Roman" w:hAnsi="Times New Roman" w:cs="Times New Roman"/>
+          <w:b/>
+          <w:bCs/>
+        </w:rPr>
         <w:t>The Operational and Clinical Problem</w:t>
       </w:r>
     </w:p>
@@ -329,6 +345,14 @@
           <w:bCs/>
         </w:rPr>
         <w:lastRenderedPageBreak/>
+        <w:t xml:space="preserve">2.2 </w:t>
+      </w:r>
+      <w:r>
+        <w:rPr>
+          <w:rFonts w:ascii="Times New Roman" w:hAnsi="Times New Roman" w:cs="Times New Roman"/>
+          <w:b/>
+          <w:bCs/>
+        </w:rPr>
         <w:t>The Strategic Analytics Objective</w:t>
       </w:r>
     </w:p>
@@ -357,13 +381,30 @@
           <w:rFonts w:ascii="Times New Roman" w:hAnsi="Times New Roman" w:cs="Times New Roman"/>
           <w:b/>
           <w:bCs/>
-        </w:rPr>
-      </w:pPr>
-      <w:r>
-        <w:rPr>
-          <w:rFonts w:ascii="Times New Roman" w:hAnsi="Times New Roman" w:cs="Times New Roman"/>
-          <w:b/>
-          <w:bCs/>
+          <w:sz w:val="32"/>
+          <w:szCs w:val="32"/>
+          <w:u w:val="single"/>
+        </w:rPr>
+      </w:pPr>
+      <w:r>
+        <w:rPr>
+          <w:rFonts w:ascii="Times New Roman" w:hAnsi="Times New Roman" w:cs="Times New Roman"/>
+          <w:b/>
+          <w:bCs/>
+          <w:sz w:val="32"/>
+          <w:szCs w:val="32"/>
+          <w:u w:val="single"/>
+        </w:rPr>
+        <w:t xml:space="preserve">3. </w:t>
+      </w:r>
+      <w:r>
+        <w:rPr>
+          <w:rFonts w:ascii="Times New Roman" w:hAnsi="Times New Roman" w:cs="Times New Roman"/>
+          <w:b/>
+          <w:bCs/>
+          <w:sz w:val="32"/>
+          <w:szCs w:val="32"/>
+          <w:u w:val="single"/>
         </w:rPr>
         <w:t>Literature Review</w:t>
       </w:r>
@@ -469,11 +510,156 @@
     </w:p>
     <w:p>
       <w:pPr>
-        <w:jc w:val="center"/>
-        <w:rPr>
-          <w:rFonts w:ascii="Times New Roman" w:hAnsi="Times New Roman" w:cs="Times New Roman"/>
-        </w:rPr>
-      </w:pPr>
+        <w:rPr>
+          <w:rFonts w:ascii="Times New Roman" w:hAnsi="Times New Roman" w:cs="Times New Roman"/>
+        </w:rPr>
+      </w:pPr>
+      <w:r>
+        <w:rPr>
+          <w:rFonts w:ascii="Times New Roman" w:hAnsi="Times New Roman" w:cs="Times New Roman"/>
+        </w:rPr>
+        <w:t xml:space="preserve">If the predictive engine generates a false positive (identifying the patient as high-risk), the consequence is a low risk, non-invasive pelvic ultrasound or clinical consultation. However, a false negative (failing to catch a deteriorating patient) allows the disease to progress into deep infiltrating endometriosis, risking organ adhesions and compounding system-wide emergency </w:t>
+      </w:r>
+      <w:r>
+        <w:rPr>
+          <w:rFonts w:ascii="Times New Roman" w:hAnsi="Times New Roman" w:cs="Times New Roman"/>
+        </w:rPr>
+        <w:lastRenderedPageBreak/>
+        <w:t>care costs. This project will build upon existing clinical prediction literature to tune ensemble classifiers explicitly for high recall, turning raw clinical history into an administrative risk safeguard.</w:t>
+      </w:r>
+    </w:p>
+    <w:p>
+      <w:pPr>
+        <w:rPr>
+          <w:rFonts w:ascii="Times New Roman" w:hAnsi="Times New Roman" w:cs="Times New Roman"/>
+          <w:b/>
+          <w:bCs/>
+          <w:sz w:val="32"/>
+          <w:szCs w:val="32"/>
+          <w:u w:val="single"/>
+        </w:rPr>
+      </w:pPr>
+      <w:r>
+        <w:rPr>
+          <w:rFonts w:ascii="Times New Roman" w:hAnsi="Times New Roman" w:cs="Times New Roman"/>
+          <w:b/>
+          <w:bCs/>
+          <w:sz w:val="32"/>
+          <w:szCs w:val="32"/>
+          <w:u w:val="single"/>
+        </w:rPr>
+        <w:t xml:space="preserve">4. </w:t>
+      </w:r>
+      <w:r>
+        <w:rPr>
+          <w:rFonts w:ascii="Times New Roman" w:hAnsi="Times New Roman" w:cs="Times New Roman"/>
+          <w:b/>
+          <w:bCs/>
+          <w:sz w:val="32"/>
+          <w:szCs w:val="32"/>
+          <w:u w:val="single"/>
+        </w:rPr>
+        <w:t>Understanding The Data and Schema</w:t>
+      </w:r>
+    </w:p>
+    <w:p>
+      <w:pPr>
+        <w:rPr>
+          <w:rFonts w:ascii="Times New Roman" w:hAnsi="Times New Roman" w:cs="Times New Roman"/>
+          <w:b/>
+          <w:bCs/>
+        </w:rPr>
+      </w:pPr>
+      <w:r>
+        <w:rPr>
+          <w:rFonts w:ascii="Times New Roman" w:hAnsi="Times New Roman" w:cs="Times New Roman"/>
+          <w:b/>
+          <w:bCs/>
+        </w:rPr>
+        <w:t>4.1 Target Data Ingestion Strategy</w:t>
+      </w:r>
+    </w:p>
+    <w:p>
+      <w:pPr>
+        <w:rPr>
+          <w:rFonts w:ascii="Times New Roman" w:hAnsi="Times New Roman" w:cs="Times New Roman"/>
+        </w:rPr>
+      </w:pPr>
+      <w:r>
+        <w:rPr>
+          <w:rFonts w:ascii="Times New Roman" w:hAnsi="Times New Roman" w:cs="Times New Roman"/>
+        </w:rPr>
+        <w:t>To maintain complete data authenticity and ensure zero duplication with public coding repositories, this project targets raw, anonymized clinical data registries or patient-reported cohorts sourced from validated institutional or government health repositories tracking gynaecological health. The primary target framework will filter for the individual patient-reported clinical histories, structured features, and verified ground-truth clinical targets:</w:t>
+      </w:r>
+    </w:p>
+    <w:p>
+      <w:pPr>
+        <w:rPr>
+          <w:rFonts w:ascii="Times New Roman" w:hAnsi="Times New Roman" w:cs="Times New Roman"/>
+        </w:rPr>
+      </w:pPr>
+    </w:p>
+    <w:p>
+      <w:pPr>
+        <w:rPr>
+          <w:rFonts w:ascii="Times New Roman" w:hAnsi="Times New Roman" w:cs="Times New Roman"/>
+        </w:rPr>
+      </w:pPr>
+      <w:r>
+        <w:rPr>
+          <w:rFonts w:ascii="Times New Roman" w:hAnsi="Times New Roman" w:cs="Times New Roman"/>
+        </w:rPr>
+        <w:t>The underlying features selected for programmatic extraction include reproductive age baselines, numerical pain severity rankings, binary menstrual cycle patterns, and a categorical target variable tracking official clinical diagnosis codes matching the ICD-10 N80 (Endometriosis) classification matrix.</w:t>
+      </w:r>
+    </w:p>
+    <w:p>
+      <w:pPr>
+        <w:rPr>
+          <w:rFonts w:ascii="Times New Roman" w:hAnsi="Times New Roman" w:cs="Times New Roman"/>
+          <w:b/>
+          <w:bCs/>
+        </w:rPr>
+      </w:pPr>
+      <w:r>
+        <w:rPr>
+          <w:rFonts w:ascii="Times New Roman" w:hAnsi="Times New Roman" w:cs="Times New Roman"/>
+          <w:b/>
+          <w:bCs/>
+        </w:rPr>
+        <w:t>4.2 Data Risks and Contingency Mitigations</w:t>
+      </w:r>
+    </w:p>
+    <w:p>
+      <w:pPr>
+        <w:rPr>
+          <w:rFonts w:ascii="Times New Roman" w:hAnsi="Times New Roman" w:cs="Times New Roman"/>
+        </w:rPr>
+      </w:pPr>
+      <w:r>
+        <w:rPr>
+          <w:rFonts w:ascii="Times New Roman" w:hAnsi="Times New Roman" w:cs="Times New Roman"/>
+        </w:rPr>
+        <w:t>A known risk in specialized epidem</w:t>
+      </w:r>
+      <w:r>
+        <w:rPr>
+          <w:rFonts w:ascii="Times New Roman" w:hAnsi="Times New Roman" w:cs="Times New Roman"/>
+        </w:rPr>
+        <w:t xml:space="preserve">iological research is that raw government-sourced files can undergo licensing changes, face access approval delays, or suffer from extreme sparsity that prevents model convergence. To mitigate this operational risk, this project adopts a strict contingency architecture. </w:t>
+      </w:r>
+    </w:p>
+    <w:p>
+      <w:pPr>
+        <w:rPr>
+          <w:rFonts w:ascii="Times New Roman" w:hAnsi="Times New Roman" w:cs="Times New Roman"/>
+        </w:rPr>
+      </w:pPr>
+      <w:r>
+        <w:rPr>
+          <w:rFonts w:ascii="Times New Roman" w:hAnsi="Times New Roman" w:cs="Times New Roman"/>
+        </w:rPr>
+        <w:t>If data extraction from the primary government repository fails to meet baseline volume thresholds within the first three weeks, the project will transition to alternative validated, open-access clinical data cores or accredited public health survey platforms tracking reproductive health such as the European Commission CORDIS platform for data assets. The framework is engineered around generic features (Age, Pain Scales, Binary Signs), the identical Python cleaning and modelling source code will function seamlessly on the fallback dataset without altering the project’s strategic business goals or its core focus on reducing endometriosis diagnostic delays.</w:t>
+      </w:r>
     </w:p>
     <w:sectPr>
       <w:pgSz w:w="11906" w:h="16838"/>

--- a/Capstone Project 2026.docx
+++ b/Capstone Project 2026.docx
@@ -23,40 +23,11 @@
           <w:szCs w:val="44"/>
           <w:u w:val="single"/>
         </w:rPr>
-        <w:t>Capstone Project Prop</w:t>
-      </w:r>
-      <w:r>
-        <w:rPr>
-          <w:rFonts w:ascii="Times New Roman" w:hAnsi="Times New Roman" w:cs="Times New Roman"/>
-          <w:b/>
-          <w:bCs/>
-          <w:sz w:val="44"/>
-          <w:szCs w:val="44"/>
-          <w:u w:val="single"/>
-        </w:rPr>
-        <w:t>o</w:t>
-      </w:r>
-      <w:r>
-        <w:rPr>
-          <w:rFonts w:ascii="Times New Roman" w:hAnsi="Times New Roman" w:cs="Times New Roman"/>
-          <w:b/>
-          <w:bCs/>
-          <w:sz w:val="44"/>
-          <w:szCs w:val="44"/>
-          <w:u w:val="single"/>
-        </w:rPr>
-        <w:t>sal</w:t>
+        <w:t>Using Data Analytics to Support Earlier Recognition of Endometriosis</w:t>
       </w:r>
     </w:p>
     <w:p>
       <w:pPr>
-        <w:rPr>
-          <w:rFonts w:ascii="Times New Roman" w:hAnsi="Times New Roman" w:cs="Times New Roman"/>
-          <w:sz w:val="28"/>
-          <w:szCs w:val="28"/>
-        </w:rPr>
-      </w:pPr>
-      <w:r>
         <w:rPr>
           <w:rFonts w:ascii="Times New Roman" w:hAnsi="Times New Roman" w:cs="Times New Roman"/>
           <w:b/>
@@ -64,23 +35,129 @@
           <w:sz w:val="28"/>
           <w:szCs w:val="28"/>
         </w:rPr>
-        <w:t xml:space="preserve">Project Title: </w:t>
-      </w:r>
-      <w:r>
-        <w:rPr>
-          <w:rFonts w:ascii="Times New Roman" w:hAnsi="Times New Roman" w:cs="Times New Roman"/>
+      </w:pPr>
+      <w:r>
+        <w:rPr>
+          <w:rFonts w:ascii="Times New Roman" w:hAnsi="Times New Roman" w:cs="Times New Roman"/>
+          <w:b/>
+          <w:bCs/>
           <w:sz w:val="28"/>
           <w:szCs w:val="28"/>
         </w:rPr>
-        <w:t xml:space="preserve">Closing the Diagnostic Gap: Leveraging Machine Learning for Early Endometriosis </w:t>
-      </w:r>
-      <w:r>
-        <w:rPr>
-          <w:rFonts w:ascii="Times New Roman" w:hAnsi="Times New Roman" w:cs="Times New Roman"/>
+        <w:t xml:space="preserve">1.Introduction </w:t>
+      </w:r>
+    </w:p>
+    <w:p>
+      <w:pPr>
+        <w:rPr>
+          <w:rFonts w:ascii="Times New Roman" w:hAnsi="Times New Roman" w:cs="Times New Roman"/>
+        </w:rPr>
+      </w:pPr>
+      <w:r>
+        <w:rPr>
+          <w:rFonts w:ascii="Times New Roman" w:hAnsi="Times New Roman" w:cs="Times New Roman"/>
+        </w:rPr>
+        <w:t>This project proposes a data analytics and predictive modelling solution to support earlier recognition of possible Endometriosis. Endometriosis is a long-term complex condition, where tissue similar to the lining of the uterus grows outside the womb and into the pelvic cavity and beyond. It can cause many different symptoms including painful periods, pelvic pain and bowel and bladder symptoms, pain during intercourse, chronic fatigue and fertility problems. It affects around 1 in 10 women, although it is common diagnosis is often delayed ranging form 8-10 years on average symptoms are normalised, misunderstood or misdiagnosed due to similarities to other conditions. This creates</w:t>
+      </w:r>
+      <w:r>
+        <w:rPr>
+          <w:rFonts w:ascii="Times New Roman" w:hAnsi="Times New Roman" w:cs="Times New Roman"/>
+        </w:rPr>
+        <w:t xml:space="preserve"> a practical healthcare problem as patients repeatedly seek help for years before symptoms are recognised.</w:t>
+      </w:r>
+      <w:r>
+        <w:rPr>
+          <w:rFonts w:ascii="Times New Roman" w:hAnsi="Times New Roman" w:cs="Times New Roman"/>
+        </w:rPr>
+        <w:t xml:space="preserve"> Many women finally receive a diagnosis for the disease through invasive laparoscopic surgery, where many also have to remove the disease. Endometriosis can grow and infiltrate many other organs in and outside the pelvic region creating complex surgeries that need multi-disciplinary teams to remove the disease of each organ.</w:t>
+      </w:r>
+    </w:p>
+    <w:p>
+      <w:pPr>
+        <w:rPr>
+          <w:rFonts w:ascii="Times New Roman" w:hAnsi="Times New Roman" w:cs="Times New Roman"/>
+        </w:rPr>
+      </w:pPr>
+      <w:r>
+        <w:rPr>
+          <w:rFonts w:ascii="Times New Roman" w:hAnsi="Times New Roman" w:cs="Times New Roman"/>
+        </w:rPr>
+        <w:t xml:space="preserve">The business context is to improve healthcare services. Due to the repeated appointments and care of the patients in clinics, general practices and even emergency department delaying diagnoses can upset the healthcare system and drain funds due to late referrals, multiple scans and repeated appointments with different specialists. The proposed project will investigate whether symptom </w:t>
+      </w:r>
+      <w:r>
+        <w:rPr>
+          <w:rFonts w:ascii="Times New Roman" w:hAnsi="Times New Roman" w:cs="Times New Roman"/>
+        </w:rPr>
+        <w:t>tracking,</w:t>
+      </w:r>
+      <w:r>
+        <w:rPr>
+          <w:rFonts w:ascii="Times New Roman" w:hAnsi="Times New Roman" w:cs="Times New Roman"/>
+        </w:rPr>
+        <w:t xml:space="preserve"> and patient background data could be analysed to identify patterns</w:t>
+      </w:r>
+      <w:r>
+        <w:rPr>
+          <w:rFonts w:ascii="Times New Roman" w:hAnsi="Times New Roman" w:cs="Times New Roman"/>
+        </w:rPr>
+        <w:t xml:space="preserve"> that link higher symptom burden and possible diagnostic delay. This project is not to replace clinicians or provide a medical diagnosis but to create useful evidence that could support earlier triage, better referral decisions and better patient healthcare communication.</w:t>
+      </w:r>
+      <w:r>
+        <w:rPr>
+          <w:rFonts w:ascii="Times New Roman" w:hAnsi="Times New Roman" w:cs="Times New Roman"/>
+        </w:rPr>
+        <w:t xml:space="preserve"> Earlier intervention could also prevent complex surgeries due to the disease growing and infiltration other organs as it grows.</w:t>
+      </w:r>
+    </w:p>
+    <w:p>
+      <w:pPr>
+        <w:rPr>
+          <w:rFonts w:ascii="Times New Roman" w:hAnsi="Times New Roman" w:cs="Times New Roman"/>
+          <w:b/>
+          <w:bCs/>
           <w:sz w:val="28"/>
           <w:szCs w:val="28"/>
         </w:rPr>
-        <w:t>Detection.</w:t>
+      </w:pPr>
+      <w:r>
+        <w:rPr>
+          <w:rFonts w:ascii="Times New Roman" w:hAnsi="Times New Roman" w:cs="Times New Roman"/>
+          <w:b/>
+          <w:bCs/>
+          <w:sz w:val="28"/>
+          <w:szCs w:val="28"/>
+        </w:rPr>
+        <w:t>2.</w:t>
+      </w:r>
+      <w:r>
+        <w:rPr>
+          <w:rFonts w:ascii="Times New Roman" w:hAnsi="Times New Roman" w:cs="Times New Roman"/>
+          <w:b/>
+          <w:bCs/>
+          <w:sz w:val="28"/>
+          <w:szCs w:val="28"/>
+        </w:rPr>
+        <w:t xml:space="preserve"> </w:t>
+      </w:r>
+      <w:r>
+        <w:rPr>
+          <w:rFonts w:ascii="Times New Roman" w:hAnsi="Times New Roman" w:cs="Times New Roman"/>
+          <w:b/>
+          <w:bCs/>
+          <w:sz w:val="28"/>
+          <w:szCs w:val="28"/>
+        </w:rPr>
+        <w:t xml:space="preserve">Problem </w:t>
+      </w:r>
+      <w:r>
+        <w:rPr>
+          <w:rFonts w:ascii="Times New Roman" w:hAnsi="Times New Roman" w:cs="Times New Roman"/>
+          <w:b/>
+          <w:bCs/>
+          <w:sz w:val="28"/>
+          <w:szCs w:val="28"/>
+        </w:rPr>
+        <w:t>Definition</w:t>
       </w:r>
     </w:p>
     <w:p>
@@ -92,27 +169,92 @@
       <w:r>
         <w:rPr>
           <w:rFonts w:ascii="Times New Roman" w:hAnsi="Times New Roman" w:cs="Times New Roman"/>
+        </w:rPr>
+        <w:t>The main problem for Endometriosis patients is they are not always identified early enough. Symptoms are recorded overtime and not connected as a pattern. They may have different symptoms documented at each visit, but the symptoms don’t get logged together the full picture may not be connected till much later. As a result, many patients experience years of pain will waiting for referrals to different specialists or receiving an appropriate investigation.</w:t>
+      </w:r>
+    </w:p>
+    <w:p>
+      <w:pPr>
+        <w:rPr>
+          <w:rFonts w:ascii="Times New Roman" w:hAnsi="Times New Roman" w:cs="Times New Roman"/>
+        </w:rPr>
+      </w:pPr>
+      <w:r>
+        <w:rPr>
+          <w:rFonts w:ascii="Times New Roman" w:hAnsi="Times New Roman" w:cs="Times New Roman"/>
+        </w:rPr>
+        <w:t xml:space="preserve">Data analytics is a very useful tool as it can organise symptom information and highlight the patterns or trends within the data that are difficult to identify manually. Predictive modelling can be used to determine if a patient profile is associated with high symptom burden or </w:t>
+      </w:r>
+      <w:r>
+        <w:rPr>
+          <w:rFonts w:ascii="Times New Roman" w:hAnsi="Times New Roman" w:cs="Times New Roman"/>
+        </w:rPr>
+        <w:t xml:space="preserve">longer time to diagnose. These outputs could help GP’s and specialists to understand which factors are most important and if earlier intervention is useful. The business value is better use of </w:t>
+      </w:r>
+      <w:r>
+        <w:rPr>
+          <w:rFonts w:ascii="Times New Roman" w:hAnsi="Times New Roman" w:cs="Times New Roman"/>
+        </w:rPr>
+        <w:lastRenderedPageBreak/>
+        <w:t>healthcare resources, improved patient experience and stronger evidence for designing an early recognition pathway.</w:t>
+      </w:r>
+    </w:p>
+    <w:p>
+      <w:pPr>
+        <w:rPr>
+          <w:rFonts w:ascii="Times New Roman" w:hAnsi="Times New Roman" w:cs="Times New Roman"/>
           <w:b/>
           <w:bCs/>
-        </w:rPr>
-        <w:t xml:space="preserve">Author: </w:t>
-      </w:r>
-      <w:r>
-        <w:rPr>
-          <w:rFonts w:ascii="Times New Roman" w:hAnsi="Times New Roman" w:cs="Times New Roman"/>
-        </w:rPr>
-        <w:t>Kathleen Heffernan</w:t>
+          <w:sz w:val="28"/>
+          <w:szCs w:val="28"/>
+        </w:rPr>
+      </w:pPr>
+      <w:r>
+        <w:rPr>
+          <w:rFonts w:ascii="Times New Roman" w:hAnsi="Times New Roman" w:cs="Times New Roman"/>
+          <w:b/>
+          <w:bCs/>
+          <w:sz w:val="28"/>
+          <w:szCs w:val="28"/>
+        </w:rPr>
+        <w:t xml:space="preserve">3. </w:t>
+      </w:r>
+      <w:r>
+        <w:rPr>
+          <w:rFonts w:ascii="Times New Roman" w:hAnsi="Times New Roman" w:cs="Times New Roman"/>
+          <w:b/>
+          <w:bCs/>
+          <w:sz w:val="28"/>
+          <w:szCs w:val="28"/>
+        </w:rPr>
+        <w:t>Project Aims and Objectives</w:t>
       </w:r>
     </w:p>
     <w:p>
       <w:pPr>
         <w:rPr>
           <w:rFonts w:ascii="Times New Roman" w:hAnsi="Times New Roman" w:cs="Times New Roman"/>
+        </w:rPr>
+      </w:pPr>
+      <w:r>
+        <w:rPr>
+          <w:rFonts w:ascii="Times New Roman" w:hAnsi="Times New Roman" w:cs="Times New Roman"/>
+        </w:rPr>
+        <w:t>The aim of the project is to develop a data analytics and predictive modelling approach that identifies patterns in endometriosis symptom data and support earlier recognition of patients who desperately need further clinical review</w:t>
+      </w:r>
+      <w:r>
+        <w:rPr>
+          <w:rFonts w:ascii="Times New Roman" w:hAnsi="Times New Roman" w:cs="Times New Roman"/>
+        </w:rPr>
+        <w:t>.</w:t>
+      </w:r>
+    </w:p>
+    <w:p>
+      <w:pPr>
+        <w:rPr>
+          <w:rFonts w:ascii="Times New Roman" w:hAnsi="Times New Roman" w:cs="Times New Roman"/>
           <w:b/>
           <w:bCs/>
-          <w:sz w:val="32"/>
-          <w:szCs w:val="32"/>
-          <w:u w:val="single"/>
         </w:rPr>
       </w:pPr>
       <w:r>
@@ -120,65 +262,135 @@
           <w:rFonts w:ascii="Times New Roman" w:hAnsi="Times New Roman" w:cs="Times New Roman"/>
           <w:b/>
           <w:bCs/>
-          <w:sz w:val="32"/>
-          <w:szCs w:val="32"/>
-          <w:u w:val="single"/>
-        </w:rPr>
-        <w:t>1.</w:t>
+        </w:rPr>
+        <w:t>Objectives</w:t>
       </w:r>
       <w:r>
         <w:rPr>
           <w:rFonts w:ascii="Times New Roman" w:hAnsi="Times New Roman" w:cs="Times New Roman"/>
           <w:b/>
           <w:bCs/>
-          <w:sz w:val="32"/>
-          <w:szCs w:val="32"/>
-          <w:u w:val="single"/>
-        </w:rPr>
-        <w:t>Summary and Abstract</w:t>
+        </w:rPr>
+        <w:t>:</w:t>
       </w:r>
     </w:p>
     <w:p>
       <w:pPr>
-        <w:rPr>
-          <w:rFonts w:ascii="Times New Roman" w:hAnsi="Times New Roman" w:cs="Times New Roman"/>
-        </w:rPr>
-      </w:pPr>
-      <w:r>
-        <w:rPr>
-          <w:rFonts w:ascii="Times New Roman" w:hAnsi="Times New Roman" w:cs="Times New Roman"/>
-        </w:rPr>
-        <w:t xml:space="preserve">Endometriosis affects millions of women globally and unfortunately suffers from an extraordinary diagnostic delay averaging at around 7-10 years. This delay causes patients to suffer chronically, drives systemic operational bottlenecks in secondary care, and result in preventable financial loss due to repeated, ineffective treatments of patients. </w:t>
+        <w:pStyle w:val="ListParagraph"/>
+        <w:numPr>
+          <w:ilvl w:val="0"/>
+          <w:numId w:val="6"/>
+        </w:numPr>
+        <w:rPr>
+          <w:rFonts w:ascii="Times New Roman" w:hAnsi="Times New Roman" w:cs="Times New Roman"/>
+        </w:rPr>
+      </w:pPr>
+      <w:r>
+        <w:rPr>
+          <w:rFonts w:ascii="Times New Roman" w:hAnsi="Times New Roman" w:cs="Times New Roman"/>
+        </w:rPr>
+        <w:t>To review relevant guidance and research on endometriosis symptoms, diagnostic delay and early recognition.</w:t>
       </w:r>
     </w:p>
     <w:p>
       <w:pPr>
-        <w:rPr>
-          <w:rFonts w:ascii="Times New Roman" w:hAnsi="Times New Roman" w:cs="Times New Roman"/>
-        </w:rPr>
-      </w:pPr>
-      <w:r>
-        <w:rPr>
-          <w:rFonts w:ascii="Times New Roman" w:hAnsi="Times New Roman" w:cs="Times New Roman"/>
-        </w:rPr>
-        <w:t>This capstone project proposes a proactive data analytics pipeline to risk-stratify patients. Extracting and processing the clinical data which include symptomatic logs of chronic pelvic pain, menorrhagia, dysmenorrhea and historical prescriptions, this project will develop a machine learning risk-scoring engine. A tree-based algorithm such as Random Forest</w:t>
-      </w:r>
-      <w:r>
-        <w:rPr>
-          <w:rFonts w:ascii="Times New Roman" w:hAnsi="Times New Roman" w:cs="Times New Roman"/>
-        </w:rPr>
-        <w:t xml:space="preserve"> will be optimized for high Recall (Sensitivity) to prevent missed cases. The final deliverable is a strategic clinical decision risk tiers, enabling primary care providers to fast-track diagnostic imaging or specialist referrals.</w:t>
+        <w:pStyle w:val="ListParagraph"/>
+        <w:numPr>
+          <w:ilvl w:val="0"/>
+          <w:numId w:val="6"/>
+        </w:numPr>
+        <w:rPr>
+          <w:rFonts w:ascii="Times New Roman" w:hAnsi="Times New Roman" w:cs="Times New Roman"/>
+        </w:rPr>
+      </w:pPr>
+      <w:r>
+        <w:rPr>
+          <w:rFonts w:ascii="Times New Roman" w:hAnsi="Times New Roman" w:cs="Times New Roman"/>
+        </w:rPr>
+        <w:t>To source and prepare an appropriate endometriosis related dataset for analysis while respecting data permissions and privacy requirements.</w:t>
       </w:r>
     </w:p>
     <w:p>
       <w:pPr>
+        <w:pStyle w:val="ListParagraph"/>
+        <w:numPr>
+          <w:ilvl w:val="0"/>
+          <w:numId w:val="6"/>
+        </w:numPr>
+        <w:rPr>
+          <w:rFonts w:ascii="Times New Roman" w:hAnsi="Times New Roman" w:cs="Times New Roman"/>
+        </w:rPr>
+      </w:pPr>
+      <w:r>
+        <w:rPr>
+          <w:rFonts w:ascii="Times New Roman" w:hAnsi="Times New Roman" w:cs="Times New Roman"/>
+        </w:rPr>
+        <w:t>To explore symptom patterns, symptom burden and patient characteristics using descriptive analytics and visualisations.</w:t>
+      </w:r>
+    </w:p>
+    <w:p>
+      <w:pPr>
+        <w:pStyle w:val="ListParagraph"/>
+        <w:numPr>
+          <w:ilvl w:val="0"/>
+          <w:numId w:val="6"/>
+        </w:numPr>
+        <w:rPr>
+          <w:rFonts w:ascii="Times New Roman" w:hAnsi="Times New Roman" w:cs="Times New Roman"/>
+        </w:rPr>
+      </w:pPr>
+      <w:r>
+        <w:rPr>
+          <w:rFonts w:ascii="Times New Roman" w:hAnsi="Times New Roman" w:cs="Times New Roman"/>
+        </w:rPr>
+        <w:t xml:space="preserve">To build and evaluate predictive models that estimate high symptom burden or possible risk </w:t>
+      </w:r>
+      <w:r>
+        <w:rPr>
+          <w:rFonts w:ascii="Times New Roman" w:hAnsi="Times New Roman" w:cs="Times New Roman"/>
+        </w:rPr>
+        <w:t>of delayed recognition.</w:t>
+      </w:r>
+    </w:p>
+    <w:p>
+      <w:pPr>
+        <w:pStyle w:val="ListParagraph"/>
+        <w:numPr>
+          <w:ilvl w:val="0"/>
+          <w:numId w:val="6"/>
+        </w:numPr>
+        <w:rPr>
+          <w:rFonts w:ascii="Times New Roman" w:hAnsi="Times New Roman" w:cs="Times New Roman"/>
+        </w:rPr>
+      </w:pPr>
+      <w:r>
+        <w:rPr>
+          <w:rFonts w:ascii="Times New Roman" w:hAnsi="Times New Roman" w:cs="Times New Roman"/>
+        </w:rPr>
+        <w:t>To produce a dashboard and report that explains the findings in the plain language and recommends how the insights could support referral or triage decisions.</w:t>
+      </w:r>
+    </w:p>
+    <w:p>
+      <w:pPr>
+        <w:rPr>
+          <w:rFonts w:ascii="Times New Roman" w:hAnsi="Times New Roman" w:cs="Times New Roman"/>
+        </w:rPr>
+      </w:pPr>
+      <w:r>
+        <w:rPr>
+          <w:rFonts w:ascii="Times New Roman" w:hAnsi="Times New Roman" w:cs="Times New Roman"/>
+        </w:rPr>
+        <w:t>The working hypothesis is that combinations of cyclical pain, bowel and bladder symptoms, fatigue and impact on daily life can help identify patients who may require earlier review for suspected endometriosis.</w:t>
+      </w:r>
+    </w:p>
+    <w:p>
+      <w:pPr>
         <w:rPr>
           <w:rFonts w:ascii="Times New Roman" w:hAnsi="Times New Roman" w:cs="Times New Roman"/>
           <w:b/>
           <w:bCs/>
-          <w:sz w:val="32"/>
-          <w:szCs w:val="32"/>
-          <w:u w:val="single"/>
+          <w:sz w:val="28"/>
+          <w:szCs w:val="28"/>
         </w:rPr>
       </w:pPr>
       <w:r>
@@ -186,11 +398,10 @@
           <w:rFonts w:ascii="Times New Roman" w:hAnsi="Times New Roman" w:cs="Times New Roman"/>
           <w:b/>
           <w:bCs/>
-          <w:sz w:val="32"/>
-          <w:szCs w:val="32"/>
-          <w:u w:val="single"/>
-        </w:rPr>
-        <w:t>2.Introduction and Business Problem Definition</w:t>
+          <w:sz w:val="28"/>
+          <w:szCs w:val="28"/>
+        </w:rPr>
+        <w:t>4. Scope</w:t>
       </w:r>
     </w:p>
     <w:p>
@@ -203,33 +414,25 @@
         <w:rPr>
           <w:rFonts w:ascii="Times New Roman" w:hAnsi="Times New Roman" w:cs="Times New Roman"/>
         </w:rPr>
-        <w:t>Endometriosis is a complex systemic condition where tissue similar to uterine lining grows outside of the uterine cavity, leading to inflammation which causes debilitating pain and can even cause damage to other organs such as the bowel, bladder, and diaphragm. It can cause infertility when growing on the ovaries and the fallopian tubes due to damage. It is the most severe systemic diagnostic failures in modern medicine.</w:t>
+        <w:t>This project will include data cleaning, exploratory analysis, feature engineering, predictive modelling, evaluation and visual presentation of results. It will focus on symptom patterns and decision support for earlier recognition. It will focus on model development, evaluation, dashboard development and final reporting. This project will not include clinical testing, collection of identifiable medical records and use of sensitive personal data without approval. If additional data is needed later synthetic generated data will be used and verified to be correct before analysis.</w:t>
       </w:r>
     </w:p>
     <w:p>
       <w:pPr>
         <w:rPr>
           <w:rFonts w:ascii="Times New Roman" w:hAnsi="Times New Roman" w:cs="Times New Roman"/>
+        </w:rPr>
+      </w:pPr>
+    </w:p>
+    <w:p>
+      <w:pPr>
+        <w:rPr>
+          <w:rFonts w:ascii="Times New Roman" w:hAnsi="Times New Roman" w:cs="Times New Roman"/>
           <w:b/>
           <w:bCs/>
-        </w:rPr>
-      </w:pPr>
-      <w:r>
-        <w:rPr>
-          <w:rFonts w:ascii="Times New Roman" w:hAnsi="Times New Roman" w:cs="Times New Roman"/>
-          <w:b/>
-          <w:bCs/>
-        </w:rPr>
-        <w:t xml:space="preserve">2.1 </w:t>
-      </w:r>
-      <w:r>
-        <w:rPr>
-          <w:rFonts w:ascii="Times New Roman" w:hAnsi="Times New Roman" w:cs="Times New Roman"/>
-          <w:b/>
-          <w:bCs/>
-        </w:rPr>
-        <w:t>The Operational and Clinical Problem</w:t>
-      </w:r>
+          <w:u w:val="single"/>
+        </w:rPr>
+      </w:pPr>
     </w:p>
     <w:p>
       <w:pPr>
@@ -237,429 +440,6 @@
           <w:rFonts w:ascii="Times New Roman" w:hAnsi="Times New Roman" w:cs="Times New Roman"/>
         </w:rPr>
       </w:pPr>
-      <w:r>
-        <w:rPr>
-          <w:rFonts w:ascii="Times New Roman" w:hAnsi="Times New Roman" w:cs="Times New Roman"/>
-          <w:b/>
-          <w:bCs/>
-        </w:rPr>
-        <w:t xml:space="preserve">Diagnostic Delay Paradox: </w:t>
-      </w:r>
-      <w:r>
-        <w:rPr>
-          <w:rFonts w:ascii="Times New Roman" w:hAnsi="Times New Roman" w:cs="Times New Roman"/>
-        </w:rPr>
-        <w:t>Because the symptoms overlap with gast</w:t>
-      </w:r>
-      <w:r>
-        <w:rPr>
-          <w:rFonts w:ascii="Times New Roman" w:hAnsi="Times New Roman" w:cs="Times New Roman"/>
-        </w:rPr>
-        <w:t>rointestinal and general gynaecological issues, patients go back and forth between physicians, gastroenterologists and general clinics for over 7-10 years before receiving a definitive diagnostic clarity usually through a diagnostic laparoscopy.</w:t>
-      </w:r>
-    </w:p>
-    <w:p>
-      <w:pPr>
-        <w:rPr>
-          <w:rFonts w:ascii="Times New Roman" w:hAnsi="Times New Roman" w:cs="Times New Roman"/>
-        </w:rPr>
-      </w:pPr>
-      <w:r>
-        <w:rPr>
-          <w:rFonts w:ascii="Times New Roman" w:hAnsi="Times New Roman" w:cs="Times New Roman"/>
-          <w:b/>
-          <w:bCs/>
-        </w:rPr>
-        <w:t>Operational Inefficiencies:</w:t>
-      </w:r>
-      <w:r>
-        <w:rPr>
-          <w:rFonts w:ascii="Times New Roman" w:hAnsi="Times New Roman" w:cs="Times New Roman"/>
-          <w:b/>
-          <w:bCs/>
-        </w:rPr>
-        <w:t xml:space="preserve"> </w:t>
-      </w:r>
-      <w:r>
-        <w:rPr>
-          <w:rFonts w:ascii="Times New Roman" w:hAnsi="Times New Roman" w:cs="Times New Roman"/>
-        </w:rPr>
-        <w:t>These delays cause a huge volume of repeat visits to primary care and emergency departments for unresolved pelvic pain</w:t>
-      </w:r>
-      <w:r>
-        <w:rPr>
-          <w:rFonts w:ascii="Times New Roman" w:hAnsi="Times New Roman" w:cs="Times New Roman"/>
-          <w:b/>
-          <w:bCs/>
-        </w:rPr>
-        <w:t xml:space="preserve">. </w:t>
-      </w:r>
-      <w:r>
-        <w:rPr>
-          <w:rFonts w:ascii="Times New Roman" w:hAnsi="Times New Roman" w:cs="Times New Roman"/>
-        </w:rPr>
-        <w:t>The cycle then creates bottlenecks, overutilizes healthcare staff, and wastes diagnostic resources on misdiagnosed conditions.</w:t>
-      </w:r>
-    </w:p>
-    <w:p>
-      <w:pPr>
-        <w:rPr>
-          <w:rFonts w:ascii="Times New Roman" w:hAnsi="Times New Roman" w:cs="Times New Roman"/>
-        </w:rPr>
-      </w:pPr>
-      <w:r>
-        <w:rPr>
-          <w:rFonts w:ascii="Times New Roman" w:hAnsi="Times New Roman" w:cs="Times New Roman"/>
-          <w:b/>
-          <w:bCs/>
-        </w:rPr>
-        <w:t>Financial and Economic Strain</w:t>
-      </w:r>
-      <w:r>
-        <w:rPr>
-          <w:rFonts w:ascii="Times New Roman" w:hAnsi="Times New Roman" w:cs="Times New Roman"/>
-          <w:b/>
-          <w:bCs/>
-        </w:rPr>
-        <w:t xml:space="preserve">: </w:t>
-      </w:r>
-      <w:r>
-        <w:rPr>
-          <w:rFonts w:ascii="Times New Roman" w:hAnsi="Times New Roman" w:cs="Times New Roman"/>
-        </w:rPr>
-        <w:t>Late stage intervention often causes the patients to receive a diagnosis during an invasive laparoscopic surgery, while then having to have the disease removed through excision surgery as treatment. Proactive identification radically lowers the total lifetime cost of care per patient.</w:t>
-      </w:r>
-    </w:p>
-    <w:p>
-      <w:pPr>
-        <w:rPr>
-          <w:rFonts w:ascii="Times New Roman" w:hAnsi="Times New Roman" w:cs="Times New Roman"/>
-          <w:b/>
-          <w:bCs/>
-        </w:rPr>
-      </w:pPr>
-      <w:r>
-        <w:rPr>
-          <w:rFonts w:ascii="Times New Roman" w:hAnsi="Times New Roman" w:cs="Times New Roman"/>
-          <w:b/>
-          <w:bCs/>
-        </w:rPr>
-        <w:lastRenderedPageBreak/>
-        <w:t xml:space="preserve">2.2 </w:t>
-      </w:r>
-      <w:r>
-        <w:rPr>
-          <w:rFonts w:ascii="Times New Roman" w:hAnsi="Times New Roman" w:cs="Times New Roman"/>
-          <w:b/>
-          <w:bCs/>
-        </w:rPr>
-        <w:t>The Strategic Analytics Objective</w:t>
-      </w:r>
-    </w:p>
-    <w:p>
-      <w:pPr>
-        <w:rPr>
-          <w:rFonts w:ascii="Times New Roman" w:hAnsi="Times New Roman" w:cs="Times New Roman"/>
-        </w:rPr>
-      </w:pPr>
-      <w:r>
-        <w:rPr>
-          <w:rFonts w:ascii="Times New Roman" w:hAnsi="Times New Roman" w:cs="Times New Roman"/>
-        </w:rPr>
-        <w:t>The strategic goal of the project is to shift the diagnosis timeline from a reactive, multi-year loop to an automated, predictive primary care screening mechanism. By tracking early clusters of symptoms, this machine learning engine will calculate an objective risk probability score. This score enables healthcare management teams to stratify the patient population. High-risk cohorts can bypass standard administrative “wait and see” protocols and move straight to specialized pelvic ultrasounds, MRIs or gynaecological care. The business success metric focuses on flattening the time-to-diagnose curve, freeing up clinical capacity, and maximizing organizational efficiency</w:t>
-      </w:r>
-      <w:r>
-        <w:rPr>
-          <w:rFonts w:ascii="Times New Roman" w:hAnsi="Times New Roman" w:cs="Times New Roman"/>
-        </w:rPr>
-        <w:t>.</w:t>
-      </w:r>
-    </w:p>
-    <w:p>
-      <w:pPr>
-        <w:rPr>
-          <w:rFonts w:ascii="Times New Roman" w:hAnsi="Times New Roman" w:cs="Times New Roman"/>
-          <w:b/>
-          <w:bCs/>
-          <w:sz w:val="32"/>
-          <w:szCs w:val="32"/>
-          <w:u w:val="single"/>
-        </w:rPr>
-      </w:pPr>
-      <w:r>
-        <w:rPr>
-          <w:rFonts w:ascii="Times New Roman" w:hAnsi="Times New Roman" w:cs="Times New Roman"/>
-          <w:b/>
-          <w:bCs/>
-          <w:sz w:val="32"/>
-          <w:szCs w:val="32"/>
-          <w:u w:val="single"/>
-        </w:rPr>
-        <w:t xml:space="preserve">3. </w:t>
-      </w:r>
-      <w:r>
-        <w:rPr>
-          <w:rFonts w:ascii="Times New Roman" w:hAnsi="Times New Roman" w:cs="Times New Roman"/>
-          <w:b/>
-          <w:bCs/>
-          <w:sz w:val="32"/>
-          <w:szCs w:val="32"/>
-          <w:u w:val="single"/>
-        </w:rPr>
-        <w:t>Literature Review</w:t>
-      </w:r>
-    </w:p>
-    <w:p>
-      <w:pPr>
-        <w:rPr>
-          <w:rFonts w:ascii="Times New Roman" w:hAnsi="Times New Roman" w:cs="Times New Roman"/>
-          <w:bCs/>
-        </w:rPr>
-      </w:pPr>
-      <w:r>
-        <w:rPr>
-          <w:rFonts w:ascii="Times New Roman" w:hAnsi="Times New Roman" w:cs="Times New Roman"/>
-          <w:bCs/>
-        </w:rPr>
-        <w:t>Historically, the definitive gold standard for diagnosing endometriosis has been invasive laparoscopic surgery. Consequently, traditional clinical research has overlooked the potential of non-invasive, data-driven screening methods. Recent studies demonstrate that machine learning models can identify subtle, multi-year patterns across electronic health records that human clinicians might miss in a standard 15-minute consultation.</w:t>
-      </w:r>
-    </w:p>
-    <w:p>
-      <w:pPr>
-        <w:rPr>
-          <w:rFonts w:ascii="Times New Roman" w:hAnsi="Times New Roman" w:cs="Times New Roman"/>
-          <w:bCs/>
-        </w:rPr>
-      </w:pPr>
-      <w:r>
-        <w:rPr>
-          <w:rFonts w:ascii="Times New Roman" w:hAnsi="Times New Roman" w:cs="Times New Roman"/>
-          <w:bCs/>
-        </w:rPr>
-        <w:t>When modelling sparse, highly variable conditions like endometriosis, general machine learning metrics require careful alignment with clinical realities. Traditional classification projects maximise Accuracy or Precision (avoiding false positives). In this clinical framework, the overarching strategic priority is Recall (Sensitivity).</w:t>
-      </w:r>
-    </w:p>
-    <w:p>
-      <w:pPr>
-        <w:rPr>
-          <w:rFonts w:ascii="Times New Roman" w:hAnsi="Times New Roman" w:cs="Times New Roman"/>
-          <w:bCs/>
-        </w:rPr>
-      </w:pPr>
-    </w:p>
-    <w:p>
-      <w:pPr>
-        <w:jc w:val="both"/>
-        <w:rPr>
-          <w:rFonts w:ascii="Times New Roman" w:hAnsi="Times New Roman" w:cs="Times New Roman"/>
-          <w:bCs/>
-        </w:rPr>
-      </w:pPr>
-      <w:r>
-        <w:rPr>
-          <w:rFonts w:ascii="Times New Roman" w:hAnsi="Times New Roman" w:cs="Times New Roman"/>
-          <w:bCs/>
-          <w:noProof/>
-        </w:rPr>
-        <w:drawing>
-          <wp:inline distT="0" distB="0" distL="0" distR="0" wp14:anchorId="23666FE4" wp14:editId="7DCEF5B8">
-            <wp:extent cx="6454140" cy="3124200"/>
-            <wp:effectExtent l="0" t="0" r="3810" b="0"/>
-            <wp:docPr id="147225641" name="Picture 1"/>
-            <wp:cNvGraphicFramePr>
-              <a:graphicFrameLocks xmlns:a="http://schemas.openxmlformats.org/drawingml/2006/main" noChangeAspect="1"/>
-            </wp:cNvGraphicFramePr>
-            <a:graphic xmlns:a="http://schemas.openxmlformats.org/drawingml/2006/main">
-              <a:graphicData uri="http://schemas.openxmlformats.org/drawingml/2006/picture">
-                <pic:pic xmlns:pic="http://schemas.openxmlformats.org/drawingml/2006/picture">
-                  <pic:nvPicPr>
-                    <pic:cNvPr id="0" name="Picture 2"/>
-                    <pic:cNvPicPr>
-                      <a:picLocks noChangeAspect="1" noChangeArrowheads="1"/>
-                    </pic:cNvPicPr>
-                  </pic:nvPicPr>
-                  <pic:blipFill>
-                    <a:blip r:embed="rId6">
-                      <a:extLst>
-                        <a:ext uri="{28A0092B-C50C-407E-A947-70E740481C1C}">
-                          <a14:useLocalDpi xmlns:a14="http://schemas.microsoft.com/office/drawing/2010/main" val="0"/>
-                        </a:ext>
-                      </a:extLst>
-                    </a:blip>
-                    <a:srcRect/>
-                    <a:stretch>
-                      <a:fillRect/>
-                    </a:stretch>
-                  </pic:blipFill>
-                  <pic:spPr bwMode="auto">
-                    <a:xfrm>
-                      <a:off x="0" y="0"/>
-                      <a:ext cx="6454140" cy="3124200"/>
-                    </a:xfrm>
-                    <a:prstGeom prst="rect">
-                      <a:avLst/>
-                    </a:prstGeom>
-                    <a:noFill/>
-                  </pic:spPr>
-                </pic:pic>
-              </a:graphicData>
-            </a:graphic>
-          </wp:inline>
-        </w:drawing>
-      </w:r>
-    </w:p>
-    <w:p>
-      <w:pPr>
-        <w:rPr>
-          <w:rFonts w:ascii="Times New Roman" w:hAnsi="Times New Roman" w:cs="Times New Roman"/>
-        </w:rPr>
-      </w:pPr>
-      <w:r>
-        <w:rPr>
-          <w:rFonts w:ascii="Times New Roman" w:hAnsi="Times New Roman" w:cs="Times New Roman"/>
-        </w:rPr>
-        <w:t xml:space="preserve">If the predictive engine generates a false positive (identifying the patient as high-risk), the consequence is a low risk, non-invasive pelvic ultrasound or clinical consultation. However, a false negative (failing to catch a deteriorating patient) allows the disease to progress into deep infiltrating endometriosis, risking organ adhesions and compounding system-wide emergency </w:t>
-      </w:r>
-      <w:r>
-        <w:rPr>
-          <w:rFonts w:ascii="Times New Roman" w:hAnsi="Times New Roman" w:cs="Times New Roman"/>
-        </w:rPr>
-        <w:lastRenderedPageBreak/>
-        <w:t>care costs. This project will build upon existing clinical prediction literature to tune ensemble classifiers explicitly for high recall, turning raw clinical history into an administrative risk safeguard.</w:t>
-      </w:r>
-    </w:p>
-    <w:p>
-      <w:pPr>
-        <w:rPr>
-          <w:rFonts w:ascii="Times New Roman" w:hAnsi="Times New Roman" w:cs="Times New Roman"/>
-          <w:b/>
-          <w:bCs/>
-          <w:sz w:val="32"/>
-          <w:szCs w:val="32"/>
-          <w:u w:val="single"/>
-        </w:rPr>
-      </w:pPr>
-      <w:r>
-        <w:rPr>
-          <w:rFonts w:ascii="Times New Roman" w:hAnsi="Times New Roman" w:cs="Times New Roman"/>
-          <w:b/>
-          <w:bCs/>
-          <w:sz w:val="32"/>
-          <w:szCs w:val="32"/>
-          <w:u w:val="single"/>
-        </w:rPr>
-        <w:t xml:space="preserve">4. </w:t>
-      </w:r>
-      <w:r>
-        <w:rPr>
-          <w:rFonts w:ascii="Times New Roman" w:hAnsi="Times New Roman" w:cs="Times New Roman"/>
-          <w:b/>
-          <w:bCs/>
-          <w:sz w:val="32"/>
-          <w:szCs w:val="32"/>
-          <w:u w:val="single"/>
-        </w:rPr>
-        <w:t>Understanding The Data and Schema</w:t>
-      </w:r>
-    </w:p>
-    <w:p>
-      <w:pPr>
-        <w:rPr>
-          <w:rFonts w:ascii="Times New Roman" w:hAnsi="Times New Roman" w:cs="Times New Roman"/>
-          <w:b/>
-          <w:bCs/>
-        </w:rPr>
-      </w:pPr>
-      <w:r>
-        <w:rPr>
-          <w:rFonts w:ascii="Times New Roman" w:hAnsi="Times New Roman" w:cs="Times New Roman"/>
-          <w:b/>
-          <w:bCs/>
-        </w:rPr>
-        <w:t>4.1 Target Data Ingestion Strategy</w:t>
-      </w:r>
-    </w:p>
-    <w:p>
-      <w:pPr>
-        <w:rPr>
-          <w:rFonts w:ascii="Times New Roman" w:hAnsi="Times New Roman" w:cs="Times New Roman"/>
-        </w:rPr>
-      </w:pPr>
-      <w:r>
-        <w:rPr>
-          <w:rFonts w:ascii="Times New Roman" w:hAnsi="Times New Roman" w:cs="Times New Roman"/>
-        </w:rPr>
-        <w:t>To maintain complete data authenticity and ensure zero duplication with public coding repositories, this project targets raw, anonymized clinical data registries or patient-reported cohorts sourced from validated institutional or government health repositories tracking gynaecological health. The primary target framework will filter for the individual patient-reported clinical histories, structured features, and verified ground-truth clinical targets:</w:t>
-      </w:r>
-    </w:p>
-    <w:p>
-      <w:pPr>
-        <w:rPr>
-          <w:rFonts w:ascii="Times New Roman" w:hAnsi="Times New Roman" w:cs="Times New Roman"/>
-        </w:rPr>
-      </w:pPr>
-    </w:p>
-    <w:p>
-      <w:pPr>
-        <w:rPr>
-          <w:rFonts w:ascii="Times New Roman" w:hAnsi="Times New Roman" w:cs="Times New Roman"/>
-        </w:rPr>
-      </w:pPr>
-      <w:r>
-        <w:rPr>
-          <w:rFonts w:ascii="Times New Roman" w:hAnsi="Times New Roman" w:cs="Times New Roman"/>
-        </w:rPr>
-        <w:t>The underlying features selected for programmatic extraction include reproductive age baselines, numerical pain severity rankings, binary menstrual cycle patterns, and a categorical target variable tracking official clinical diagnosis codes matching the ICD-10 N80 (Endometriosis) classification matrix.</w:t>
-      </w:r>
-    </w:p>
-    <w:p>
-      <w:pPr>
-        <w:rPr>
-          <w:rFonts w:ascii="Times New Roman" w:hAnsi="Times New Roman" w:cs="Times New Roman"/>
-          <w:b/>
-          <w:bCs/>
-        </w:rPr>
-      </w:pPr>
-      <w:r>
-        <w:rPr>
-          <w:rFonts w:ascii="Times New Roman" w:hAnsi="Times New Roman" w:cs="Times New Roman"/>
-          <w:b/>
-          <w:bCs/>
-        </w:rPr>
-        <w:t>4.2 Data Risks and Contingency Mitigations</w:t>
-      </w:r>
-    </w:p>
-    <w:p>
-      <w:pPr>
-        <w:rPr>
-          <w:rFonts w:ascii="Times New Roman" w:hAnsi="Times New Roman" w:cs="Times New Roman"/>
-        </w:rPr>
-      </w:pPr>
-      <w:r>
-        <w:rPr>
-          <w:rFonts w:ascii="Times New Roman" w:hAnsi="Times New Roman" w:cs="Times New Roman"/>
-        </w:rPr>
-        <w:t>A known risk in specialized epidem</w:t>
-      </w:r>
-      <w:r>
-        <w:rPr>
-          <w:rFonts w:ascii="Times New Roman" w:hAnsi="Times New Roman" w:cs="Times New Roman"/>
-        </w:rPr>
-        <w:t xml:space="preserve">iological research is that raw government-sourced files can undergo licensing changes, face access approval delays, or suffer from extreme sparsity that prevents model convergence. To mitigate this operational risk, this project adopts a strict contingency architecture. </w:t>
-      </w:r>
-    </w:p>
-    <w:p>
-      <w:pPr>
-        <w:rPr>
-          <w:rFonts w:ascii="Times New Roman" w:hAnsi="Times New Roman" w:cs="Times New Roman"/>
-        </w:rPr>
-      </w:pPr>
-      <w:r>
-        <w:rPr>
-          <w:rFonts w:ascii="Times New Roman" w:hAnsi="Times New Roman" w:cs="Times New Roman"/>
-        </w:rPr>
-        <w:t>If data extraction from the primary government repository fails to meet baseline volume thresholds within the first three weeks, the project will transition to alternative validated, open-access clinical data cores or accredited public health survey platforms tracking reproductive health such as the European Commission CORDIS platform for data assets. The framework is engineered around generic features (Age, Pain Scales, Binary Signs), the identical Python cleaning and modelling source code will function seamlessly on the fallback dataset without altering the project’s strategic business goals or its core focus on reducing endometriosis diagnostic delays.</w:t>
-      </w:r>
     </w:p>
     <w:sectPr>
       <w:pgSz w:w="11906" w:h="16838"/>
@@ -674,6 +454,356 @@
 <file path=word/numbering.xml><?xml version="1.0" encoding="utf-8"?>
 <w:numbering xmlns:wpc="http://schemas.microsoft.com/office/word/2010/wordprocessingCanvas" xmlns:cx="http://schemas.microsoft.com/office/drawing/2014/chartex" xmlns:cx1="http://schemas.microsoft.com/office/drawing/2015/9/8/chartex" xmlns:cx2="http://schemas.microsoft.com/office/drawing/2015/10/21/chartex" xmlns:cx3="http://schemas.microsoft.com/office/drawing/2016/5/9/chartex" xmlns:cx4="http://schemas.microsoft.com/office/drawing/2016/5/10/chartex" xmlns:cx5="http://schemas.microsoft.com/office/drawing/2016/5/11/chartex" xmlns:cx6="http://schemas.microsoft.com/office/drawing/2016/5/12/chartex" xmlns:cx7="http://schemas.microsoft.com/office/drawing/2016/5/13/chartex" xmlns:cx8="http://schemas.microsoft.com/office/drawing/2016/5/14/chartex" xmlns:mc="http://schemas.openxmlformats.org/markup-compatibility/2006" xmlns:aink="http://schemas.microsoft.com/office/drawing/2016/ink" xmlns:am3d="http://schemas.microsoft.com/office/drawing/2017/model3d" xmlns:o="urn:schemas-microsoft-com:office:office" xmlns:oel="http://schemas.microsoft.com/office/2019/extlst" xmlns:r="http://schemas.openxmlformats.org/officeDocument/2006/relationships" xmlns:m="http://schemas.openxmlformats.org/officeDocument/2006/math" xmlns:v="urn:schemas-microsoft-com:vml" xmlns:wp14="http://schemas.microsoft.com/office/word/2010/wordprocessingDrawing" xmlns:wp="http://schemas.openxmlformats.org/drawingml/2006/wordprocessingDrawing" xmlns:w10="urn:schemas-microsoft-com:office:word" xmlns:w="http://schemas.openxmlformats.org/wordprocessingml/2006/main" xmlns:w14="http://schemas.microsoft.com/office/word/2010/wordml" xmlns:w15="http://schemas.microsoft.com/office/word/2012/wordml" xmlns:w16cex="http://schemas.microsoft.com/office/word/2018/wordml/cex" xmlns:w16cid="http://schemas.microsoft.com/office/word/2016/wordml/cid" xmlns:w16="http://schemas.microsoft.com/office/word/2018/wordml" xmlns:w16du="http://schemas.microsoft.com/office/word/2023/wordml/word16du" xmlns:w16sdtdh="http://schemas.microsoft.com/office/word/2020/wordml/sdtdatahash" xmlns:w16sdtfl="http://schemas.microsoft.com/office/word/2024/wordml/sdtformatlock" xmlns:w16se="http://schemas.microsoft.com/office/word/2015/wordml/symex" xmlns:wpg="http://schemas.microsoft.com/office/word/2010/wordprocessingGroup" xmlns:wpi="http://schemas.microsoft.com/office/word/2010/wordprocessingInk" xmlns:wne="http://schemas.microsoft.com/office/word/2006/wordml" xmlns:wps="http://schemas.microsoft.com/office/word/2010/wordprocessingShape" mc:Ignorable="w14 w15 w16se w16cid w16 w16cex w16sdtdh w16sdtfl w16du wp14">
   <w:abstractNum w:abstractNumId="0" w15:restartNumberingAfterBreak="0">
+    <w:nsid w:val="09EC43F0"/>
+    <w:multiLevelType w:val="hybridMultilevel"/>
+    <w:tmpl w:val="6796603C"/>
+    <w:lvl w:ilvl="0" w:tplc="1809000F">
+      <w:start w:val="1"/>
+      <w:numFmt w:val="decimal"/>
+      <w:lvlText w:val="%1."/>
+      <w:lvlJc w:val="left"/>
+      <w:pPr>
+        <w:ind w:left="720" w:hanging="360"/>
+      </w:pPr>
+      <w:rPr>
+        <w:rFonts w:hint="default"/>
+      </w:rPr>
+    </w:lvl>
+    <w:lvl w:ilvl="1" w:tplc="18090019" w:tentative="1">
+      <w:start w:val="1"/>
+      <w:numFmt w:val="lowerLetter"/>
+      <w:lvlText w:val="%2."/>
+      <w:lvlJc w:val="left"/>
+      <w:pPr>
+        <w:ind w:left="1440" w:hanging="360"/>
+      </w:pPr>
+    </w:lvl>
+    <w:lvl w:ilvl="2" w:tplc="1809001B" w:tentative="1">
+      <w:start w:val="1"/>
+      <w:numFmt w:val="lowerRoman"/>
+      <w:lvlText w:val="%3."/>
+      <w:lvlJc w:val="right"/>
+      <w:pPr>
+        <w:ind w:left="2160" w:hanging="180"/>
+      </w:pPr>
+    </w:lvl>
+    <w:lvl w:ilvl="3" w:tplc="1809000F" w:tentative="1">
+      <w:start w:val="1"/>
+      <w:numFmt w:val="decimal"/>
+      <w:lvlText w:val="%4."/>
+      <w:lvlJc w:val="left"/>
+      <w:pPr>
+        <w:ind w:left="2880" w:hanging="360"/>
+      </w:pPr>
+    </w:lvl>
+    <w:lvl w:ilvl="4" w:tplc="18090019" w:tentative="1">
+      <w:start w:val="1"/>
+      <w:numFmt w:val="lowerLetter"/>
+      <w:lvlText w:val="%5."/>
+      <w:lvlJc w:val="left"/>
+      <w:pPr>
+        <w:ind w:left="3600" w:hanging="360"/>
+      </w:pPr>
+    </w:lvl>
+    <w:lvl w:ilvl="5" w:tplc="1809001B" w:tentative="1">
+      <w:start w:val="1"/>
+      <w:numFmt w:val="lowerRoman"/>
+      <w:lvlText w:val="%6."/>
+      <w:lvlJc w:val="right"/>
+      <w:pPr>
+        <w:ind w:left="4320" w:hanging="180"/>
+      </w:pPr>
+    </w:lvl>
+    <w:lvl w:ilvl="6" w:tplc="1809000F" w:tentative="1">
+      <w:start w:val="1"/>
+      <w:numFmt w:val="decimal"/>
+      <w:lvlText w:val="%7."/>
+      <w:lvlJc w:val="left"/>
+      <w:pPr>
+        <w:ind w:left="5040" w:hanging="360"/>
+      </w:pPr>
+    </w:lvl>
+    <w:lvl w:ilvl="7" w:tplc="18090019" w:tentative="1">
+      <w:start w:val="1"/>
+      <w:numFmt w:val="lowerLetter"/>
+      <w:lvlText w:val="%8."/>
+      <w:lvlJc w:val="left"/>
+      <w:pPr>
+        <w:ind w:left="5760" w:hanging="360"/>
+      </w:pPr>
+    </w:lvl>
+    <w:lvl w:ilvl="8" w:tplc="1809001B" w:tentative="1">
+      <w:start w:val="1"/>
+      <w:numFmt w:val="lowerRoman"/>
+      <w:lvlText w:val="%9."/>
+      <w:lvlJc w:val="right"/>
+      <w:pPr>
+        <w:ind w:left="6480" w:hanging="180"/>
+      </w:pPr>
+    </w:lvl>
+  </w:abstractNum>
+  <w:abstractNum w:abstractNumId="1" w15:restartNumberingAfterBreak="0">
+    <w:nsid w:val="100121BE"/>
+    <w:multiLevelType w:val="hybridMultilevel"/>
+    <w:tmpl w:val="8BD4D466"/>
+    <w:lvl w:ilvl="0" w:tplc="1809000F">
+      <w:start w:val="1"/>
+      <w:numFmt w:val="decimal"/>
+      <w:lvlText w:val="%1."/>
+      <w:lvlJc w:val="left"/>
+      <w:pPr>
+        <w:ind w:left="720" w:hanging="360"/>
+      </w:pPr>
+      <w:rPr>
+        <w:rFonts w:hint="default"/>
+      </w:rPr>
+    </w:lvl>
+    <w:lvl w:ilvl="1" w:tplc="18090019" w:tentative="1">
+      <w:start w:val="1"/>
+      <w:numFmt w:val="lowerLetter"/>
+      <w:lvlText w:val="%2."/>
+      <w:lvlJc w:val="left"/>
+      <w:pPr>
+        <w:ind w:left="1440" w:hanging="360"/>
+      </w:pPr>
+    </w:lvl>
+    <w:lvl w:ilvl="2" w:tplc="1809001B" w:tentative="1">
+      <w:start w:val="1"/>
+      <w:numFmt w:val="lowerRoman"/>
+      <w:lvlText w:val="%3."/>
+      <w:lvlJc w:val="right"/>
+      <w:pPr>
+        <w:ind w:left="2160" w:hanging="180"/>
+      </w:pPr>
+    </w:lvl>
+    <w:lvl w:ilvl="3" w:tplc="1809000F" w:tentative="1">
+      <w:start w:val="1"/>
+      <w:numFmt w:val="decimal"/>
+      <w:lvlText w:val="%4."/>
+      <w:lvlJc w:val="left"/>
+      <w:pPr>
+        <w:ind w:left="2880" w:hanging="360"/>
+      </w:pPr>
+    </w:lvl>
+    <w:lvl w:ilvl="4" w:tplc="18090019" w:tentative="1">
+      <w:start w:val="1"/>
+      <w:numFmt w:val="lowerLetter"/>
+      <w:lvlText w:val="%5."/>
+      <w:lvlJc w:val="left"/>
+      <w:pPr>
+        <w:ind w:left="3600" w:hanging="360"/>
+      </w:pPr>
+    </w:lvl>
+    <w:lvl w:ilvl="5" w:tplc="1809001B" w:tentative="1">
+      <w:start w:val="1"/>
+      <w:numFmt w:val="lowerRoman"/>
+      <w:lvlText w:val="%6."/>
+      <w:lvlJc w:val="right"/>
+      <w:pPr>
+        <w:ind w:left="4320" w:hanging="180"/>
+      </w:pPr>
+    </w:lvl>
+    <w:lvl w:ilvl="6" w:tplc="1809000F" w:tentative="1">
+      <w:start w:val="1"/>
+      <w:numFmt w:val="decimal"/>
+      <w:lvlText w:val="%7."/>
+      <w:lvlJc w:val="left"/>
+      <w:pPr>
+        <w:ind w:left="5040" w:hanging="360"/>
+      </w:pPr>
+    </w:lvl>
+    <w:lvl w:ilvl="7" w:tplc="18090019" w:tentative="1">
+      <w:start w:val="1"/>
+      <w:numFmt w:val="lowerLetter"/>
+      <w:lvlText w:val="%8."/>
+      <w:lvlJc w:val="left"/>
+      <w:pPr>
+        <w:ind w:left="5760" w:hanging="360"/>
+      </w:pPr>
+    </w:lvl>
+    <w:lvl w:ilvl="8" w:tplc="1809001B" w:tentative="1">
+      <w:start w:val="1"/>
+      <w:numFmt w:val="lowerRoman"/>
+      <w:lvlText w:val="%9."/>
+      <w:lvlJc w:val="right"/>
+      <w:pPr>
+        <w:ind w:left="6480" w:hanging="180"/>
+      </w:pPr>
+    </w:lvl>
+  </w:abstractNum>
+  <w:abstractNum w:abstractNumId="2" w15:restartNumberingAfterBreak="0">
+    <w:nsid w:val="21CE0A08"/>
+    <w:multiLevelType w:val="hybridMultilevel"/>
+    <w:tmpl w:val="27FC38DE"/>
+    <w:lvl w:ilvl="0" w:tplc="1809000F">
+      <w:start w:val="1"/>
+      <w:numFmt w:val="decimal"/>
+      <w:lvlText w:val="%1."/>
+      <w:lvlJc w:val="left"/>
+      <w:pPr>
+        <w:ind w:left="720" w:hanging="360"/>
+      </w:pPr>
+    </w:lvl>
+    <w:lvl w:ilvl="1" w:tplc="18090019" w:tentative="1">
+      <w:start w:val="1"/>
+      <w:numFmt w:val="lowerLetter"/>
+      <w:lvlText w:val="%2."/>
+      <w:lvlJc w:val="left"/>
+      <w:pPr>
+        <w:ind w:left="1440" w:hanging="360"/>
+      </w:pPr>
+    </w:lvl>
+    <w:lvl w:ilvl="2" w:tplc="1809001B" w:tentative="1">
+      <w:start w:val="1"/>
+      <w:numFmt w:val="lowerRoman"/>
+      <w:lvlText w:val="%3."/>
+      <w:lvlJc w:val="right"/>
+      <w:pPr>
+        <w:ind w:left="2160" w:hanging="180"/>
+      </w:pPr>
+    </w:lvl>
+    <w:lvl w:ilvl="3" w:tplc="1809000F" w:tentative="1">
+      <w:start w:val="1"/>
+      <w:numFmt w:val="decimal"/>
+      <w:lvlText w:val="%4."/>
+      <w:lvlJc w:val="left"/>
+      <w:pPr>
+        <w:ind w:left="2880" w:hanging="360"/>
+      </w:pPr>
+    </w:lvl>
+    <w:lvl w:ilvl="4" w:tplc="18090019" w:tentative="1">
+      <w:start w:val="1"/>
+      <w:numFmt w:val="lowerLetter"/>
+      <w:lvlText w:val="%5."/>
+      <w:lvlJc w:val="left"/>
+      <w:pPr>
+        <w:ind w:left="3600" w:hanging="360"/>
+      </w:pPr>
+    </w:lvl>
+    <w:lvl w:ilvl="5" w:tplc="1809001B" w:tentative="1">
+      <w:start w:val="1"/>
+      <w:numFmt w:val="lowerRoman"/>
+      <w:lvlText w:val="%6."/>
+      <w:lvlJc w:val="right"/>
+      <w:pPr>
+        <w:ind w:left="4320" w:hanging="180"/>
+      </w:pPr>
+    </w:lvl>
+    <w:lvl w:ilvl="6" w:tplc="1809000F" w:tentative="1">
+      <w:start w:val="1"/>
+      <w:numFmt w:val="decimal"/>
+      <w:lvlText w:val="%7."/>
+      <w:lvlJc w:val="left"/>
+      <w:pPr>
+        <w:ind w:left="5040" w:hanging="360"/>
+      </w:pPr>
+    </w:lvl>
+    <w:lvl w:ilvl="7" w:tplc="18090019" w:tentative="1">
+      <w:start w:val="1"/>
+      <w:numFmt w:val="lowerLetter"/>
+      <w:lvlText w:val="%8."/>
+      <w:lvlJc w:val="left"/>
+      <w:pPr>
+        <w:ind w:left="5760" w:hanging="360"/>
+      </w:pPr>
+    </w:lvl>
+    <w:lvl w:ilvl="8" w:tplc="1809001B" w:tentative="1">
+      <w:start w:val="1"/>
+      <w:numFmt w:val="lowerRoman"/>
+      <w:lvlText w:val="%9."/>
+      <w:lvlJc w:val="right"/>
+      <w:pPr>
+        <w:ind w:left="6480" w:hanging="180"/>
+      </w:pPr>
+    </w:lvl>
+  </w:abstractNum>
+  <w:abstractNum w:abstractNumId="3" w15:restartNumberingAfterBreak="0">
+    <w:nsid w:val="27244DBF"/>
+    <w:multiLevelType w:val="hybridMultilevel"/>
+    <w:tmpl w:val="A126D0CC"/>
+    <w:lvl w:ilvl="0" w:tplc="1809000F">
+      <w:start w:val="1"/>
+      <w:numFmt w:val="decimal"/>
+      <w:lvlText w:val="%1."/>
+      <w:lvlJc w:val="left"/>
+      <w:pPr>
+        <w:ind w:left="720" w:hanging="360"/>
+      </w:pPr>
+    </w:lvl>
+    <w:lvl w:ilvl="1" w:tplc="18090019" w:tentative="1">
+      <w:start w:val="1"/>
+      <w:numFmt w:val="lowerLetter"/>
+      <w:lvlText w:val="%2."/>
+      <w:lvlJc w:val="left"/>
+      <w:pPr>
+        <w:ind w:left="1440" w:hanging="360"/>
+      </w:pPr>
+    </w:lvl>
+    <w:lvl w:ilvl="2" w:tplc="1809001B" w:tentative="1">
+      <w:start w:val="1"/>
+      <w:numFmt w:val="lowerRoman"/>
+      <w:lvlText w:val="%3."/>
+      <w:lvlJc w:val="right"/>
+      <w:pPr>
+        <w:ind w:left="2160" w:hanging="180"/>
+      </w:pPr>
+    </w:lvl>
+    <w:lvl w:ilvl="3" w:tplc="1809000F" w:tentative="1">
+      <w:start w:val="1"/>
+      <w:numFmt w:val="decimal"/>
+      <w:lvlText w:val="%4."/>
+      <w:lvlJc w:val="left"/>
+      <w:pPr>
+        <w:ind w:left="2880" w:hanging="360"/>
+      </w:pPr>
+    </w:lvl>
+    <w:lvl w:ilvl="4" w:tplc="18090019" w:tentative="1">
+      <w:start w:val="1"/>
+      <w:numFmt w:val="lowerLetter"/>
+      <w:lvlText w:val="%5."/>
+      <w:lvlJc w:val="left"/>
+      <w:pPr>
+        <w:ind w:left="3600" w:hanging="360"/>
+      </w:pPr>
+    </w:lvl>
+    <w:lvl w:ilvl="5" w:tplc="1809001B" w:tentative="1">
+      <w:start w:val="1"/>
+      <w:numFmt w:val="lowerRoman"/>
+      <w:lvlText w:val="%6."/>
+      <w:lvlJc w:val="right"/>
+      <w:pPr>
+        <w:ind w:left="4320" w:hanging="180"/>
+      </w:pPr>
+    </w:lvl>
+    <w:lvl w:ilvl="6" w:tplc="1809000F" w:tentative="1">
+      <w:start w:val="1"/>
+      <w:numFmt w:val="decimal"/>
+      <w:lvlText w:val="%7."/>
+      <w:lvlJc w:val="left"/>
+      <w:pPr>
+        <w:ind w:left="5040" w:hanging="360"/>
+      </w:pPr>
+    </w:lvl>
+    <w:lvl w:ilvl="7" w:tplc="18090019" w:tentative="1">
+      <w:start w:val="1"/>
+      <w:numFmt w:val="lowerLetter"/>
+      <w:lvlText w:val="%8."/>
+      <w:lvlJc w:val="left"/>
+      <w:pPr>
+        <w:ind w:left="5760" w:hanging="360"/>
+      </w:pPr>
+    </w:lvl>
+    <w:lvl w:ilvl="8" w:tplc="1809001B" w:tentative="1">
+      <w:start w:val="1"/>
+      <w:numFmt w:val="lowerRoman"/>
+      <w:lvlText w:val="%9."/>
+      <w:lvlJc w:val="right"/>
+      <w:pPr>
+        <w:ind w:left="6480" w:hanging="180"/>
+      </w:pPr>
+    </w:lvl>
+  </w:abstractNum>
+  <w:abstractNum w:abstractNumId="4" w15:restartNumberingAfterBreak="0">
     <w:nsid w:val="291C467A"/>
     <w:multiLevelType w:val="hybridMultilevel"/>
     <w:tmpl w:val="D2FEDFD0"/>
@@ -762,8 +892,112 @@
       </w:pPr>
     </w:lvl>
   </w:abstractNum>
+  <w:abstractNum w:abstractNumId="5" w15:restartNumberingAfterBreak="0">
+    <w:nsid w:val="64F5586E"/>
+    <w:multiLevelType w:val="hybridMultilevel"/>
+    <w:tmpl w:val="DADA83FA"/>
+    <w:lvl w:ilvl="0" w:tplc="1809000F">
+      <w:start w:val="1"/>
+      <w:numFmt w:val="decimal"/>
+      <w:lvlText w:val="%1."/>
+      <w:lvlJc w:val="left"/>
+      <w:pPr>
+        <w:ind w:left="720" w:hanging="360"/>
+      </w:pPr>
+      <w:rPr>
+        <w:rFonts w:hint="default"/>
+      </w:rPr>
+    </w:lvl>
+    <w:lvl w:ilvl="1" w:tplc="18090019" w:tentative="1">
+      <w:start w:val="1"/>
+      <w:numFmt w:val="lowerLetter"/>
+      <w:lvlText w:val="%2."/>
+      <w:lvlJc w:val="left"/>
+      <w:pPr>
+        <w:ind w:left="1440" w:hanging="360"/>
+      </w:pPr>
+    </w:lvl>
+    <w:lvl w:ilvl="2" w:tplc="1809001B" w:tentative="1">
+      <w:start w:val="1"/>
+      <w:numFmt w:val="lowerRoman"/>
+      <w:lvlText w:val="%3."/>
+      <w:lvlJc w:val="right"/>
+      <w:pPr>
+        <w:ind w:left="2160" w:hanging="180"/>
+      </w:pPr>
+    </w:lvl>
+    <w:lvl w:ilvl="3" w:tplc="1809000F" w:tentative="1">
+      <w:start w:val="1"/>
+      <w:numFmt w:val="decimal"/>
+      <w:lvlText w:val="%4."/>
+      <w:lvlJc w:val="left"/>
+      <w:pPr>
+        <w:ind w:left="2880" w:hanging="360"/>
+      </w:pPr>
+    </w:lvl>
+    <w:lvl w:ilvl="4" w:tplc="18090019" w:tentative="1">
+      <w:start w:val="1"/>
+      <w:numFmt w:val="lowerLetter"/>
+      <w:lvlText w:val="%5."/>
+      <w:lvlJc w:val="left"/>
+      <w:pPr>
+        <w:ind w:left="3600" w:hanging="360"/>
+      </w:pPr>
+    </w:lvl>
+    <w:lvl w:ilvl="5" w:tplc="1809001B" w:tentative="1">
+      <w:start w:val="1"/>
+      <w:numFmt w:val="lowerRoman"/>
+      <w:lvlText w:val="%6."/>
+      <w:lvlJc w:val="right"/>
+      <w:pPr>
+        <w:ind w:left="4320" w:hanging="180"/>
+      </w:pPr>
+    </w:lvl>
+    <w:lvl w:ilvl="6" w:tplc="1809000F" w:tentative="1">
+      <w:start w:val="1"/>
+      <w:numFmt w:val="decimal"/>
+      <w:lvlText w:val="%7."/>
+      <w:lvlJc w:val="left"/>
+      <w:pPr>
+        <w:ind w:left="5040" w:hanging="360"/>
+      </w:pPr>
+    </w:lvl>
+    <w:lvl w:ilvl="7" w:tplc="18090019" w:tentative="1">
+      <w:start w:val="1"/>
+      <w:numFmt w:val="lowerLetter"/>
+      <w:lvlText w:val="%8."/>
+      <w:lvlJc w:val="left"/>
+      <w:pPr>
+        <w:ind w:left="5760" w:hanging="360"/>
+      </w:pPr>
+    </w:lvl>
+    <w:lvl w:ilvl="8" w:tplc="1809001B" w:tentative="1">
+      <w:start w:val="1"/>
+      <w:numFmt w:val="lowerRoman"/>
+      <w:lvlText w:val="%9."/>
+      <w:lvlJc w:val="right"/>
+      <w:pPr>
+        <w:ind w:left="6480" w:hanging="180"/>
+      </w:pPr>
+    </w:lvl>
+  </w:abstractNum>
   <w:num w:numId="1" w16cid:durableId="2133162288">
+    <w:abstractNumId w:val="4"/>
+  </w:num>
+  <w:num w:numId="2" w16cid:durableId="379405208">
+    <w:abstractNumId w:val="5"/>
+  </w:num>
+  <w:num w:numId="3" w16cid:durableId="839586561">
     <w:abstractNumId w:val="0"/>
+  </w:num>
+  <w:num w:numId="4" w16cid:durableId="99568956">
+    <w:abstractNumId w:val="1"/>
+  </w:num>
+  <w:num w:numId="5" w16cid:durableId="1240408280">
+    <w:abstractNumId w:val="3"/>
+  </w:num>
+  <w:num w:numId="6" w16cid:durableId="987325510">
+    <w:abstractNumId w:val="2"/>
   </w:num>
 </w:numbering>
 </file>

--- a/Capstone Project 2026.docx
+++ b/Capstone Project 2026.docx
@@ -415,6 +415,129 @@
           <w:rFonts w:ascii="Times New Roman" w:hAnsi="Times New Roman" w:cs="Times New Roman"/>
         </w:rPr>
         <w:t>This project will include data cleaning, exploratory analysis, feature engineering, predictive modelling, evaluation and visual presentation of results. It will focus on symptom patterns and decision support for earlier recognition. It will focus on model development, evaluation, dashboard development and final reporting. This project will not include clinical testing, collection of identifiable medical records and use of sensitive personal data without approval. If additional data is needed later synthetic generated data will be used and verified to be correct before analysis.</w:t>
+      </w:r>
+    </w:p>
+    <w:p>
+      <w:pPr>
+        <w:rPr>
+          <w:rFonts w:ascii="Times New Roman" w:hAnsi="Times New Roman" w:cs="Times New Roman"/>
+          <w:b/>
+          <w:bCs/>
+          <w:sz w:val="28"/>
+          <w:szCs w:val="28"/>
+        </w:rPr>
+      </w:pPr>
+      <w:r>
+        <w:rPr>
+          <w:rFonts w:ascii="Times New Roman" w:hAnsi="Times New Roman" w:cs="Times New Roman"/>
+          <w:b/>
+          <w:bCs/>
+          <w:sz w:val="28"/>
+          <w:szCs w:val="28"/>
+        </w:rPr>
+        <w:t>5.</w:t>
+      </w:r>
+      <w:r>
+        <w:rPr>
+          <w:rFonts w:ascii="Times New Roman" w:hAnsi="Times New Roman" w:cs="Times New Roman"/>
+          <w:b/>
+          <w:bCs/>
+          <w:sz w:val="28"/>
+          <w:szCs w:val="28"/>
+        </w:rPr>
+        <w:t xml:space="preserve"> </w:t>
+      </w:r>
+      <w:r>
+        <w:rPr>
+          <w:rFonts w:ascii="Times New Roman" w:hAnsi="Times New Roman" w:cs="Times New Roman"/>
+          <w:b/>
+          <w:bCs/>
+          <w:sz w:val="28"/>
+          <w:szCs w:val="28"/>
+        </w:rPr>
+        <w:t>Methodology</w:t>
+      </w:r>
+    </w:p>
+    <w:p>
+      <w:pPr>
+        <w:rPr>
+          <w:rFonts w:ascii="Times New Roman" w:hAnsi="Times New Roman" w:cs="Times New Roman"/>
+        </w:rPr>
+      </w:pPr>
+      <w:r>
+        <w:rPr>
+          <w:rFonts w:ascii="Times New Roman" w:hAnsi="Times New Roman" w:cs="Times New Roman"/>
+        </w:rPr>
+        <w:t xml:space="preserve">This project will follow the </w:t>
+      </w:r>
+      <w:r>
+        <w:rPr>
+          <w:rFonts w:ascii="Times New Roman" w:hAnsi="Times New Roman" w:cs="Times New Roman"/>
+        </w:rPr>
+        <w:t xml:space="preserve">CRISP-DM process as this method to link business understanding, data understanding, modelling and evaluation. Python will be used in Juypter Notebook for data cleaning, analysis and modelling because it supports all the necessary libraries such as pandas, Numpy, scikit-learn, matplotlib and seaborn. Tableau can be used to create a simple dashboard for non-technical users. GitHub will be used for version control and project documentation. </w:t>
+      </w:r>
+    </w:p>
+    <w:p>
+      <w:pPr>
+        <w:rPr>
+          <w:rFonts w:ascii="Times New Roman" w:hAnsi="Times New Roman" w:cs="Times New Roman"/>
+        </w:rPr>
+      </w:pPr>
+      <w:r>
+        <w:rPr>
+          <w:rFonts w:ascii="Times New Roman" w:hAnsi="Times New Roman" w:cs="Times New Roman"/>
+        </w:rPr>
+        <w:t>The initial analysis will examine the dataset for missing values, variable types, symptom frequency, symptom co-occurrence and changes in the symptoms over time. Feature engineering may include pain frequency measures, symptom count</w:t>
+      </w:r>
+      <w:r>
+        <w:rPr>
+          <w:rFonts w:ascii="Times New Roman" w:hAnsi="Times New Roman" w:cs="Times New Roman"/>
+        </w:rPr>
+        <w:t xml:space="preserve"> variables, daily burden </w:t>
+      </w:r>
+      <w:r>
+        <w:rPr>
+          <w:rFonts w:ascii="Times New Roman" w:hAnsi="Times New Roman" w:cs="Times New Roman"/>
+        </w:rPr>
+        <w:lastRenderedPageBreak/>
+        <w:t xml:space="preserve">scores and grouped symptom categories. If the dataset supports a clear target variable, supervised learning methods such as logistic regression and random forest could be used. If the target is continuous, regression models may also be used. If a diagnosis-delay target is not available will model high symptom burden and use clustering to identify </w:t>
+      </w:r>
+      <w:r>
+        <w:rPr>
+          <w:rFonts w:ascii="Times New Roman" w:hAnsi="Times New Roman" w:cs="Times New Roman"/>
+        </w:rPr>
+        <w:t>patient’s</w:t>
+      </w:r>
+      <w:r>
+        <w:rPr>
+          <w:rFonts w:ascii="Times New Roman" w:hAnsi="Times New Roman" w:cs="Times New Roman"/>
+        </w:rPr>
+        <w:t xml:space="preserve"> symptom profiles.</w:t>
+      </w:r>
+    </w:p>
+    <w:p>
+      <w:pPr>
+        <w:rPr>
+          <w:rFonts w:ascii="Times New Roman" w:hAnsi="Times New Roman" w:cs="Times New Roman"/>
+        </w:rPr>
+      </w:pPr>
+      <w:r>
+        <w:rPr>
+          <w:rFonts w:ascii="Times New Roman" w:hAnsi="Times New Roman" w:cs="Times New Roman"/>
+        </w:rPr>
+        <w:t>Model performance</w:t>
+      </w:r>
+      <w:r>
+        <w:rPr>
+          <w:rFonts w:ascii="Times New Roman" w:hAnsi="Times New Roman" w:cs="Times New Roman"/>
+        </w:rPr>
+        <w:t xml:space="preserve"> will be evaluated using the appropriate measures once the model is decided depending on the target variable for example accuracy or mean absolute error etc. Recall is very important as the project will identify people who may need earlier attention. Model explainability </w:t>
+      </w:r>
+      <w:r>
+        <w:rPr>
+          <w:rFonts w:ascii="Times New Roman" w:hAnsi="Times New Roman" w:cs="Times New Roman"/>
+        </w:rPr>
+        <w:t>will be explained through feature importance so the output is understandable and not treated as a black box. The modelling work will compare a simple baseline model with more advanced models. This is important because complex models are only useful it give a clear improvement and can be explained to the healthcare audience. The final recommendation will consider both predictive performance and practical usefulness, for example if a slightly less accurate model may be more suitable if it easier to explain, less likely to overfit and more realistic for service to use.</w:t>
       </w:r>
     </w:p>
     <w:p>
@@ -641,7 +764,7 @@
       <w:lvlText w:val="%1."/>
       <w:lvlJc w:val="left"/>
       <w:pPr>
-        <w:ind w:left="720" w:hanging="360"/>
+        <w:ind w:left="502" w:hanging="360"/>
       </w:pPr>
     </w:lvl>
     <w:lvl w:ilvl="1" w:tplc="18090019" w:tentative="1">
@@ -650,7 +773,7 @@
       <w:lvlText w:val="%2."/>
       <w:lvlJc w:val="left"/>
       <w:pPr>
-        <w:ind w:left="1440" w:hanging="360"/>
+        <w:ind w:left="1222" w:hanging="360"/>
       </w:pPr>
     </w:lvl>
     <w:lvl w:ilvl="2" w:tplc="1809001B" w:tentative="1">
@@ -659,7 +782,7 @@
       <w:lvlText w:val="%3."/>
       <w:lvlJc w:val="right"/>
       <w:pPr>
-        <w:ind w:left="2160" w:hanging="180"/>
+        <w:ind w:left="1942" w:hanging="180"/>
       </w:pPr>
     </w:lvl>
     <w:lvl w:ilvl="3" w:tplc="1809000F" w:tentative="1">
@@ -668,7 +791,7 @@
       <w:lvlText w:val="%4."/>
       <w:lvlJc w:val="left"/>
       <w:pPr>
-        <w:ind w:left="2880" w:hanging="360"/>
+        <w:ind w:left="2662" w:hanging="360"/>
       </w:pPr>
     </w:lvl>
     <w:lvl w:ilvl="4" w:tplc="18090019" w:tentative="1">
@@ -677,7 +800,7 @@
       <w:lvlText w:val="%5."/>
       <w:lvlJc w:val="left"/>
       <w:pPr>
-        <w:ind w:left="3600" w:hanging="360"/>
+        <w:ind w:left="3382" w:hanging="360"/>
       </w:pPr>
     </w:lvl>
     <w:lvl w:ilvl="5" w:tplc="1809001B" w:tentative="1">
@@ -686,7 +809,7 @@
       <w:lvlText w:val="%6."/>
       <w:lvlJc w:val="right"/>
       <w:pPr>
-        <w:ind w:left="4320" w:hanging="180"/>
+        <w:ind w:left="4102" w:hanging="180"/>
       </w:pPr>
     </w:lvl>
     <w:lvl w:ilvl="6" w:tplc="1809000F" w:tentative="1">
@@ -695,7 +818,7 @@
       <w:lvlText w:val="%7."/>
       <w:lvlJc w:val="left"/>
       <w:pPr>
-        <w:ind w:left="5040" w:hanging="360"/>
+        <w:ind w:left="4822" w:hanging="360"/>
       </w:pPr>
     </w:lvl>
     <w:lvl w:ilvl="7" w:tplc="18090019" w:tentative="1">
@@ -704,7 +827,7 @@
       <w:lvlText w:val="%8."/>
       <w:lvlJc w:val="left"/>
       <w:pPr>
-        <w:ind w:left="5760" w:hanging="360"/>
+        <w:ind w:left="5542" w:hanging="360"/>
       </w:pPr>
     </w:lvl>
     <w:lvl w:ilvl="8" w:tplc="1809001B" w:tentative="1">
@@ -713,7 +836,7 @@
       <w:lvlText w:val="%9."/>
       <w:lvlJc w:val="right"/>
       <w:pPr>
-        <w:ind w:left="6480" w:hanging="180"/>
+        <w:ind w:left="6262" w:hanging="180"/>
       </w:pPr>
     </w:lvl>
   </w:abstractNum>

--- a/Capstone Project 2026.docx
+++ b/Capstone Project 2026.docx
@@ -28,6 +28,19 @@
     </w:p>
     <w:p>
       <w:pPr>
+        <w:jc w:val="center"/>
+        <w:rPr>
+          <w:rFonts w:ascii="Times New Roman" w:hAnsi="Times New Roman" w:cs="Times New Roman"/>
+          <w:b/>
+          <w:bCs/>
+          <w:sz w:val="44"/>
+          <w:szCs w:val="44"/>
+          <w:u w:val="single"/>
+        </w:rPr>
+      </w:pPr>
+    </w:p>
+    <w:p>
+      <w:pPr>
         <w:rPr>
           <w:rFonts w:ascii="Times New Roman" w:hAnsi="Times New Roman" w:cs="Times New Roman"/>
           <w:b/>
@@ -57,7 +70,31 @@
         <w:rPr>
           <w:rFonts w:ascii="Times New Roman" w:hAnsi="Times New Roman" w:cs="Times New Roman"/>
         </w:rPr>
-        <w:t>This project proposes a data analytics and predictive modelling solution to support earlier recognition of possible Endometriosis. Endometriosis is a long-term complex condition, where tissue similar to the lining of the uterus grows outside the womb and into the pelvic cavity and beyond. It can cause many different symptoms including painful periods, pelvic pain and bowel and bladder symptoms, pain during intercourse, chronic fatigue and fertility problems. It affects around 1 in 10 women, although it is common diagnosis is often delayed ranging form 8-10 years on average symptoms are normalised, misunderstood or misdiagnosed due to similarities to other conditions. This creates</w:t>
+        <w:t>Endometriosis is a long-term complex condition, where tissue similar to the lining of the uterus grows outside the womb and into the pelvic cavity and beyond. It can cause many different symptoms including painful periods, pelvic pain and bowel and bladder symptoms, pain during intercourse, chronic fatigue and fertility problems. It affects around 1 in 10 women, although it is</w:t>
+      </w:r>
+      <w:r>
+        <w:rPr>
+          <w:rFonts w:ascii="Times New Roman" w:hAnsi="Times New Roman" w:cs="Times New Roman"/>
+        </w:rPr>
+        <w:t xml:space="preserve"> a</w:t>
+      </w:r>
+      <w:r>
+        <w:rPr>
+          <w:rFonts w:ascii="Times New Roman" w:hAnsi="Times New Roman" w:cs="Times New Roman"/>
+        </w:rPr>
+        <w:t xml:space="preserve"> common diagnosis is often delayed ranging f</w:t>
+      </w:r>
+      <w:r>
+        <w:rPr>
+          <w:rFonts w:ascii="Times New Roman" w:hAnsi="Times New Roman" w:cs="Times New Roman"/>
+        </w:rPr>
+        <w:t>ro</w:t>
+      </w:r>
+      <w:r>
+        <w:rPr>
+          <w:rFonts w:ascii="Times New Roman" w:hAnsi="Times New Roman" w:cs="Times New Roman"/>
+        </w:rPr>
+        <w:t>m 8-10 years on average symptoms are normalised, misunderstood or misdiagnosed due to similarities to other conditions. This creates</w:t>
       </w:r>
       <w:r>
         <w:rPr>
@@ -70,6 +107,28 @@
           <w:rFonts w:ascii="Times New Roman" w:hAnsi="Times New Roman" w:cs="Times New Roman"/>
         </w:rPr>
         <w:t xml:space="preserve"> Many women finally receive a diagnosis for the disease through invasive laparoscopic surgery, where many also have to remove the disease. Endometriosis can grow and infiltrate many other organs in and outside the pelvic region creating complex surgeries that need multi-disciplinary teams to remove the disease of each organ.</w:t>
+      </w:r>
+      <w:r>
+        <w:rPr>
+          <w:rFonts w:ascii="Times New Roman" w:hAnsi="Times New Roman" w:cs="Times New Roman"/>
+        </w:rPr>
+        <w:t xml:space="preserve"> The World Health Organization states that early diagnosis and early treatment can help reduce symptoms and improve quality of life </w:t>
+      </w:r>
+      <w:r>
+        <w:rPr>
+          <w:rFonts w:ascii="Times New Roman" w:hAnsi="Times New Roman" w:cs="Times New Roman"/>
+          <w:i/>
+          <w:iCs/>
+        </w:rPr>
+        <w:t>(World Health Organization, 2025)</w:t>
+      </w:r>
+      <w:r>
+        <w:rPr>
+          <w:rFonts w:ascii="Times New Roman" w:hAnsi="Times New Roman" w:cs="Times New Roman"/>
+          <w:i/>
+          <w:iCs/>
+        </w:rPr>
+        <w:t>.</w:t>
       </w:r>
     </w:p>
     <w:p>
@@ -82,31 +141,88 @@
         <w:rPr>
           <w:rFonts w:ascii="Times New Roman" w:hAnsi="Times New Roman" w:cs="Times New Roman"/>
         </w:rPr>
-        <w:t xml:space="preserve">The business context is to improve healthcare services. Due to the repeated appointments and care of the patients in clinics, general practices and even emergency department delaying diagnoses can upset the healthcare system and drain funds due to late referrals, multiple scans and repeated appointments with different specialists. The proposed project will investigate whether symptom </w:t>
-      </w:r>
-      <w:r>
-        <w:rPr>
-          <w:rFonts w:ascii="Times New Roman" w:hAnsi="Times New Roman" w:cs="Times New Roman"/>
-        </w:rPr>
-        <w:t>tracking,</w:t>
-      </w:r>
-      <w:r>
-        <w:rPr>
-          <w:rFonts w:ascii="Times New Roman" w:hAnsi="Times New Roman" w:cs="Times New Roman"/>
-        </w:rPr>
-        <w:t xml:space="preserve"> and patient background data could be analysed to identify patterns</w:t>
-      </w:r>
-      <w:r>
-        <w:rPr>
-          <w:rFonts w:ascii="Times New Roman" w:hAnsi="Times New Roman" w:cs="Times New Roman"/>
-        </w:rPr>
-        <w:t xml:space="preserve"> that link higher symptom burden and possible diagnostic delay. This project is not to replace clinicians or provide a medical diagnosis but to create useful evidence that could support earlier triage, better referral decisions and better patient healthcare communication.</w:t>
-      </w:r>
-      <w:r>
-        <w:rPr>
-          <w:rFonts w:ascii="Times New Roman" w:hAnsi="Times New Roman" w:cs="Times New Roman"/>
-        </w:rPr>
-        <w:t xml:space="preserve"> Earlier intervention could also prevent complex surgeries due to the disease growing and infiltration other organs as it grows.</w:t>
+        <w:t>This project will use data analytics and predictive modelling to investigate factors associated with endometriosis diagnosis</w:t>
+      </w:r>
+      <w:r>
+        <w:rPr>
+          <w:rFonts w:ascii="Times New Roman" w:hAnsi="Times New Roman" w:cs="Times New Roman"/>
+        </w:rPr>
+        <w:t xml:space="preserve">. The project will use public data from the United States National Survey of Family Growth, also known as NSFG. The NSFG collects information on reproductive health, fertility, family life, health insurance, demographics and related health conditions </w:t>
+      </w:r>
+      <w:r>
+        <w:rPr>
+          <w:rFonts w:ascii="Times New Roman" w:hAnsi="Times New Roman" w:cs="Times New Roman"/>
+          <w:i/>
+          <w:iCs/>
+        </w:rPr>
+        <w:t xml:space="preserve">(CDC, 2026a). </w:t>
+      </w:r>
+      <w:r>
+        <w:rPr>
+          <w:rFonts w:ascii="Times New Roman" w:hAnsi="Times New Roman" w:cs="Times New Roman"/>
+        </w:rPr>
+        <w:t xml:space="preserve">The project will combine </w:t>
+      </w:r>
+      <w:r>
+        <w:rPr>
+          <w:rFonts w:ascii="Times New Roman" w:hAnsi="Times New Roman" w:cs="Times New Roman"/>
+        </w:rPr>
+        <w:t xml:space="preserve">data from </w:t>
+      </w:r>
+      <w:r>
+        <w:rPr>
+          <w:rFonts w:ascii="Times New Roman" w:hAnsi="Times New Roman" w:cs="Times New Roman"/>
+        </w:rPr>
+        <w:t xml:space="preserve">the </w:t>
+      </w:r>
+      <w:r>
+        <w:rPr>
+          <w:rFonts w:ascii="Times New Roman" w:hAnsi="Times New Roman" w:cs="Times New Roman"/>
+        </w:rPr>
+        <w:t xml:space="preserve">following years </w:t>
+      </w:r>
+      <w:r>
+        <w:rPr>
+          <w:rFonts w:ascii="Times New Roman" w:hAnsi="Times New Roman" w:cs="Times New Roman"/>
+        </w:rPr>
+        <w:t>2015-2017, 2017-2019 and 2022-2023 female respondent files. Together, these files contain approximately 17,281 real observations before cleaning. If required, synthetic data generation</w:t>
+      </w:r>
+      <w:r>
+        <w:rPr>
+          <w:rFonts w:ascii="Times New Roman" w:hAnsi="Times New Roman" w:cs="Times New Roman"/>
+        </w:rPr>
+        <w:t xml:space="preserve"> </w:t>
+      </w:r>
+      <w:r>
+        <w:rPr>
+          <w:rFonts w:ascii="Times New Roman" w:hAnsi="Times New Roman" w:cs="Times New Roman"/>
+        </w:rPr>
+        <w:t>will be used to bring the</w:t>
+      </w:r>
+      <w:r>
+        <w:rPr>
+          <w:rFonts w:ascii="Times New Roman" w:hAnsi="Times New Roman" w:cs="Times New Roman"/>
+        </w:rPr>
+        <w:t xml:space="preserve"> </w:t>
+      </w:r>
+      <w:r>
+        <w:rPr>
+          <w:rFonts w:ascii="Times New Roman" w:hAnsi="Times New Roman" w:cs="Times New Roman"/>
+        </w:rPr>
+        <w:t>dataset to at least 20,000 observations.</w:t>
+      </w:r>
+    </w:p>
+    <w:p>
+      <w:pPr>
+        <w:rPr>
+          <w:rFonts w:ascii="Times New Roman" w:hAnsi="Times New Roman" w:cs="Times New Roman"/>
+        </w:rPr>
+      </w:pPr>
+      <w:r>
+        <w:rPr>
+          <w:rFonts w:ascii="Times New Roman" w:hAnsi="Times New Roman" w:cs="Times New Roman"/>
+        </w:rPr>
+        <w:t>The purpose of the project is not to diagnose endometriosis. Instead, it will explore whether reproductive health and demographic data can be used to classify whether a respondent has reported an endometriosis diagnosis. This may help healthcare services understand which factors are associated with diagnosis and where earlier recognition may be improved.</w:t>
       </w:r>
     </w:p>
     <w:p>
@@ -119,7 +235,9 @@
           <w:szCs w:val="28"/>
         </w:rPr>
       </w:pPr>
-      <w:r>
+    </w:p>
+    <w:p>
+      <w:pPr>
         <w:rPr>
           <w:rFonts w:ascii="Times New Roman" w:hAnsi="Times New Roman" w:cs="Times New Roman"/>
           <w:b/>
@@ -127,8 +245,7 @@
           <w:sz w:val="28"/>
           <w:szCs w:val="28"/>
         </w:rPr>
-        <w:t>2.</w:t>
-      </w:r>
+      </w:pPr>
       <w:r>
         <w:rPr>
           <w:rFonts w:ascii="Times New Roman" w:hAnsi="Times New Roman" w:cs="Times New Roman"/>
@@ -137,7 +254,7 @@
           <w:sz w:val="28"/>
           <w:szCs w:val="28"/>
         </w:rPr>
-        <w:t xml:space="preserve"> </w:t>
+        <w:t>2.</w:t>
       </w:r>
       <w:r>
         <w:rPr>
@@ -147,7 +264,7 @@
           <w:sz w:val="28"/>
           <w:szCs w:val="28"/>
         </w:rPr>
-        <w:t xml:space="preserve">Problem </w:t>
+        <w:t xml:space="preserve"> </w:t>
       </w:r>
       <w:r>
         <w:rPr>
@@ -157,50 +274,9 @@
           <w:sz w:val="28"/>
           <w:szCs w:val="28"/>
         </w:rPr>
-        <w:t>Definition</w:t>
-      </w:r>
-    </w:p>
-    <w:p>
-      <w:pPr>
-        <w:rPr>
-          <w:rFonts w:ascii="Times New Roman" w:hAnsi="Times New Roman" w:cs="Times New Roman"/>
-        </w:rPr>
-      </w:pPr>
-      <w:r>
-        <w:rPr>
-          <w:rFonts w:ascii="Times New Roman" w:hAnsi="Times New Roman" w:cs="Times New Roman"/>
-        </w:rPr>
-        <w:t>The main problem for Endometriosis patients is they are not always identified early enough. Symptoms are recorded overtime and not connected as a pattern. They may have different symptoms documented at each visit, but the symptoms don’t get logged together the full picture may not be connected till much later. As a result, many patients experience years of pain will waiting for referrals to different specialists or receiving an appropriate investigation.</w:t>
-      </w:r>
-    </w:p>
-    <w:p>
-      <w:pPr>
-        <w:rPr>
-          <w:rFonts w:ascii="Times New Roman" w:hAnsi="Times New Roman" w:cs="Times New Roman"/>
-        </w:rPr>
-      </w:pPr>
-      <w:r>
-        <w:rPr>
-          <w:rFonts w:ascii="Times New Roman" w:hAnsi="Times New Roman" w:cs="Times New Roman"/>
-        </w:rPr>
-        <w:t xml:space="preserve">Data analytics is a very useful tool as it can organise symptom information and highlight the patterns or trends within the data that are difficult to identify manually. Predictive modelling can be used to determine if a patient profile is associated with high symptom burden or </w:t>
-      </w:r>
-      <w:r>
-        <w:rPr>
-          <w:rFonts w:ascii="Times New Roman" w:hAnsi="Times New Roman" w:cs="Times New Roman"/>
-        </w:rPr>
-        <w:t xml:space="preserve">longer time to diagnose. These outputs could help GP’s and specialists to understand which factors are most important and if earlier intervention is useful. The business value is better use of </w:t>
-      </w:r>
-      <w:r>
-        <w:rPr>
-          <w:rFonts w:ascii="Times New Roman" w:hAnsi="Times New Roman" w:cs="Times New Roman"/>
-        </w:rPr>
-        <w:lastRenderedPageBreak/>
-        <w:t>healthcare resources, improved patient experience and stronger evidence for designing an early recognition pathway.</w:t>
-      </w:r>
-    </w:p>
-    <w:p>
-      <w:pPr>
+        <w:t xml:space="preserve">Problem </w:t>
+      </w:r>
+      <w:r>
         <w:rPr>
           <w:rFonts w:ascii="Times New Roman" w:hAnsi="Times New Roman" w:cs="Times New Roman"/>
           <w:b/>
@@ -208,8 +284,170 @@
           <w:sz w:val="28"/>
           <w:szCs w:val="28"/>
         </w:rPr>
-      </w:pPr>
-      <w:r>
+        <w:t>Definition</w:t>
+      </w:r>
+    </w:p>
+    <w:p>
+      <w:pPr>
+        <w:rPr>
+          <w:rFonts w:ascii="Times New Roman" w:hAnsi="Times New Roman" w:cs="Times New Roman"/>
+        </w:rPr>
+      </w:pPr>
+      <w:r>
+        <w:rPr>
+          <w:rFonts w:ascii="Times New Roman" w:hAnsi="Times New Roman" w:cs="Times New Roman"/>
+        </w:rPr>
+        <w:t xml:space="preserve">The business problem is that healthcare usually recognised the problem too late. </w:t>
+      </w:r>
+      <w:r>
+        <w:rPr>
+          <w:rFonts w:ascii="Times New Roman" w:hAnsi="Times New Roman" w:cs="Times New Roman"/>
+        </w:rPr>
+        <w:t xml:space="preserve">The main </w:t>
+      </w:r>
+      <w:r>
+        <w:rPr>
+          <w:rFonts w:ascii="Times New Roman" w:hAnsi="Times New Roman" w:cs="Times New Roman"/>
+        </w:rPr>
+        <w:t>reason</w:t>
+      </w:r>
+      <w:r>
+        <w:rPr>
+          <w:rFonts w:ascii="Times New Roman" w:hAnsi="Times New Roman" w:cs="Times New Roman"/>
+        </w:rPr>
+        <w:t xml:space="preserve"> for</w:t>
+      </w:r>
+      <w:r>
+        <w:rPr>
+          <w:rFonts w:ascii="Times New Roman" w:hAnsi="Times New Roman" w:cs="Times New Roman"/>
+        </w:rPr>
+        <w:t xml:space="preserve"> this is</w:t>
+      </w:r>
+      <w:r>
+        <w:rPr>
+          <w:rFonts w:ascii="Times New Roman" w:hAnsi="Times New Roman" w:cs="Times New Roman"/>
+        </w:rPr>
+        <w:t xml:space="preserve"> Endometriosis patients are not always identified early enough. Symptoms are recorded overtime and not connected as a pattern. They may have different symptoms documented at each visit, but the symptoms don’t get logged together the full picture may not </w:t>
+      </w:r>
+      <w:r>
+        <w:rPr>
+          <w:rFonts w:ascii="Times New Roman" w:hAnsi="Times New Roman" w:cs="Times New Roman"/>
+        </w:rPr>
+        <w:lastRenderedPageBreak/>
+        <w:t>be connected till much later. As a result, many patients experience years of pain will waiting for referrals to different specialists or receiving an appropriate investigation.</w:t>
+      </w:r>
+    </w:p>
+    <w:p>
+      <w:pPr>
+        <w:rPr>
+          <w:rFonts w:ascii="Times New Roman" w:hAnsi="Times New Roman" w:cs="Times New Roman"/>
+        </w:rPr>
+      </w:pPr>
+      <w:r>
+        <w:rPr>
+          <w:rFonts w:ascii="Times New Roman" w:hAnsi="Times New Roman" w:cs="Times New Roman"/>
+        </w:rPr>
+        <w:t xml:space="preserve">Data analytics is a very useful tool as it can organise symptom information and highlight the patterns or trends within the data that are difficult to identify manually. </w:t>
+      </w:r>
+      <w:r>
+        <w:rPr>
+          <w:rFonts w:ascii="Times New Roman" w:hAnsi="Times New Roman" w:cs="Times New Roman"/>
+        </w:rPr>
+        <w:t>Classification</w:t>
+      </w:r>
+      <w:r>
+        <w:rPr>
+          <w:rFonts w:ascii="Times New Roman" w:hAnsi="Times New Roman" w:cs="Times New Roman"/>
+        </w:rPr>
+        <w:t xml:space="preserve"> modelling can be used </w:t>
+      </w:r>
+      <w:r>
+        <w:rPr>
+          <w:rFonts w:ascii="Times New Roman" w:hAnsi="Times New Roman" w:cs="Times New Roman"/>
+        </w:rPr>
+        <w:t xml:space="preserve">predict if a respondent is likely to report endometriosis diagnosis based on selected features. These features may include age, health insurance, education, income group, pelvic inflammatory disease, uterine fibroids, PCOS, ovulation or menstrual problems and even infertility related variables. </w:t>
+      </w:r>
+      <w:r>
+        <w:rPr>
+          <w:rFonts w:ascii="Times New Roman" w:hAnsi="Times New Roman" w:cs="Times New Roman"/>
+        </w:rPr>
+        <w:t xml:space="preserve">These outputs could help GP’s and specialists to understand which factors are most important and if earlier intervention is useful. The business </w:t>
+      </w:r>
+      <w:r>
+        <w:rPr>
+          <w:rFonts w:ascii="Times New Roman" w:hAnsi="Times New Roman" w:cs="Times New Roman"/>
+        </w:rPr>
+        <w:t xml:space="preserve">problem could be solved by creating evidence that could help </w:t>
+      </w:r>
+      <w:r>
+        <w:rPr>
+          <w:rFonts w:ascii="Times New Roman" w:hAnsi="Times New Roman" w:cs="Times New Roman"/>
+        </w:rPr>
+        <w:t xml:space="preserve">healthcare </w:t>
+      </w:r>
+      <w:r>
+        <w:rPr>
+          <w:rFonts w:ascii="Times New Roman" w:hAnsi="Times New Roman" w:cs="Times New Roman"/>
+        </w:rPr>
+        <w:t xml:space="preserve">services. The model </w:t>
+      </w:r>
+      <w:r>
+        <w:rPr>
+          <w:rFonts w:ascii="Times New Roman" w:hAnsi="Times New Roman" w:cs="Times New Roman"/>
+        </w:rPr>
+        <w:t>itself</w:t>
+      </w:r>
+      <w:r>
+        <w:rPr>
+          <w:rFonts w:ascii="Times New Roman" w:hAnsi="Times New Roman" w:cs="Times New Roman"/>
+        </w:rPr>
+        <w:t xml:space="preserve"> does not replace medical </w:t>
+      </w:r>
+      <w:r>
+        <w:rPr>
+          <w:rFonts w:ascii="Times New Roman" w:hAnsi="Times New Roman" w:cs="Times New Roman"/>
+        </w:rPr>
+        <w:t>judgement but</w:t>
+      </w:r>
+      <w:r>
+        <w:rPr>
+          <w:rFonts w:ascii="Times New Roman" w:hAnsi="Times New Roman" w:cs="Times New Roman"/>
+        </w:rPr>
+        <w:t xml:space="preserve"> can be used to identify patients with endometriosis</w:t>
+      </w:r>
+      <w:r>
+        <w:rPr>
+          <w:rFonts w:ascii="Times New Roman" w:hAnsi="Times New Roman" w:cs="Times New Roman"/>
+        </w:rPr>
+        <w:t xml:space="preserve"> earlier </w:t>
+      </w:r>
+      <w:r>
+        <w:rPr>
+          <w:rFonts w:ascii="Times New Roman" w:hAnsi="Times New Roman" w:cs="Times New Roman"/>
+        </w:rPr>
+        <w:t>improv</w:t>
+      </w:r>
+      <w:r>
+        <w:rPr>
+          <w:rFonts w:ascii="Times New Roman" w:hAnsi="Times New Roman" w:cs="Times New Roman"/>
+        </w:rPr>
+        <w:t>ing</w:t>
+      </w:r>
+      <w:r>
+        <w:rPr>
+          <w:rFonts w:ascii="Times New Roman" w:hAnsi="Times New Roman" w:cs="Times New Roman"/>
+        </w:rPr>
+        <w:t xml:space="preserve"> patient experience </w:t>
+      </w:r>
+      <w:r>
+        <w:rPr>
+          <w:rFonts w:ascii="Times New Roman" w:hAnsi="Times New Roman" w:cs="Times New Roman"/>
+        </w:rPr>
+        <w:t>and lowering cost for healthcare services.</w:t>
+      </w:r>
+    </w:p>
+    <w:p>
+      <w:pPr>
         <w:rPr>
           <w:rFonts w:ascii="Times New Roman" w:hAnsi="Times New Roman" w:cs="Times New Roman"/>
           <w:b/>
@@ -217,9 +455,10 @@
           <w:sz w:val="28"/>
           <w:szCs w:val="28"/>
         </w:rPr>
-        <w:t xml:space="preserve">3. </w:t>
-      </w:r>
-      <w:r>
+      </w:pPr>
+    </w:p>
+    <w:p>
+      <w:pPr>
         <w:rPr>
           <w:rFonts w:ascii="Times New Roman" w:hAnsi="Times New Roman" w:cs="Times New Roman"/>
           <w:b/>
@@ -227,6 +466,25 @@
           <w:sz w:val="28"/>
           <w:szCs w:val="28"/>
         </w:rPr>
+      </w:pPr>
+      <w:r>
+        <w:rPr>
+          <w:rFonts w:ascii="Times New Roman" w:hAnsi="Times New Roman" w:cs="Times New Roman"/>
+          <w:b/>
+          <w:bCs/>
+          <w:sz w:val="28"/>
+          <w:szCs w:val="28"/>
+        </w:rPr>
+        <w:t xml:space="preserve">3. </w:t>
+      </w:r>
+      <w:r>
+        <w:rPr>
+          <w:rFonts w:ascii="Times New Roman" w:hAnsi="Times New Roman" w:cs="Times New Roman"/>
+          <w:b/>
+          <w:bCs/>
+          <w:sz w:val="28"/>
+          <w:szCs w:val="28"/>
+        </w:rPr>
         <w:t>Project Aims and Objectives</w:t>
       </w:r>
     </w:p>
@@ -248,6 +506,13 @@
         </w:rPr>
         <w:t>.</w:t>
       </w:r>
+    </w:p>
+    <w:p>
+      <w:pPr>
+        <w:rPr>
+          <w:rFonts w:ascii="Times New Roman" w:hAnsi="Times New Roman" w:cs="Times New Roman"/>
+        </w:rPr>
+      </w:pPr>
     </w:p>
     <w:p>
       <w:pPr>
@@ -325,7 +590,13 @@
         <w:rPr>
           <w:rFonts w:ascii="Times New Roman" w:hAnsi="Times New Roman" w:cs="Times New Roman"/>
         </w:rPr>
-        <w:t>To explore symptom patterns, symptom burden and patient characteristics using descriptive analytics and visualisations.</w:t>
+        <w:t xml:space="preserve">To explore </w:t>
+      </w:r>
+      <w:r>
+        <w:rPr>
+          <w:rFonts w:ascii="Times New Roman" w:hAnsi="Times New Roman" w:cs="Times New Roman"/>
+        </w:rPr>
+        <w:t>8-10 reproductive health and healthcare access features for analysis.</w:t>
       </w:r>
     </w:p>
     <w:p>
@@ -343,13 +614,25 @@
         <w:rPr>
           <w:rFonts w:ascii="Times New Roman" w:hAnsi="Times New Roman" w:cs="Times New Roman"/>
         </w:rPr>
-        <w:t xml:space="preserve">To build and evaluate predictive models that estimate high symptom burden or possible risk </w:t>
-      </w:r>
-      <w:r>
-        <w:rPr>
-          <w:rFonts w:ascii="Times New Roman" w:hAnsi="Times New Roman" w:cs="Times New Roman"/>
-        </w:rPr>
-        <w:t>of delayed recognition.</w:t>
+        <w:t xml:space="preserve">To build and evaluate </w:t>
+      </w:r>
+      <w:r>
+        <w:rPr>
+          <w:rFonts w:ascii="Times New Roman" w:hAnsi="Times New Roman" w:cs="Times New Roman"/>
+        </w:rPr>
+        <w:t xml:space="preserve">binary classification models </w:t>
+      </w:r>
+      <w:r>
+        <w:rPr>
+          <w:rFonts w:ascii="Times New Roman" w:hAnsi="Times New Roman" w:cs="Times New Roman"/>
+        </w:rPr>
+        <w:t xml:space="preserve">that </w:t>
+      </w:r>
+      <w:r>
+        <w:rPr>
+          <w:rFonts w:ascii="Times New Roman" w:hAnsi="Times New Roman" w:cs="Times New Roman"/>
+        </w:rPr>
+        <w:t>predict self-reported endometriosis diagnosis.</w:t>
       </w:r>
     </w:p>
     <w:p>
@@ -367,20 +650,162 @@
         <w:rPr>
           <w:rFonts w:ascii="Times New Roman" w:hAnsi="Times New Roman" w:cs="Times New Roman"/>
         </w:rPr>
-        <w:t>To produce a dashboard and report that explains the findings in the plain language and recommends how the insights could support referral or triage decisions.</w:t>
+        <w:t>To validate any synthetic data if the dataset size needs to be increased.</w:t>
       </w:r>
     </w:p>
     <w:p>
       <w:pPr>
-        <w:rPr>
-          <w:rFonts w:ascii="Times New Roman" w:hAnsi="Times New Roman" w:cs="Times New Roman"/>
-        </w:rPr>
-      </w:pPr>
-      <w:r>
-        <w:rPr>
-          <w:rFonts w:ascii="Times New Roman" w:hAnsi="Times New Roman" w:cs="Times New Roman"/>
-        </w:rPr>
-        <w:t>The working hypothesis is that combinations of cyclical pain, bowel and bladder symptoms, fatigue and impact on daily life can help identify patients who may require earlier review for suspected endometriosis.</w:t>
+        <w:pStyle w:val="ListParagraph"/>
+        <w:numPr>
+          <w:ilvl w:val="0"/>
+          <w:numId w:val="6"/>
+        </w:numPr>
+        <w:rPr>
+          <w:rFonts w:ascii="Times New Roman" w:hAnsi="Times New Roman" w:cs="Times New Roman"/>
+        </w:rPr>
+      </w:pPr>
+      <w:r>
+        <w:rPr>
+          <w:rFonts w:ascii="Times New Roman" w:hAnsi="Times New Roman" w:cs="Times New Roman"/>
+        </w:rPr>
+        <w:t>To pr</w:t>
+      </w:r>
+      <w:r>
+        <w:rPr>
+          <w:rFonts w:ascii="Times New Roman" w:hAnsi="Times New Roman" w:cs="Times New Roman"/>
+        </w:rPr>
+        <w:t>esent</w:t>
+      </w:r>
+      <w:r>
+        <w:rPr>
+          <w:rFonts w:ascii="Times New Roman" w:hAnsi="Times New Roman" w:cs="Times New Roman"/>
+        </w:rPr>
+        <w:t xml:space="preserve"> </w:t>
+      </w:r>
+      <w:r>
+        <w:rPr>
+          <w:rFonts w:ascii="Times New Roman" w:hAnsi="Times New Roman" w:cs="Times New Roman"/>
+        </w:rPr>
+        <w:t xml:space="preserve">results using visualisations, model evaluation </w:t>
+      </w:r>
+      <w:r>
+        <w:rPr>
+          <w:rFonts w:ascii="Times New Roman" w:hAnsi="Times New Roman" w:cs="Times New Roman"/>
+        </w:rPr>
+        <w:t>and report that explains the findings in the plain language</w:t>
+      </w:r>
+      <w:r>
+        <w:rPr>
+          <w:rFonts w:ascii="Times New Roman" w:hAnsi="Times New Roman" w:cs="Times New Roman"/>
+        </w:rPr>
+        <w:t>.</w:t>
+      </w:r>
+    </w:p>
+    <w:p>
+      <w:pPr>
+        <w:ind w:left="142"/>
+        <w:rPr>
+          <w:rFonts w:ascii="Times New Roman" w:hAnsi="Times New Roman" w:cs="Times New Roman"/>
+        </w:rPr>
+      </w:pPr>
+    </w:p>
+    <w:p>
+      <w:pPr>
+        <w:rPr>
+          <w:rFonts w:ascii="Times New Roman" w:hAnsi="Times New Roman" w:cs="Times New Roman"/>
+        </w:rPr>
+      </w:pPr>
+      <w:r>
+        <w:rPr>
+          <w:rFonts w:ascii="Times New Roman" w:hAnsi="Times New Roman" w:cs="Times New Roman"/>
+        </w:rPr>
+        <w:t xml:space="preserve">The </w:t>
+      </w:r>
+      <w:r>
+        <w:rPr>
+          <w:rFonts w:ascii="Times New Roman" w:hAnsi="Times New Roman" w:cs="Times New Roman"/>
+        </w:rPr>
+        <w:t>project</w:t>
+      </w:r>
+      <w:r>
+        <w:rPr>
+          <w:rFonts w:ascii="Times New Roman" w:hAnsi="Times New Roman" w:cs="Times New Roman"/>
+        </w:rPr>
+        <w:t xml:space="preserve"> hypothesis is that </w:t>
+      </w:r>
+      <w:r>
+        <w:rPr>
+          <w:rFonts w:ascii="Times New Roman" w:hAnsi="Times New Roman" w:cs="Times New Roman"/>
+        </w:rPr>
+        <w:t xml:space="preserve">reproductive health and demographic variables can help identify patterns associated with self-reported endometriosis diagnosis. Decreasing </w:t>
+      </w:r>
+      <w:r>
+        <w:rPr>
+          <w:rFonts w:ascii="Times New Roman" w:hAnsi="Times New Roman" w:cs="Times New Roman"/>
+        </w:rPr>
+        <w:t>patient’s</w:t>
+      </w:r>
+      <w:r>
+        <w:rPr>
+          <w:rFonts w:ascii="Times New Roman" w:hAnsi="Times New Roman" w:cs="Times New Roman"/>
+        </w:rPr>
+        <w:t xml:space="preserve"> daily symptoms</w:t>
+      </w:r>
+      <w:r>
+        <w:rPr>
+          <w:rFonts w:ascii="Times New Roman" w:hAnsi="Times New Roman" w:cs="Times New Roman"/>
+        </w:rPr>
+        <w:t xml:space="preserve"> of c</w:t>
+      </w:r>
+      <w:r>
+        <w:rPr>
+          <w:rFonts w:ascii="Times New Roman" w:hAnsi="Times New Roman" w:cs="Times New Roman"/>
+        </w:rPr>
+        <w:t>hronic pelvic</w:t>
+      </w:r>
+      <w:r>
+        <w:rPr>
+          <w:rFonts w:ascii="Times New Roman" w:hAnsi="Times New Roman" w:cs="Times New Roman"/>
+        </w:rPr>
+        <w:t xml:space="preserve"> pain, bowel and bladder symptoms, fatigue and</w:t>
+      </w:r>
+      <w:r>
+        <w:rPr>
+          <w:rFonts w:ascii="Times New Roman" w:hAnsi="Times New Roman" w:cs="Times New Roman"/>
+        </w:rPr>
+        <w:t xml:space="preserve"> the mental</w:t>
+      </w:r>
+      <w:r>
+        <w:rPr>
+          <w:rFonts w:ascii="Times New Roman" w:hAnsi="Times New Roman" w:cs="Times New Roman"/>
+        </w:rPr>
+        <w:t xml:space="preserve"> impact on daily life can help identif</w:t>
+      </w:r>
+      <w:r>
+        <w:rPr>
+          <w:rFonts w:ascii="Times New Roman" w:hAnsi="Times New Roman" w:cs="Times New Roman"/>
+        </w:rPr>
+        <w:t>y that pattern and eliminate the misdiagnosis and delay of diagnosis</w:t>
+      </w:r>
+      <w:r>
+        <w:rPr>
+          <w:rFonts w:ascii="Times New Roman" w:hAnsi="Times New Roman" w:cs="Times New Roman"/>
+        </w:rPr>
+        <w:t xml:space="preserve"> </w:t>
+      </w:r>
+      <w:r>
+        <w:rPr>
+          <w:rFonts w:ascii="Times New Roman" w:hAnsi="Times New Roman" w:cs="Times New Roman"/>
+          <w:i/>
+          <w:iCs/>
+        </w:rPr>
+        <w:t>(ESHRE, 2022)</w:t>
+      </w:r>
+      <w:r>
+        <w:rPr>
+          <w:rFonts w:ascii="Times New Roman" w:hAnsi="Times New Roman" w:cs="Times New Roman"/>
+        </w:rPr>
+        <w:t>.</w:t>
       </w:r>
     </w:p>
     <w:p>
@@ -393,7 +818,9 @@
           <w:szCs w:val="28"/>
         </w:rPr>
       </w:pPr>
-      <w:r>
+    </w:p>
+    <w:p>
+      <w:pPr>
         <w:rPr>
           <w:rFonts w:ascii="Times New Roman" w:hAnsi="Times New Roman" w:cs="Times New Roman"/>
           <w:b/>
@@ -401,21 +828,7 @@
           <w:sz w:val="28"/>
           <w:szCs w:val="28"/>
         </w:rPr>
-        <w:t>4. Scope</w:t>
-      </w:r>
-    </w:p>
-    <w:p>
-      <w:pPr>
-        <w:rPr>
-          <w:rFonts w:ascii="Times New Roman" w:hAnsi="Times New Roman" w:cs="Times New Roman"/>
-        </w:rPr>
-      </w:pPr>
-      <w:r>
-        <w:rPr>
-          <w:rFonts w:ascii="Times New Roman" w:hAnsi="Times New Roman" w:cs="Times New Roman"/>
-        </w:rPr>
-        <w:t>This project will include data cleaning, exploratory analysis, feature engineering, predictive modelling, evaluation and visual presentation of results. It will focus on symptom patterns and decision support for earlier recognition. It will focus on model development, evaluation, dashboard development and final reporting. This project will not include clinical testing, collection of identifiable medical records and use of sensitive personal data without approval. If additional data is needed later synthetic generated data will be used and verified to be correct before analysis.</w:t>
-      </w:r>
+      </w:pPr>
     </w:p>
     <w:p>
       <w:pPr>
@@ -427,7 +840,9 @@
           <w:szCs w:val="28"/>
         </w:rPr>
       </w:pPr>
-      <w:r>
+    </w:p>
+    <w:p>
+      <w:pPr>
         <w:rPr>
           <w:rFonts w:ascii="Times New Roman" w:hAnsi="Times New Roman" w:cs="Times New Roman"/>
           <w:b/>
@@ -435,8 +850,7 @@
           <w:sz w:val="28"/>
           <w:szCs w:val="28"/>
         </w:rPr>
-        <w:t>5.</w:t>
-      </w:r>
+      </w:pPr>
       <w:r>
         <w:rPr>
           <w:rFonts w:ascii="Times New Roman" w:hAnsi="Times New Roman" w:cs="Times New Roman"/>
@@ -445,9 +859,167 @@
           <w:sz w:val="28"/>
           <w:szCs w:val="28"/>
         </w:rPr>
+        <w:t>4. Scope</w:t>
+      </w:r>
+    </w:p>
+    <w:p>
+      <w:pPr>
+        <w:rPr>
+          <w:rFonts w:ascii="Times New Roman" w:hAnsi="Times New Roman" w:cs="Times New Roman"/>
+        </w:rPr>
+      </w:pPr>
+      <w:r>
+        <w:rPr>
+          <w:rFonts w:ascii="Times New Roman" w:hAnsi="Times New Roman" w:cs="Times New Roman"/>
+        </w:rPr>
+        <w:t>This project will include</w:t>
+      </w:r>
+      <w:r>
+        <w:rPr>
+          <w:rFonts w:ascii="Times New Roman" w:hAnsi="Times New Roman" w:cs="Times New Roman"/>
+        </w:rPr>
+        <w:t xml:space="preserve"> data sourcing,</w:t>
+      </w:r>
+      <w:r>
+        <w:rPr>
+          <w:rFonts w:ascii="Times New Roman" w:hAnsi="Times New Roman" w:cs="Times New Roman"/>
+        </w:rPr>
+        <w:t xml:space="preserve"> data cleaning, exploratory </w:t>
+      </w:r>
+      <w:r>
+        <w:rPr>
+          <w:rFonts w:ascii="Times New Roman" w:hAnsi="Times New Roman" w:cs="Times New Roman"/>
+        </w:rPr>
+        <w:t xml:space="preserve">data </w:t>
+      </w:r>
+      <w:r>
+        <w:rPr>
+          <w:rFonts w:ascii="Times New Roman" w:hAnsi="Times New Roman" w:cs="Times New Roman"/>
+        </w:rPr>
+        <w:t xml:space="preserve">analysis, feature </w:t>
+      </w:r>
+      <w:r>
+        <w:rPr>
+          <w:rFonts w:ascii="Times New Roman" w:hAnsi="Times New Roman" w:cs="Times New Roman"/>
+        </w:rPr>
+        <w:t>selection</w:t>
+      </w:r>
+      <w:r>
+        <w:rPr>
+          <w:rFonts w:ascii="Times New Roman" w:hAnsi="Times New Roman" w:cs="Times New Roman"/>
+        </w:rPr>
+        <w:t xml:space="preserve">, </w:t>
+      </w:r>
+      <w:r>
+        <w:rPr>
+          <w:rFonts w:ascii="Times New Roman" w:hAnsi="Times New Roman" w:cs="Times New Roman"/>
+        </w:rPr>
+        <w:t>classification</w:t>
+      </w:r>
+      <w:r>
+        <w:rPr>
+          <w:rFonts w:ascii="Times New Roman" w:hAnsi="Times New Roman" w:cs="Times New Roman"/>
+        </w:rPr>
+        <w:t xml:space="preserve"> modelling, </w:t>
+      </w:r>
+      <w:r>
+        <w:rPr>
+          <w:rFonts w:ascii="Times New Roman" w:hAnsi="Times New Roman" w:cs="Times New Roman"/>
+        </w:rPr>
+        <w:t xml:space="preserve">model </w:t>
+      </w:r>
+      <w:r>
+        <w:rPr>
+          <w:rFonts w:ascii="Times New Roman" w:hAnsi="Times New Roman" w:cs="Times New Roman"/>
+        </w:rPr>
+        <w:t xml:space="preserve">evaluation and visual presentation of results. It will focus on </w:t>
+      </w:r>
+      <w:r>
+        <w:rPr>
+          <w:rFonts w:ascii="Times New Roman" w:hAnsi="Times New Roman" w:cs="Times New Roman"/>
+        </w:rPr>
+        <w:t>identifying</w:t>
+      </w:r>
+      <w:r>
+        <w:rPr>
+          <w:rFonts w:ascii="Times New Roman" w:hAnsi="Times New Roman" w:cs="Times New Roman"/>
+        </w:rPr>
+        <w:t xml:space="preserve"> patterns </w:t>
+      </w:r>
+      <w:r>
+        <w:rPr>
+          <w:rFonts w:ascii="Times New Roman" w:hAnsi="Times New Roman" w:cs="Times New Roman"/>
+        </w:rPr>
+        <w:t>linked to endometriosis</w:t>
+      </w:r>
+      <w:r>
+        <w:rPr>
+          <w:rFonts w:ascii="Times New Roman" w:hAnsi="Times New Roman" w:cs="Times New Roman"/>
+        </w:rPr>
+        <w:t xml:space="preserve"> for earlier recognition. This project will not </w:t>
+      </w:r>
+      <w:r>
+        <w:rPr>
+          <w:rFonts w:ascii="Times New Roman" w:hAnsi="Times New Roman" w:cs="Times New Roman"/>
+        </w:rPr>
+        <w:t xml:space="preserve">diagnose endometriosis or </w:t>
+      </w:r>
+      <w:r>
+        <w:rPr>
+          <w:rFonts w:ascii="Times New Roman" w:hAnsi="Times New Roman" w:cs="Times New Roman"/>
+        </w:rPr>
+        <w:t xml:space="preserve">include clinical testing, collection of identifiable medical records and use of sensitive personal data without approval. </w:t>
+      </w:r>
+      <w:r>
+        <w:rPr>
+          <w:rFonts w:ascii="Times New Roman" w:hAnsi="Times New Roman" w:cs="Times New Roman"/>
+        </w:rPr>
+        <w:t>I</w:t>
+      </w:r>
+      <w:r>
+        <w:rPr>
+          <w:rFonts w:ascii="Times New Roman" w:hAnsi="Times New Roman" w:cs="Times New Roman"/>
+        </w:rPr>
+        <w:t>t will use public health survey data that is de-identified. The real dataset contains approximately 17,281 observations before cleaning. This is combined data from respondent files over the year 2015-2017, 2017-2019, and 2022-2023</w:t>
+      </w:r>
+      <w:r>
+        <w:rPr>
+          <w:rFonts w:ascii="Times New Roman" w:hAnsi="Times New Roman" w:cs="Times New Roman"/>
+          <w:i/>
+          <w:iCs/>
+        </w:rPr>
+        <w:t>(CDC, 2017; CDC, 2020; CDC, 2024)</w:t>
+      </w:r>
+      <w:r>
+        <w:rPr>
+          <w:rFonts w:ascii="Times New Roman" w:hAnsi="Times New Roman" w:cs="Times New Roman"/>
+          <w:i/>
+          <w:iCs/>
+        </w:rPr>
+        <w:t>.</w:t>
+      </w:r>
+      <w:r>
+        <w:rPr>
+          <w:rFonts w:ascii="Times New Roman" w:hAnsi="Times New Roman" w:cs="Times New Roman"/>
+        </w:rPr>
         <w:t xml:space="preserve"> </w:t>
       </w:r>
       <w:r>
+        <w:rPr>
+          <w:rFonts w:ascii="Times New Roman" w:hAnsi="Times New Roman" w:cs="Times New Roman"/>
+        </w:rPr>
+        <w:t>If additional data is needed later synthetic generated data will be used and verified to be correct before analysis.</w:t>
+      </w:r>
+    </w:p>
+    <w:p>
+      <w:pPr>
+        <w:rPr>
+          <w:rFonts w:ascii="Times New Roman" w:hAnsi="Times New Roman" w:cs="Times New Roman"/>
+        </w:rPr>
+      </w:pPr>
+    </w:p>
+    <w:p>
+      <w:pPr>
         <w:rPr>
           <w:rFonts w:ascii="Times New Roman" w:hAnsi="Times New Roman" w:cs="Times New Roman"/>
           <w:b/>
@@ -455,6 +1027,35 @@
           <w:sz w:val="28"/>
           <w:szCs w:val="28"/>
         </w:rPr>
+      </w:pPr>
+      <w:r>
+        <w:rPr>
+          <w:rFonts w:ascii="Times New Roman" w:hAnsi="Times New Roman" w:cs="Times New Roman"/>
+          <w:b/>
+          <w:bCs/>
+          <w:sz w:val="28"/>
+          <w:szCs w:val="28"/>
+        </w:rPr>
+        <w:t>5.</w:t>
+      </w:r>
+      <w:r>
+        <w:rPr>
+          <w:rFonts w:ascii="Times New Roman" w:hAnsi="Times New Roman" w:cs="Times New Roman"/>
+          <w:b/>
+          <w:bCs/>
+          <w:sz w:val="28"/>
+          <w:szCs w:val="28"/>
+        </w:rPr>
+        <w:t xml:space="preserve"> </w:t>
+      </w:r>
+      <w:r>
+        <w:rPr>
+          <w:rFonts w:ascii="Times New Roman" w:hAnsi="Times New Roman" w:cs="Times New Roman"/>
+          <w:b/>
+          <w:bCs/>
+          <w:sz w:val="28"/>
+          <w:szCs w:val="28"/>
+        </w:rPr>
         <w:t>Methodology</w:t>
       </w:r>
     </w:p>
@@ -487,32 +1088,23 @@
         <w:rPr>
           <w:rFonts w:ascii="Times New Roman" w:hAnsi="Times New Roman" w:cs="Times New Roman"/>
         </w:rPr>
-        <w:t>The initial analysis will examine the dataset for missing values, variable types, symptom frequency, symptom co-occurrence and changes in the symptoms over time. Feature engineering may include pain frequency measures, symptom count</w:t>
-      </w:r>
-      <w:r>
-        <w:rPr>
-          <w:rFonts w:ascii="Times New Roman" w:hAnsi="Times New Roman" w:cs="Times New Roman"/>
-        </w:rPr>
-        <w:t xml:space="preserve"> variables, daily burden </w:t>
-      </w:r>
-      <w:r>
-        <w:rPr>
-          <w:rFonts w:ascii="Times New Roman" w:hAnsi="Times New Roman" w:cs="Times New Roman"/>
-        </w:rPr>
-        <w:lastRenderedPageBreak/>
-        <w:t xml:space="preserve">scores and grouped symptom categories. If the dataset supports a clear target variable, supervised learning methods such as logistic regression and random forest could be used. If the target is continuous, regression models may also be used. If a diagnosis-delay target is not available will model high symptom burden and use clustering to identify </w:t>
-      </w:r>
-      <w:r>
-        <w:rPr>
-          <w:rFonts w:ascii="Times New Roman" w:hAnsi="Times New Roman" w:cs="Times New Roman"/>
-        </w:rPr>
-        <w:t>patient’s</w:t>
-      </w:r>
-      <w:r>
-        <w:rPr>
-          <w:rFonts w:ascii="Times New Roman" w:hAnsi="Times New Roman" w:cs="Times New Roman"/>
-        </w:rPr>
-        <w:t xml:space="preserve"> symptom profiles.</w:t>
+        <w:t xml:space="preserve">The target variable will be ENDO to determine whether the respondents have ever been diagnosed with endometriosis. The project is a binary classification task where we endometriosis diagnosis is either yes or no. The NSFG codebook shows that the ENDO variable includes responses from the respondents if they have an endometriosis diagnosis </w:t>
+      </w:r>
+      <w:r>
+        <w:rPr>
+          <w:rFonts w:ascii="Times New Roman" w:hAnsi="Times New Roman" w:cs="Times New Roman"/>
+          <w:i/>
+          <w:iCs/>
+        </w:rPr>
+        <w:t>(CDC, 2024)</w:t>
+      </w:r>
+      <w:r>
+        <w:rPr>
+          <w:rFonts w:ascii="Times New Roman" w:hAnsi="Times New Roman" w:cs="Times New Roman"/>
+          <w:i/>
+          <w:iCs/>
+        </w:rPr>
+        <w:t>.</w:t>
       </w:r>
     </w:p>
     <w:p>
@@ -525,20 +1117,459 @@
         <w:rPr>
           <w:rFonts w:ascii="Times New Roman" w:hAnsi="Times New Roman" w:cs="Times New Roman"/>
         </w:rPr>
-        <w:t>Model performance</w:t>
-      </w:r>
-      <w:r>
-        <w:rPr>
-          <w:rFonts w:ascii="Times New Roman" w:hAnsi="Times New Roman" w:cs="Times New Roman"/>
-        </w:rPr>
-        <w:t xml:space="preserve"> will be evaluated using the appropriate measures once the model is decided depending on the target variable for example accuracy or mean absolute error etc. Recall is very important as the project will identify people who may need earlier attention. Model explainability </w:t>
-      </w:r>
-      <w:r>
-        <w:rPr>
-          <w:rFonts w:ascii="Times New Roman" w:hAnsi="Times New Roman" w:cs="Times New Roman"/>
-        </w:rPr>
-        <w:t>will be explained through feature importance so the output is understandable and not treated as a black box. The modelling work will compare a simple baseline model with more advanced models. This is important because complex models are only useful it give a clear improvement and can be explained to the healthcare audience. The final recommendation will consider both predictive performance and practical usefulness, for example if a slightly less accurate model may be more suitable if it easier to explain, less likely to overfit and more realistic for service to use.</w:t>
-      </w:r>
+        <w:t>The features include age, race or ethnicity, education level, poverty or income category, health insurance status, pelvic inflammatory disease history, uterine fibroids diagnosis, PCOS diagnosis, ovulation or menstrual problems, and infertility related variables. These features are import as they relate to reproductive health, access to care and the conditions that endometriosis is misdiagnosed for.</w:t>
+      </w:r>
+    </w:p>
+    <w:p>
+      <w:pPr>
+        <w:rPr>
+          <w:rFonts w:ascii="Times New Roman" w:hAnsi="Times New Roman" w:cs="Times New Roman"/>
+        </w:rPr>
+      </w:pPr>
+      <w:r>
+        <w:rPr>
+          <w:rFonts w:ascii="Times New Roman" w:hAnsi="Times New Roman" w:cs="Times New Roman"/>
+        </w:rPr>
+        <w:t xml:space="preserve">This analysis will test classification models such as logistic regression, decision tree, and random forest. The models will be compared using evaluation metrics such as accuracy, precision, recall etc. Recall is especially important in this project because the business problem is linked to missed or delayed recognition. Interpretability and Feature Selection will contribute to show which variables contribute most to classification results. </w:t>
+      </w:r>
+    </w:p>
+    <w:p>
+      <w:pPr>
+        <w:rPr>
+          <w:rFonts w:ascii="Times New Roman" w:hAnsi="Times New Roman" w:cs="Times New Roman"/>
+        </w:rPr>
+      </w:pPr>
+    </w:p>
+    <w:p>
+      <w:pPr>
+        <w:rPr>
+          <w:rFonts w:ascii="Times New Roman" w:hAnsi="Times New Roman" w:cs="Times New Roman"/>
+        </w:rPr>
+      </w:pPr>
+    </w:p>
+    <w:p>
+      <w:pPr>
+        <w:rPr>
+          <w:rFonts w:ascii="Times New Roman" w:hAnsi="Times New Roman" w:cs="Times New Roman"/>
+        </w:rPr>
+      </w:pPr>
+    </w:p>
+    <w:p>
+      <w:pPr>
+        <w:pStyle w:val="ListParagraph"/>
+        <w:numPr>
+          <w:ilvl w:val="0"/>
+          <w:numId w:val="8"/>
+        </w:numPr>
+        <w:rPr>
+          <w:rFonts w:ascii="Times New Roman" w:hAnsi="Times New Roman" w:cs="Times New Roman"/>
+          <w:b/>
+          <w:bCs/>
+          <w:sz w:val="28"/>
+          <w:szCs w:val="28"/>
+        </w:rPr>
+      </w:pPr>
+      <w:r>
+        <w:rPr>
+          <w:rFonts w:ascii="Times New Roman" w:hAnsi="Times New Roman" w:cs="Times New Roman"/>
+          <w:b/>
+          <w:bCs/>
+          <w:sz w:val="28"/>
+          <w:szCs w:val="28"/>
+        </w:rPr>
+        <w:lastRenderedPageBreak/>
+        <w:t>Architecture</w:t>
+      </w:r>
+    </w:p>
+    <w:p>
+      <w:pPr>
+        <w:rPr>
+          <w:rFonts w:ascii="Times New Roman" w:hAnsi="Times New Roman" w:cs="Times New Roman"/>
+        </w:rPr>
+      </w:pPr>
+      <w:r>
+        <w:rPr>
+          <w:rFonts w:ascii="Times New Roman" w:hAnsi="Times New Roman" w:cs="Times New Roman"/>
+        </w:rPr>
+        <w:t>This proposed workflow for this project is as fol</w:t>
+      </w:r>
+      <w:r>
+        <w:rPr>
+          <w:rFonts w:ascii="Times New Roman" w:hAnsi="Times New Roman" w:cs="Times New Roman"/>
+        </w:rPr>
+        <w:t>lows:</w:t>
+      </w:r>
+    </w:p>
+    <w:p>
+      <w:pPr>
+        <w:rPr>
+          <w:rFonts w:ascii="Times New Roman" w:hAnsi="Times New Roman" w:cs="Times New Roman"/>
+        </w:rPr>
+      </w:pPr>
+    </w:p>
+    <w:p>
+      <w:pPr>
+        <w:rPr>
+          <w:rFonts w:ascii="Times New Roman" w:hAnsi="Times New Roman" w:cs="Times New Roman"/>
+        </w:rPr>
+      </w:pPr>
+      <w:r>
+        <w:rPr>
+          <w:rFonts w:ascii="Times New Roman" w:hAnsi="Times New Roman" w:cs="Times New Roman"/>
+          <w:noProof/>
+        </w:rPr>
+        <w:drawing>
+          <wp:inline distT="0" distB="0" distL="0" distR="0" wp14:anchorId="055A4F06" wp14:editId="337CEC15">
+            <wp:extent cx="5966460" cy="2118360"/>
+            <wp:effectExtent l="0" t="0" r="0" b="0"/>
+            <wp:docPr id="1694375004" name="Diagram 1"/>
+            <wp:cNvGraphicFramePr/>
+            <a:graphic xmlns:a="http://schemas.openxmlformats.org/drawingml/2006/main">
+              <a:graphicData uri="http://schemas.openxmlformats.org/drawingml/2006/diagram">
+                <dgm:relIds xmlns:dgm="http://schemas.openxmlformats.org/drawingml/2006/diagram" xmlns:r="http://schemas.openxmlformats.org/officeDocument/2006/relationships" r:dm="rId6" r:lo="rId7" r:qs="rId8" r:cs="rId9"/>
+              </a:graphicData>
+            </a:graphic>
+          </wp:inline>
+        </w:drawing>
+      </w:r>
+    </w:p>
+    <w:p>
+      <w:pPr>
+        <w:rPr>
+          <w:rFonts w:ascii="Times New Roman" w:hAnsi="Times New Roman" w:cs="Times New Roman"/>
+          <w:sz w:val="16"/>
+          <w:szCs w:val="16"/>
+        </w:rPr>
+      </w:pPr>
+      <w:r>
+        <w:rPr>
+          <w:rFonts w:ascii="Times New Roman" w:hAnsi="Times New Roman" w:cs="Times New Roman"/>
+          <w:sz w:val="16"/>
+          <w:szCs w:val="16"/>
+        </w:rPr>
+        <w:t xml:space="preserve">Figure </w:t>
+      </w:r>
+      <w:r>
+        <w:rPr>
+          <w:rFonts w:ascii="Times New Roman" w:hAnsi="Times New Roman" w:cs="Times New Roman"/>
+          <w:sz w:val="16"/>
+          <w:szCs w:val="16"/>
+        </w:rPr>
+        <w:fldChar w:fldCharType="begin"/>
+      </w:r>
+      <w:r>
+        <w:rPr>
+          <w:rFonts w:ascii="Times New Roman" w:hAnsi="Times New Roman" w:cs="Times New Roman"/>
+          <w:sz w:val="16"/>
+          <w:szCs w:val="16"/>
+        </w:rPr>
+        <w:instrText xml:space="preserve"> SEQ Figure \* ARABIC </w:instrText>
+      </w:r>
+      <w:r>
+        <w:rPr>
+          <w:rFonts w:ascii="Times New Roman" w:hAnsi="Times New Roman" w:cs="Times New Roman"/>
+          <w:sz w:val="16"/>
+          <w:szCs w:val="16"/>
+        </w:rPr>
+        <w:fldChar w:fldCharType="separate"/>
+      </w:r>
+      <w:r>
+        <w:rPr>
+          <w:rFonts w:ascii="Times New Roman" w:hAnsi="Times New Roman" w:cs="Times New Roman"/>
+          <w:noProof/>
+          <w:sz w:val="16"/>
+          <w:szCs w:val="16"/>
+        </w:rPr>
+        <w:t>1</w:t>
+      </w:r>
+      <w:r>
+        <w:rPr>
+          <w:rFonts w:ascii="Times New Roman" w:hAnsi="Times New Roman" w:cs="Times New Roman"/>
+          <w:sz w:val="16"/>
+          <w:szCs w:val="16"/>
+        </w:rPr>
+        <w:fldChar w:fldCharType="end"/>
+      </w:r>
+      <w:r>
+        <w:rPr>
+          <w:rFonts w:ascii="Times New Roman" w:hAnsi="Times New Roman" w:cs="Times New Roman"/>
+          <w:sz w:val="16"/>
+          <w:szCs w:val="16"/>
+        </w:rPr>
+        <w:t>: Proposed project architecture showing how endometriosis symptom data will be cleaned, analysed, modelled and presented through a dashboard for decision support.</w:t>
+      </w:r>
+    </w:p>
+    <w:p>
+      <w:pPr>
+        <w:rPr>
+          <w:rFonts w:ascii="Times New Roman" w:hAnsi="Times New Roman" w:cs="Times New Roman"/>
+          <w:b/>
+          <w:bCs/>
+          <w:sz w:val="28"/>
+          <w:szCs w:val="28"/>
+        </w:rPr>
+      </w:pPr>
+    </w:p>
+    <w:p>
+      <w:pPr>
+        <w:rPr>
+          <w:rFonts w:ascii="Times New Roman" w:hAnsi="Times New Roman" w:cs="Times New Roman"/>
+        </w:rPr>
+      </w:pPr>
+      <w:r>
+        <w:rPr>
+          <w:rFonts w:ascii="Times New Roman" w:hAnsi="Times New Roman" w:cs="Times New Roman"/>
+        </w:rPr>
+        <w:t xml:space="preserve">This architecture shows how the project will move from the public </w:t>
+      </w:r>
+      <w:r>
+        <w:rPr>
+          <w:rFonts w:ascii="Times New Roman" w:hAnsi="Times New Roman" w:cs="Times New Roman"/>
+        </w:rPr>
+        <w:t>data to cleaned and combined data, analysed, modelled and evaluated. If synthetic data is used, it will be validated before modelling. The final output will include models’ performance results, visualisation and business recommendations.</w:t>
+      </w:r>
+    </w:p>
+    <w:p>
+      <w:pPr>
+        <w:rPr>
+          <w:rFonts w:ascii="Times New Roman" w:hAnsi="Times New Roman" w:cs="Times New Roman"/>
+        </w:rPr>
+      </w:pPr>
+    </w:p>
+    <w:p>
+      <w:pPr>
+        <w:rPr>
+          <w:rFonts w:ascii="Times New Roman" w:hAnsi="Times New Roman" w:cs="Times New Roman"/>
+          <w:b/>
+          <w:bCs/>
+          <w:sz w:val="28"/>
+          <w:szCs w:val="28"/>
+        </w:rPr>
+      </w:pPr>
+      <w:r>
+        <w:rPr>
+          <w:rFonts w:ascii="Times New Roman" w:hAnsi="Times New Roman" w:cs="Times New Roman"/>
+          <w:b/>
+          <w:bCs/>
+          <w:sz w:val="28"/>
+          <w:szCs w:val="28"/>
+        </w:rPr>
+        <w:t>Data Sources</w:t>
+      </w:r>
+    </w:p>
+    <w:p>
+      <w:pPr>
+        <w:rPr>
+          <w:rFonts w:ascii="Times New Roman" w:hAnsi="Times New Roman" w:cs="Times New Roman"/>
+          <w:i/>
+          <w:iCs/>
+        </w:rPr>
+      </w:pPr>
+      <w:r>
+        <w:rPr>
+          <w:rFonts w:ascii="Times New Roman" w:hAnsi="Times New Roman" w:cs="Times New Roman"/>
+        </w:rPr>
+        <w:t xml:space="preserve">The data sources will be a combination of the following datasets from </w:t>
+      </w:r>
+      <w:r>
+        <w:rPr>
+          <w:rFonts w:ascii="Times New Roman" w:hAnsi="Times New Roman" w:cs="Times New Roman"/>
+        </w:rPr>
+        <w:t xml:space="preserve">CDC National Survey of Family Growth female respondent files. The project will use 2015-2017(5,554 observations), 2017-2019(6,141 observations) and 2022-2023(5,586 observations). Altogether it is 17,281 before cleaning and includes the necessary features of women’s reproductive health and endometriosis diagnosis variable. The CDC explains that the data is used for studying on fertility, family life, reproductive health and health service needs </w:t>
+      </w:r>
+      <w:r>
+        <w:rPr>
+          <w:rFonts w:ascii="Times New Roman" w:hAnsi="Times New Roman" w:cs="Times New Roman"/>
+          <w:i/>
+          <w:iCs/>
+        </w:rPr>
+        <w:t>(CDC, 2026a).</w:t>
+      </w:r>
+    </w:p>
+    <w:p>
+      <w:r>
+        <w:rPr>
+          <w:rFonts w:ascii="Times New Roman" w:hAnsi="Times New Roman" w:cs="Times New Roman"/>
+        </w:rPr>
+        <w:t xml:space="preserve">Additional sources WHO, NICE, and ESHRE are used for guidance and support the health background of the problem. NICE states delayed diagnosis can impact quality of life and recommends clear processes for diagnosis and management </w:t>
+      </w:r>
+      <w:r>
+        <w:rPr>
+          <w:rFonts w:ascii="Times New Roman" w:hAnsi="Times New Roman" w:cs="Times New Roman"/>
+          <w:i/>
+          <w:iCs/>
+        </w:rPr>
+        <w:t>(NICE, 2024).</w:t>
+      </w:r>
+      <w:r>
+        <w:rPr>
+          <w:rFonts w:ascii="Times New Roman" w:hAnsi="Times New Roman" w:cs="Times New Roman"/>
+          <w:i/>
+          <w:iCs/>
+        </w:rPr>
+        <w:t xml:space="preserve"> </w:t>
+      </w:r>
+      <w:r>
+        <w:rPr>
+          <w:rFonts w:ascii="Times New Roman" w:hAnsi="Times New Roman" w:cs="Times New Roman"/>
+        </w:rPr>
+        <w:t>ESHRE</w:t>
+      </w:r>
+      <w:r>
+        <w:rPr>
+          <w:rFonts w:ascii="Times New Roman" w:hAnsi="Times New Roman" w:cs="Times New Roman"/>
+        </w:rPr>
+        <w:t xml:space="preserve"> recognises the symptoms such as painful periods, pelvic pain, painful intercourse, bowel and bladder symptoms as well as fatigue and infertility due to suspected endometriosis </w:t>
+      </w:r>
+      <w:r>
+        <w:rPr>
+          <w:rFonts w:ascii="Times New Roman" w:hAnsi="Times New Roman" w:cs="Times New Roman"/>
+          <w:i/>
+          <w:iCs/>
+        </w:rPr>
+        <w:t>(ESHRE, 2022)</w:t>
+      </w:r>
+      <w:r>
+        <w:rPr>
+          <w:rFonts w:ascii="Times New Roman" w:hAnsi="Times New Roman" w:cs="Times New Roman"/>
+          <w:i/>
+          <w:iCs/>
+        </w:rPr>
+        <w:t>.</w:t>
+      </w:r>
+    </w:p>
+    <w:p>
+      <w:pPr>
+        <w:rPr>
+          <w:rFonts w:ascii="Times New Roman" w:hAnsi="Times New Roman" w:cs="Times New Roman"/>
+        </w:rPr>
+      </w:pPr>
+    </w:p>
+    <w:p>
+      <w:pPr>
+        <w:rPr>
+          <w:rFonts w:ascii="Times New Roman" w:hAnsi="Times New Roman" w:cs="Times New Roman"/>
+        </w:rPr>
+      </w:pPr>
+    </w:p>
+    <w:p>
+      <w:pPr>
+        <w:rPr>
+          <w:rFonts w:ascii="Times New Roman" w:hAnsi="Times New Roman" w:cs="Times New Roman"/>
+        </w:rPr>
+      </w:pPr>
+    </w:p>
+    <w:p>
+      <w:pPr>
+        <w:rPr>
+          <w:rFonts w:ascii="Times New Roman" w:hAnsi="Times New Roman" w:cs="Times New Roman"/>
+        </w:rPr>
+      </w:pPr>
+    </w:p>
+    <w:p>
+      <w:pPr>
+        <w:rPr>
+          <w:rFonts w:ascii="Times New Roman" w:hAnsi="Times New Roman" w:cs="Times New Roman"/>
+        </w:rPr>
+      </w:pPr>
+    </w:p>
+    <w:p>
+      <w:pPr>
+        <w:rPr>
+          <w:rFonts w:ascii="Times New Roman" w:hAnsi="Times New Roman" w:cs="Times New Roman"/>
+        </w:rPr>
+      </w:pPr>
+    </w:p>
+    <w:p>
+      <w:pPr>
+        <w:rPr>
+          <w:rFonts w:ascii="Times New Roman" w:hAnsi="Times New Roman" w:cs="Times New Roman"/>
+        </w:rPr>
+      </w:pPr>
+    </w:p>
+    <w:p>
+      <w:pPr>
+        <w:rPr>
+          <w:rFonts w:ascii="Times New Roman" w:hAnsi="Times New Roman" w:cs="Times New Roman"/>
+        </w:rPr>
+      </w:pPr>
+    </w:p>
+    <w:p>
+      <w:pPr>
+        <w:rPr>
+          <w:rFonts w:ascii="Times New Roman" w:hAnsi="Times New Roman" w:cs="Times New Roman"/>
+        </w:rPr>
+      </w:pPr>
+    </w:p>
+    <w:p>
+      <w:pPr>
+        <w:rPr>
+          <w:rFonts w:ascii="Times New Roman" w:hAnsi="Times New Roman" w:cs="Times New Roman"/>
+        </w:rPr>
+      </w:pPr>
+    </w:p>
+    <w:p>
+      <w:pPr>
+        <w:rPr>
+          <w:rFonts w:ascii="Times New Roman" w:hAnsi="Times New Roman" w:cs="Times New Roman"/>
+        </w:rPr>
+      </w:pPr>
+    </w:p>
+    <w:p>
+      <w:pPr>
+        <w:rPr>
+          <w:rFonts w:ascii="Times New Roman" w:hAnsi="Times New Roman" w:cs="Times New Roman"/>
+        </w:rPr>
+      </w:pPr>
+    </w:p>
+    <w:p>
+      <w:pPr>
+        <w:rPr>
+          <w:rFonts w:ascii="Times New Roman" w:hAnsi="Times New Roman" w:cs="Times New Roman"/>
+        </w:rPr>
+      </w:pPr>
+    </w:p>
+    <w:p>
+      <w:pPr>
+        <w:rPr>
+          <w:rFonts w:ascii="Times New Roman" w:hAnsi="Times New Roman" w:cs="Times New Roman"/>
+        </w:rPr>
+      </w:pPr>
+    </w:p>
+    <w:p>
+      <w:pPr>
+        <w:rPr>
+          <w:rFonts w:ascii="Times New Roman" w:hAnsi="Times New Roman" w:cs="Times New Roman"/>
+        </w:rPr>
+      </w:pPr>
+    </w:p>
+    <w:p>
+      <w:pPr>
+        <w:rPr>
+          <w:rFonts w:ascii="Times New Roman" w:hAnsi="Times New Roman" w:cs="Times New Roman"/>
+        </w:rPr>
+      </w:pPr>
+    </w:p>
+    <w:p>
+      <w:pPr>
+        <w:rPr>
+          <w:rFonts w:ascii="Times New Roman" w:hAnsi="Times New Roman" w:cs="Times New Roman"/>
+        </w:rPr>
+      </w:pPr>
+    </w:p>
+    <w:p>
+      <w:pPr>
+        <w:rPr>
+          <w:rFonts w:ascii="Times New Roman" w:hAnsi="Times New Roman" w:cs="Times New Roman"/>
+        </w:rPr>
+      </w:pPr>
+    </w:p>
+    <w:p>
+      <w:pPr>
+        <w:rPr>
+          <w:rFonts w:ascii="Times New Roman" w:hAnsi="Times New Roman" w:cs="Times New Roman"/>
+        </w:rPr>
+      </w:pPr>
     </w:p>
     <w:p>
       <w:pPr>
@@ -1016,11 +2047,11 @@
     </w:lvl>
   </w:abstractNum>
   <w:abstractNum w:abstractNumId="5" w15:restartNumberingAfterBreak="0">
-    <w:nsid w:val="64F5586E"/>
+    <w:nsid w:val="3DF6498C"/>
     <w:multiLevelType w:val="hybridMultilevel"/>
-    <w:tmpl w:val="DADA83FA"/>
+    <w:tmpl w:val="17B267AE"/>
     <w:lvl w:ilvl="0" w:tplc="1809000F">
-      <w:start w:val="1"/>
+      <w:start w:val="6"/>
       <w:numFmt w:val="decimal"/>
       <w:lvlText w:val="%1."/>
       <w:lvlJc w:val="left"/>
@@ -1104,11 +2135,189 @@
       </w:pPr>
     </w:lvl>
   </w:abstractNum>
+  <w:abstractNum w:abstractNumId="6" w15:restartNumberingAfterBreak="0">
+    <w:nsid w:val="64F5586E"/>
+    <w:multiLevelType w:val="hybridMultilevel"/>
+    <w:tmpl w:val="DADA83FA"/>
+    <w:lvl w:ilvl="0" w:tplc="1809000F">
+      <w:start w:val="1"/>
+      <w:numFmt w:val="decimal"/>
+      <w:lvlText w:val="%1."/>
+      <w:lvlJc w:val="left"/>
+      <w:pPr>
+        <w:ind w:left="720" w:hanging="360"/>
+      </w:pPr>
+      <w:rPr>
+        <w:rFonts w:hint="default"/>
+      </w:rPr>
+    </w:lvl>
+    <w:lvl w:ilvl="1" w:tplc="18090019" w:tentative="1">
+      <w:start w:val="1"/>
+      <w:numFmt w:val="lowerLetter"/>
+      <w:lvlText w:val="%2."/>
+      <w:lvlJc w:val="left"/>
+      <w:pPr>
+        <w:ind w:left="1440" w:hanging="360"/>
+      </w:pPr>
+    </w:lvl>
+    <w:lvl w:ilvl="2" w:tplc="1809001B" w:tentative="1">
+      <w:start w:val="1"/>
+      <w:numFmt w:val="lowerRoman"/>
+      <w:lvlText w:val="%3."/>
+      <w:lvlJc w:val="right"/>
+      <w:pPr>
+        <w:ind w:left="2160" w:hanging="180"/>
+      </w:pPr>
+    </w:lvl>
+    <w:lvl w:ilvl="3" w:tplc="1809000F" w:tentative="1">
+      <w:start w:val="1"/>
+      <w:numFmt w:val="decimal"/>
+      <w:lvlText w:val="%4."/>
+      <w:lvlJc w:val="left"/>
+      <w:pPr>
+        <w:ind w:left="2880" w:hanging="360"/>
+      </w:pPr>
+    </w:lvl>
+    <w:lvl w:ilvl="4" w:tplc="18090019" w:tentative="1">
+      <w:start w:val="1"/>
+      <w:numFmt w:val="lowerLetter"/>
+      <w:lvlText w:val="%5."/>
+      <w:lvlJc w:val="left"/>
+      <w:pPr>
+        <w:ind w:left="3600" w:hanging="360"/>
+      </w:pPr>
+    </w:lvl>
+    <w:lvl w:ilvl="5" w:tplc="1809001B" w:tentative="1">
+      <w:start w:val="1"/>
+      <w:numFmt w:val="lowerRoman"/>
+      <w:lvlText w:val="%6."/>
+      <w:lvlJc w:val="right"/>
+      <w:pPr>
+        <w:ind w:left="4320" w:hanging="180"/>
+      </w:pPr>
+    </w:lvl>
+    <w:lvl w:ilvl="6" w:tplc="1809000F" w:tentative="1">
+      <w:start w:val="1"/>
+      <w:numFmt w:val="decimal"/>
+      <w:lvlText w:val="%7."/>
+      <w:lvlJc w:val="left"/>
+      <w:pPr>
+        <w:ind w:left="5040" w:hanging="360"/>
+      </w:pPr>
+    </w:lvl>
+    <w:lvl w:ilvl="7" w:tplc="18090019" w:tentative="1">
+      <w:start w:val="1"/>
+      <w:numFmt w:val="lowerLetter"/>
+      <w:lvlText w:val="%8."/>
+      <w:lvlJc w:val="left"/>
+      <w:pPr>
+        <w:ind w:left="5760" w:hanging="360"/>
+      </w:pPr>
+    </w:lvl>
+    <w:lvl w:ilvl="8" w:tplc="1809001B" w:tentative="1">
+      <w:start w:val="1"/>
+      <w:numFmt w:val="lowerRoman"/>
+      <w:lvlText w:val="%9."/>
+      <w:lvlJc w:val="right"/>
+      <w:pPr>
+        <w:ind w:left="6480" w:hanging="180"/>
+      </w:pPr>
+    </w:lvl>
+  </w:abstractNum>
+  <w:abstractNum w:abstractNumId="7" w15:restartNumberingAfterBreak="0">
+    <w:nsid w:val="6D510997"/>
+    <w:multiLevelType w:val="hybridMultilevel"/>
+    <w:tmpl w:val="156C48DC"/>
+    <w:lvl w:ilvl="0" w:tplc="82743866">
+      <w:start w:val="6"/>
+      <w:numFmt w:val="decimal"/>
+      <w:lvlText w:val="%1."/>
+      <w:lvlJc w:val="left"/>
+      <w:pPr>
+        <w:ind w:left="502" w:hanging="360"/>
+      </w:pPr>
+      <w:rPr>
+        <w:rFonts w:hint="default"/>
+      </w:rPr>
+    </w:lvl>
+    <w:lvl w:ilvl="1" w:tplc="FFFFFFFF" w:tentative="1">
+      <w:start w:val="1"/>
+      <w:numFmt w:val="lowerLetter"/>
+      <w:lvlText w:val="%2."/>
+      <w:lvlJc w:val="left"/>
+      <w:pPr>
+        <w:ind w:left="1222" w:hanging="360"/>
+      </w:pPr>
+    </w:lvl>
+    <w:lvl w:ilvl="2" w:tplc="FFFFFFFF" w:tentative="1">
+      <w:start w:val="1"/>
+      <w:numFmt w:val="lowerRoman"/>
+      <w:lvlText w:val="%3."/>
+      <w:lvlJc w:val="right"/>
+      <w:pPr>
+        <w:ind w:left="1942" w:hanging="180"/>
+      </w:pPr>
+    </w:lvl>
+    <w:lvl w:ilvl="3" w:tplc="FFFFFFFF" w:tentative="1">
+      <w:start w:val="1"/>
+      <w:numFmt w:val="decimal"/>
+      <w:lvlText w:val="%4."/>
+      <w:lvlJc w:val="left"/>
+      <w:pPr>
+        <w:ind w:left="2662" w:hanging="360"/>
+      </w:pPr>
+    </w:lvl>
+    <w:lvl w:ilvl="4" w:tplc="FFFFFFFF" w:tentative="1">
+      <w:start w:val="1"/>
+      <w:numFmt w:val="lowerLetter"/>
+      <w:lvlText w:val="%5."/>
+      <w:lvlJc w:val="left"/>
+      <w:pPr>
+        <w:ind w:left="3382" w:hanging="360"/>
+      </w:pPr>
+    </w:lvl>
+    <w:lvl w:ilvl="5" w:tplc="FFFFFFFF" w:tentative="1">
+      <w:start w:val="1"/>
+      <w:numFmt w:val="lowerRoman"/>
+      <w:lvlText w:val="%6."/>
+      <w:lvlJc w:val="right"/>
+      <w:pPr>
+        <w:ind w:left="4102" w:hanging="180"/>
+      </w:pPr>
+    </w:lvl>
+    <w:lvl w:ilvl="6" w:tplc="FFFFFFFF" w:tentative="1">
+      <w:start w:val="1"/>
+      <w:numFmt w:val="decimal"/>
+      <w:lvlText w:val="%7."/>
+      <w:lvlJc w:val="left"/>
+      <w:pPr>
+        <w:ind w:left="4822" w:hanging="360"/>
+      </w:pPr>
+    </w:lvl>
+    <w:lvl w:ilvl="7" w:tplc="FFFFFFFF" w:tentative="1">
+      <w:start w:val="1"/>
+      <w:numFmt w:val="lowerLetter"/>
+      <w:lvlText w:val="%8."/>
+      <w:lvlJc w:val="left"/>
+      <w:pPr>
+        <w:ind w:left="5542" w:hanging="360"/>
+      </w:pPr>
+    </w:lvl>
+    <w:lvl w:ilvl="8" w:tplc="FFFFFFFF" w:tentative="1">
+      <w:start w:val="1"/>
+      <w:numFmt w:val="lowerRoman"/>
+      <w:lvlText w:val="%9."/>
+      <w:lvlJc w:val="right"/>
+      <w:pPr>
+        <w:ind w:left="6262" w:hanging="180"/>
+      </w:pPr>
+    </w:lvl>
+  </w:abstractNum>
   <w:num w:numId="1" w16cid:durableId="2133162288">
     <w:abstractNumId w:val="4"/>
   </w:num>
   <w:num w:numId="2" w16cid:durableId="379405208">
-    <w:abstractNumId w:val="5"/>
+    <w:abstractNumId w:val="6"/>
   </w:num>
   <w:num w:numId="3" w16cid:durableId="839586561">
     <w:abstractNumId w:val="0"/>
@@ -1121,6 +2330,12 @@
   </w:num>
   <w:num w:numId="6" w16cid:durableId="987325510">
     <w:abstractNumId w:val="2"/>
+  </w:num>
+  <w:num w:numId="7" w16cid:durableId="1325476119">
+    <w:abstractNumId w:val="5"/>
+  </w:num>
+  <w:num w:numId="8" w16cid:durableId="651102875">
+    <w:abstractNumId w:val="7"/>
   </w:num>
 </w:numbering>
 </file>
@@ -1728,7 +2943,6 @@
   <w:style w:type="character" w:default="1" w:styleId="DefaultParagraphFont">
     <w:name w:val="Default Paragraph Font"/>
     <w:uiPriority w:val="1"/>
-    <w:semiHidden/>
     <w:unhideWhenUsed/>
   </w:style>
   <w:style w:type="table" w:default="1" w:styleId="TableNormal">
@@ -2042,7 +3256,3827 @@
       <w:spacing w:val="5"/>
     </w:rPr>
   </w:style>
+  <w:style w:type="paragraph" w:styleId="Caption">
+    <w:name w:val="caption"/>
+    <w:basedOn w:val="Normal"/>
+    <w:next w:val="Normal"/>
+    <w:uiPriority w:val="35"/>
+    <w:unhideWhenUsed/>
+    <w:qFormat/>
+    <w:rsid w:val="003A7FE9"/>
+    <w:pPr>
+      <w:spacing w:after="200" w:line="240" w:lineRule="auto"/>
+    </w:pPr>
+    <w:rPr>
+      <w:i/>
+      <w:iCs/>
+      <w:color w:val="0E2841" w:themeColor="text2"/>
+      <w:sz w:val="18"/>
+      <w:szCs w:val="18"/>
+    </w:rPr>
+  </w:style>
+  <w:style w:type="paragraph" w:styleId="NormalWeb">
+    <w:name w:val="Normal (Web)"/>
+    <w:basedOn w:val="Normal"/>
+    <w:uiPriority w:val="99"/>
+    <w:semiHidden/>
+    <w:unhideWhenUsed/>
+    <w:rsid w:val="00CE0B62"/>
+    <w:rPr>
+      <w:rFonts w:ascii="Times New Roman" w:hAnsi="Times New Roman" w:cs="Times New Roman"/>
+    </w:rPr>
+  </w:style>
 </w:styles>
+</file>
+
+<file path=word/diagrams/colors1.xml><?xml version="1.0" encoding="utf-8"?>
+<dgm:colorsDef xmlns:dgm="http://schemas.openxmlformats.org/drawingml/2006/diagram" xmlns:a="http://schemas.openxmlformats.org/drawingml/2006/main" uniqueId="urn:microsoft.com/office/officeart/2005/8/colors/accent1_2">
+  <dgm:title val=""/>
+  <dgm:desc val=""/>
+  <dgm:catLst>
+    <dgm:cat type="accent1" pri="11200"/>
+  </dgm:catLst>
+  <dgm:styleLbl name="node0">
+    <dgm:fillClrLst meth="repeat">
+      <a:schemeClr val="accent1"/>
+    </dgm:fillClrLst>
+    <dgm:linClrLst meth="repeat">
+      <a:schemeClr val="lt1"/>
+    </dgm:linClrLst>
+    <dgm:effectClrLst/>
+    <dgm:txLinClrLst/>
+    <dgm:txFillClrLst/>
+    <dgm:txEffectClrLst/>
+  </dgm:styleLbl>
+  <dgm:styleLbl name="alignNode1">
+    <dgm:fillClrLst meth="repeat">
+      <a:schemeClr val="accent1"/>
+    </dgm:fillClrLst>
+    <dgm:linClrLst meth="repeat">
+      <a:schemeClr val="accent1"/>
+    </dgm:linClrLst>
+    <dgm:effectClrLst/>
+    <dgm:txLinClrLst/>
+    <dgm:txFillClrLst/>
+    <dgm:txEffectClrLst/>
+  </dgm:styleLbl>
+  <dgm:styleLbl name="node1">
+    <dgm:fillClrLst meth="repeat">
+      <a:schemeClr val="accent1"/>
+    </dgm:fillClrLst>
+    <dgm:linClrLst meth="repeat">
+      <a:schemeClr val="lt1"/>
+    </dgm:linClrLst>
+    <dgm:effectClrLst/>
+    <dgm:txLinClrLst/>
+    <dgm:txFillClrLst/>
+    <dgm:txEffectClrLst/>
+  </dgm:styleLbl>
+  <dgm:styleLbl name="lnNode1">
+    <dgm:fillClrLst meth="repeat">
+      <a:schemeClr val="accent1"/>
+    </dgm:fillClrLst>
+    <dgm:linClrLst meth="repeat">
+      <a:schemeClr val="lt1"/>
+    </dgm:linClrLst>
+    <dgm:effectClrLst/>
+    <dgm:txLinClrLst/>
+    <dgm:txFillClrLst/>
+    <dgm:txEffectClrLst/>
+  </dgm:styleLbl>
+  <dgm:styleLbl name="vennNode1">
+    <dgm:fillClrLst meth="repeat">
+      <a:schemeClr val="accent1">
+        <a:alpha val="50000"/>
+      </a:schemeClr>
+    </dgm:fillClrLst>
+    <dgm:linClrLst meth="repeat">
+      <a:schemeClr val="lt1"/>
+    </dgm:linClrLst>
+    <dgm:effectClrLst/>
+    <dgm:txLinClrLst/>
+    <dgm:txFillClrLst/>
+    <dgm:txEffectClrLst/>
+  </dgm:styleLbl>
+  <dgm:styleLbl name="node2">
+    <dgm:fillClrLst meth="repeat">
+      <a:schemeClr val="accent1"/>
+    </dgm:fillClrLst>
+    <dgm:linClrLst meth="repeat">
+      <a:schemeClr val="lt1"/>
+    </dgm:linClrLst>
+    <dgm:effectClrLst/>
+    <dgm:txLinClrLst/>
+    <dgm:txFillClrLst/>
+    <dgm:txEffectClrLst/>
+  </dgm:styleLbl>
+  <dgm:styleLbl name="node3">
+    <dgm:fillClrLst meth="repeat">
+      <a:schemeClr val="accent1"/>
+    </dgm:fillClrLst>
+    <dgm:linClrLst meth="repeat">
+      <a:schemeClr val="lt1"/>
+    </dgm:linClrLst>
+    <dgm:effectClrLst/>
+    <dgm:txLinClrLst/>
+    <dgm:txFillClrLst/>
+    <dgm:txEffectClrLst/>
+  </dgm:styleLbl>
+  <dgm:styleLbl name="node4">
+    <dgm:fillClrLst meth="repeat">
+      <a:schemeClr val="accent1"/>
+    </dgm:fillClrLst>
+    <dgm:linClrLst meth="repeat">
+      <a:schemeClr val="lt1"/>
+    </dgm:linClrLst>
+    <dgm:effectClrLst/>
+    <dgm:txLinClrLst/>
+    <dgm:txFillClrLst/>
+    <dgm:txEffectClrLst/>
+  </dgm:styleLbl>
+  <dgm:styleLbl name="fgImgPlace1">
+    <dgm:fillClrLst meth="repeat">
+      <a:schemeClr val="accent1">
+        <a:tint val="50000"/>
+      </a:schemeClr>
+    </dgm:fillClrLst>
+    <dgm:linClrLst meth="repeat">
+      <a:schemeClr val="lt1"/>
+    </dgm:linClrLst>
+    <dgm:effectClrLst/>
+    <dgm:txLinClrLst/>
+    <dgm:txFillClrLst meth="repeat">
+      <a:schemeClr val="lt1"/>
+    </dgm:txFillClrLst>
+    <dgm:txEffectClrLst/>
+  </dgm:styleLbl>
+  <dgm:styleLbl name="alignImgPlace1">
+    <dgm:fillClrLst meth="repeat">
+      <a:schemeClr val="accent1">
+        <a:tint val="50000"/>
+      </a:schemeClr>
+    </dgm:fillClrLst>
+    <dgm:linClrLst meth="repeat">
+      <a:schemeClr val="lt1"/>
+    </dgm:linClrLst>
+    <dgm:effectClrLst/>
+    <dgm:txLinClrLst/>
+    <dgm:txFillClrLst meth="repeat">
+      <a:schemeClr val="lt1"/>
+    </dgm:txFillClrLst>
+    <dgm:txEffectClrLst/>
+  </dgm:styleLbl>
+  <dgm:styleLbl name="bgImgPlace1">
+    <dgm:fillClrLst meth="repeat">
+      <a:schemeClr val="accent1">
+        <a:tint val="50000"/>
+      </a:schemeClr>
+    </dgm:fillClrLst>
+    <dgm:linClrLst meth="repeat">
+      <a:schemeClr val="lt1"/>
+    </dgm:linClrLst>
+    <dgm:effectClrLst/>
+    <dgm:txLinClrLst/>
+    <dgm:txFillClrLst meth="repeat">
+      <a:schemeClr val="lt1"/>
+    </dgm:txFillClrLst>
+    <dgm:txEffectClrLst/>
+  </dgm:styleLbl>
+  <dgm:styleLbl name="sibTrans2D1">
+    <dgm:fillClrLst meth="repeat">
+      <a:schemeClr val="accent1">
+        <a:tint val="60000"/>
+      </a:schemeClr>
+    </dgm:fillClrLst>
+    <dgm:linClrLst meth="repeat">
+      <a:schemeClr val="accent1">
+        <a:tint val="60000"/>
+      </a:schemeClr>
+    </dgm:linClrLst>
+    <dgm:effectClrLst/>
+    <dgm:txLinClrLst/>
+    <dgm:txFillClrLst/>
+    <dgm:txEffectClrLst/>
+  </dgm:styleLbl>
+  <dgm:styleLbl name="fgSibTrans2D1">
+    <dgm:fillClrLst meth="repeat">
+      <a:schemeClr val="accent1">
+        <a:tint val="60000"/>
+      </a:schemeClr>
+    </dgm:fillClrLst>
+    <dgm:linClrLst meth="repeat">
+      <a:schemeClr val="accent1">
+        <a:tint val="60000"/>
+      </a:schemeClr>
+    </dgm:linClrLst>
+    <dgm:effectClrLst/>
+    <dgm:txLinClrLst/>
+    <dgm:txFillClrLst/>
+    <dgm:txEffectClrLst/>
+  </dgm:styleLbl>
+  <dgm:styleLbl name="bgSibTrans2D1">
+    <dgm:fillClrLst meth="repeat">
+      <a:schemeClr val="accent1">
+        <a:tint val="60000"/>
+      </a:schemeClr>
+    </dgm:fillClrLst>
+    <dgm:linClrLst meth="repeat">
+      <a:schemeClr val="accent1">
+        <a:tint val="60000"/>
+      </a:schemeClr>
+    </dgm:linClrLst>
+    <dgm:effectClrLst/>
+    <dgm:txLinClrLst/>
+    <dgm:txFillClrLst/>
+    <dgm:txEffectClrLst/>
+  </dgm:styleLbl>
+  <dgm:styleLbl name="sibTrans1D1">
+    <dgm:fillClrLst meth="repeat">
+      <a:schemeClr val="accent1"/>
+    </dgm:fillClrLst>
+    <dgm:linClrLst meth="repeat">
+      <a:schemeClr val="accent1"/>
+    </dgm:linClrLst>
+    <dgm:effectClrLst/>
+    <dgm:txLinClrLst/>
+    <dgm:txFillClrLst meth="repeat">
+      <a:schemeClr val="tx1"/>
+    </dgm:txFillClrLst>
+    <dgm:txEffectClrLst/>
+  </dgm:styleLbl>
+  <dgm:styleLbl name="callout">
+    <dgm:fillClrLst meth="repeat">
+      <a:schemeClr val="accent1"/>
+    </dgm:fillClrLst>
+    <dgm:linClrLst meth="repeat">
+      <a:schemeClr val="accent1">
+        <a:tint val="50000"/>
+      </a:schemeClr>
+    </dgm:linClrLst>
+    <dgm:effectClrLst/>
+    <dgm:txLinClrLst/>
+    <dgm:txFillClrLst meth="repeat">
+      <a:schemeClr val="tx1"/>
+    </dgm:txFillClrLst>
+    <dgm:txEffectClrLst/>
+  </dgm:styleLbl>
+  <dgm:styleLbl name="asst0">
+    <dgm:fillClrLst meth="repeat">
+      <a:schemeClr val="accent1"/>
+    </dgm:fillClrLst>
+    <dgm:linClrLst meth="repeat">
+      <a:schemeClr val="lt1"/>
+    </dgm:linClrLst>
+    <dgm:effectClrLst/>
+    <dgm:txLinClrLst/>
+    <dgm:txFillClrLst/>
+    <dgm:txEffectClrLst/>
+  </dgm:styleLbl>
+  <dgm:styleLbl name="asst1">
+    <dgm:fillClrLst meth="repeat">
+      <a:schemeClr val="accent1"/>
+    </dgm:fillClrLst>
+    <dgm:linClrLst meth="repeat">
+      <a:schemeClr val="lt1"/>
+    </dgm:linClrLst>
+    <dgm:effectClrLst/>
+    <dgm:txLinClrLst/>
+    <dgm:txFillClrLst/>
+    <dgm:txEffectClrLst/>
+  </dgm:styleLbl>
+  <dgm:styleLbl name="asst2">
+    <dgm:fillClrLst meth="repeat">
+      <a:schemeClr val="accent1"/>
+    </dgm:fillClrLst>
+    <dgm:linClrLst meth="repeat">
+      <a:schemeClr val="lt1"/>
+    </dgm:linClrLst>
+    <dgm:effectClrLst/>
+    <dgm:txLinClrLst/>
+    <dgm:txFillClrLst/>
+    <dgm:txEffectClrLst/>
+  </dgm:styleLbl>
+  <dgm:styleLbl name="asst3">
+    <dgm:fillClrLst meth="repeat">
+      <a:schemeClr val="accent1"/>
+    </dgm:fillClrLst>
+    <dgm:linClrLst meth="repeat">
+      <a:schemeClr val="lt1"/>
+    </dgm:linClrLst>
+    <dgm:effectClrLst/>
+    <dgm:txLinClrLst/>
+    <dgm:txFillClrLst/>
+    <dgm:txEffectClrLst/>
+  </dgm:styleLbl>
+  <dgm:styleLbl name="asst4">
+    <dgm:fillClrLst meth="repeat">
+      <a:schemeClr val="accent1"/>
+    </dgm:fillClrLst>
+    <dgm:linClrLst meth="repeat">
+      <a:schemeClr val="lt1"/>
+    </dgm:linClrLst>
+    <dgm:effectClrLst/>
+    <dgm:txLinClrLst/>
+    <dgm:txFillClrLst/>
+    <dgm:txEffectClrLst/>
+  </dgm:styleLbl>
+  <dgm:styleLbl name="parChTrans2D1">
+    <dgm:fillClrLst meth="repeat">
+      <a:schemeClr val="accent1">
+        <a:tint val="60000"/>
+      </a:schemeClr>
+    </dgm:fillClrLst>
+    <dgm:linClrLst meth="repeat">
+      <a:schemeClr val="accent1">
+        <a:tint val="60000"/>
+      </a:schemeClr>
+    </dgm:linClrLst>
+    <dgm:effectClrLst/>
+    <dgm:txLinClrLst/>
+    <dgm:txFillClrLst meth="repeat">
+      <a:schemeClr val="lt1"/>
+    </dgm:txFillClrLst>
+    <dgm:txEffectClrLst/>
+  </dgm:styleLbl>
+  <dgm:styleLbl name="parChTrans2D2">
+    <dgm:fillClrLst meth="repeat">
+      <a:schemeClr val="accent1"/>
+    </dgm:fillClrLst>
+    <dgm:linClrLst meth="repeat">
+      <a:schemeClr val="accent1"/>
+    </dgm:linClrLst>
+    <dgm:effectClrLst/>
+    <dgm:txLinClrLst/>
+    <dgm:txFillClrLst meth="repeat">
+      <a:schemeClr val="lt1"/>
+    </dgm:txFillClrLst>
+    <dgm:txEffectClrLst/>
+  </dgm:styleLbl>
+  <dgm:styleLbl name="parChTrans2D3">
+    <dgm:fillClrLst meth="repeat">
+      <a:schemeClr val="accent1"/>
+    </dgm:fillClrLst>
+    <dgm:linClrLst meth="repeat">
+      <a:schemeClr val="accent1"/>
+    </dgm:linClrLst>
+    <dgm:effectClrLst/>
+    <dgm:txLinClrLst/>
+    <dgm:txFillClrLst meth="repeat">
+      <a:schemeClr val="lt1"/>
+    </dgm:txFillClrLst>
+    <dgm:txEffectClrLst/>
+  </dgm:styleLbl>
+  <dgm:styleLbl name="parChTrans2D4">
+    <dgm:fillClrLst meth="repeat">
+      <a:schemeClr val="accent1"/>
+    </dgm:fillClrLst>
+    <dgm:linClrLst meth="repeat">
+      <a:schemeClr val="accent1"/>
+    </dgm:linClrLst>
+    <dgm:effectClrLst/>
+    <dgm:txLinClrLst/>
+    <dgm:txFillClrLst meth="repeat">
+      <a:schemeClr val="lt1"/>
+    </dgm:txFillClrLst>
+    <dgm:txEffectClrLst/>
+  </dgm:styleLbl>
+  <dgm:styleLbl name="parChTrans1D1">
+    <dgm:fillClrLst meth="repeat">
+      <a:schemeClr val="accent1"/>
+    </dgm:fillClrLst>
+    <dgm:linClrLst meth="repeat">
+      <a:schemeClr val="accent1">
+        <a:shade val="60000"/>
+      </a:schemeClr>
+    </dgm:linClrLst>
+    <dgm:effectClrLst/>
+    <dgm:txLinClrLst/>
+    <dgm:txFillClrLst meth="repeat">
+      <a:schemeClr val="tx1"/>
+    </dgm:txFillClrLst>
+    <dgm:txEffectClrLst/>
+  </dgm:styleLbl>
+  <dgm:styleLbl name="parChTrans1D2">
+    <dgm:fillClrLst meth="repeat">
+      <a:schemeClr val="accent1"/>
+    </dgm:fillClrLst>
+    <dgm:linClrLst meth="repeat">
+      <a:schemeClr val="accent1">
+        <a:shade val="60000"/>
+      </a:schemeClr>
+    </dgm:linClrLst>
+    <dgm:effectClrLst/>
+    <dgm:txLinClrLst/>
+    <dgm:txFillClrLst meth="repeat">
+      <a:schemeClr val="tx1"/>
+    </dgm:txFillClrLst>
+    <dgm:txEffectClrLst/>
+  </dgm:styleLbl>
+  <dgm:styleLbl name="parChTrans1D3">
+    <dgm:fillClrLst meth="repeat">
+      <a:schemeClr val="accent1"/>
+    </dgm:fillClrLst>
+    <dgm:linClrLst meth="repeat">
+      <a:schemeClr val="accent1">
+        <a:shade val="80000"/>
+      </a:schemeClr>
+    </dgm:linClrLst>
+    <dgm:effectClrLst/>
+    <dgm:txLinClrLst/>
+    <dgm:txFillClrLst meth="repeat">
+      <a:schemeClr val="tx1"/>
+    </dgm:txFillClrLst>
+    <dgm:txEffectClrLst/>
+  </dgm:styleLbl>
+  <dgm:styleLbl name="parChTrans1D4">
+    <dgm:fillClrLst meth="repeat">
+      <a:schemeClr val="accent1"/>
+    </dgm:fillClrLst>
+    <dgm:linClrLst meth="repeat">
+      <a:schemeClr val="accent1">
+        <a:shade val="80000"/>
+      </a:schemeClr>
+    </dgm:linClrLst>
+    <dgm:effectClrLst/>
+    <dgm:txLinClrLst/>
+    <dgm:txFillClrLst meth="repeat">
+      <a:schemeClr val="tx1"/>
+    </dgm:txFillClrLst>
+    <dgm:txEffectClrLst/>
+  </dgm:styleLbl>
+  <dgm:styleLbl name="fgAcc1">
+    <dgm:fillClrLst meth="repeat">
+      <a:schemeClr val="lt1">
+        <a:alpha val="90000"/>
+      </a:schemeClr>
+    </dgm:fillClrLst>
+    <dgm:linClrLst meth="repeat">
+      <a:schemeClr val="accent1"/>
+    </dgm:linClrLst>
+    <dgm:effectClrLst/>
+    <dgm:txLinClrLst/>
+    <dgm:txFillClrLst meth="repeat">
+      <a:schemeClr val="dk1"/>
+    </dgm:txFillClrLst>
+    <dgm:txEffectClrLst/>
+  </dgm:styleLbl>
+  <dgm:styleLbl name="conFgAcc1">
+    <dgm:fillClrLst meth="repeat">
+      <a:schemeClr val="lt1">
+        <a:alpha val="90000"/>
+      </a:schemeClr>
+    </dgm:fillClrLst>
+    <dgm:linClrLst meth="repeat">
+      <a:schemeClr val="accent1"/>
+    </dgm:linClrLst>
+    <dgm:effectClrLst/>
+    <dgm:txLinClrLst/>
+    <dgm:txFillClrLst meth="repeat">
+      <a:schemeClr val="dk1"/>
+    </dgm:txFillClrLst>
+    <dgm:txEffectClrLst/>
+  </dgm:styleLbl>
+  <dgm:styleLbl name="alignAcc1">
+    <dgm:fillClrLst meth="repeat">
+      <a:schemeClr val="lt1">
+        <a:alpha val="90000"/>
+      </a:schemeClr>
+    </dgm:fillClrLst>
+    <dgm:linClrLst meth="repeat">
+      <a:schemeClr val="accent1"/>
+    </dgm:linClrLst>
+    <dgm:effectClrLst/>
+    <dgm:txLinClrLst/>
+    <dgm:txFillClrLst meth="repeat">
+      <a:schemeClr val="dk1"/>
+    </dgm:txFillClrLst>
+    <dgm:txEffectClrLst/>
+  </dgm:styleLbl>
+  <dgm:styleLbl name="trAlignAcc1">
+    <dgm:fillClrLst meth="repeat">
+      <a:schemeClr val="lt1">
+        <a:alpha val="40000"/>
+      </a:schemeClr>
+    </dgm:fillClrLst>
+    <dgm:linClrLst meth="repeat">
+      <a:schemeClr val="accent1"/>
+    </dgm:linClrLst>
+    <dgm:effectClrLst/>
+    <dgm:txLinClrLst/>
+    <dgm:txFillClrLst meth="repeat">
+      <a:schemeClr val="dk1"/>
+    </dgm:txFillClrLst>
+    <dgm:txEffectClrLst/>
+  </dgm:styleLbl>
+  <dgm:styleLbl name="bgAcc1">
+    <dgm:fillClrLst meth="repeat">
+      <a:schemeClr val="lt1">
+        <a:alpha val="90000"/>
+      </a:schemeClr>
+    </dgm:fillClrLst>
+    <dgm:linClrLst meth="repeat">
+      <a:schemeClr val="accent1"/>
+    </dgm:linClrLst>
+    <dgm:effectClrLst/>
+    <dgm:txLinClrLst/>
+    <dgm:txFillClrLst meth="repeat">
+      <a:schemeClr val="dk1"/>
+    </dgm:txFillClrLst>
+    <dgm:txEffectClrLst/>
+  </dgm:styleLbl>
+  <dgm:styleLbl name="solidFgAcc1">
+    <dgm:fillClrLst meth="repeat">
+      <a:schemeClr val="lt1"/>
+    </dgm:fillClrLst>
+    <dgm:linClrLst meth="repeat">
+      <a:schemeClr val="accent1"/>
+    </dgm:linClrLst>
+    <dgm:effectClrLst/>
+    <dgm:txLinClrLst/>
+    <dgm:txFillClrLst meth="repeat">
+      <a:schemeClr val="dk1"/>
+    </dgm:txFillClrLst>
+    <dgm:txEffectClrLst/>
+  </dgm:styleLbl>
+  <dgm:styleLbl name="solidAlignAcc1">
+    <dgm:fillClrLst meth="repeat">
+      <a:schemeClr val="lt1"/>
+    </dgm:fillClrLst>
+    <dgm:linClrLst meth="repeat">
+      <a:schemeClr val="accent1"/>
+    </dgm:linClrLst>
+    <dgm:effectClrLst/>
+    <dgm:txLinClrLst/>
+    <dgm:txFillClrLst meth="repeat">
+      <a:schemeClr val="dk1"/>
+    </dgm:txFillClrLst>
+    <dgm:txEffectClrLst/>
+  </dgm:styleLbl>
+  <dgm:styleLbl name="solidBgAcc1">
+    <dgm:fillClrLst meth="repeat">
+      <a:schemeClr val="lt1"/>
+    </dgm:fillClrLst>
+    <dgm:linClrLst meth="repeat">
+      <a:schemeClr val="accent1"/>
+    </dgm:linClrLst>
+    <dgm:effectClrLst/>
+    <dgm:txLinClrLst/>
+    <dgm:txFillClrLst meth="repeat">
+      <a:schemeClr val="dk1"/>
+    </dgm:txFillClrLst>
+    <dgm:txEffectClrLst/>
+  </dgm:styleLbl>
+  <dgm:styleLbl name="fgAccFollowNode1">
+    <dgm:fillClrLst meth="repeat">
+      <a:schemeClr val="accent1">
+        <a:alpha val="90000"/>
+        <a:tint val="40000"/>
+      </a:schemeClr>
+    </dgm:fillClrLst>
+    <dgm:linClrLst meth="repeat">
+      <a:schemeClr val="accent1">
+        <a:alpha val="90000"/>
+        <a:tint val="40000"/>
+      </a:schemeClr>
+    </dgm:linClrLst>
+    <dgm:effectClrLst/>
+    <dgm:txLinClrLst/>
+    <dgm:txFillClrLst meth="repeat">
+      <a:schemeClr val="dk1"/>
+    </dgm:txFillClrLst>
+    <dgm:txEffectClrLst/>
+  </dgm:styleLbl>
+  <dgm:styleLbl name="alignAccFollowNode1">
+    <dgm:fillClrLst meth="repeat">
+      <a:schemeClr val="accent1">
+        <a:alpha val="90000"/>
+        <a:tint val="40000"/>
+      </a:schemeClr>
+    </dgm:fillClrLst>
+    <dgm:linClrLst meth="repeat">
+      <a:schemeClr val="accent1">
+        <a:alpha val="90000"/>
+        <a:tint val="40000"/>
+      </a:schemeClr>
+    </dgm:linClrLst>
+    <dgm:effectClrLst/>
+    <dgm:txLinClrLst/>
+    <dgm:txFillClrLst meth="repeat">
+      <a:schemeClr val="dk1"/>
+    </dgm:txFillClrLst>
+    <dgm:txEffectClrLst/>
+  </dgm:styleLbl>
+  <dgm:styleLbl name="bgAccFollowNode1">
+    <dgm:fillClrLst meth="repeat">
+      <a:schemeClr val="accent1">
+        <a:alpha val="90000"/>
+        <a:tint val="40000"/>
+      </a:schemeClr>
+    </dgm:fillClrLst>
+    <dgm:linClrLst meth="repeat">
+      <a:schemeClr val="accent1">
+        <a:alpha val="90000"/>
+        <a:tint val="40000"/>
+      </a:schemeClr>
+    </dgm:linClrLst>
+    <dgm:effectClrLst/>
+    <dgm:txLinClrLst/>
+    <dgm:txFillClrLst meth="repeat">
+      <a:schemeClr val="dk1"/>
+    </dgm:txFillClrLst>
+    <dgm:txEffectClrLst/>
+  </dgm:styleLbl>
+  <dgm:styleLbl name="fgAcc0">
+    <dgm:fillClrLst meth="repeat">
+      <a:schemeClr val="lt1">
+        <a:alpha val="90000"/>
+      </a:schemeClr>
+    </dgm:fillClrLst>
+    <dgm:linClrLst meth="repeat">
+      <a:schemeClr val="accent1"/>
+    </dgm:linClrLst>
+    <dgm:effectClrLst/>
+    <dgm:txLinClrLst/>
+    <dgm:txFillClrLst meth="repeat">
+      <a:schemeClr val="dk1"/>
+    </dgm:txFillClrLst>
+    <dgm:txEffectClrLst/>
+  </dgm:styleLbl>
+  <dgm:styleLbl name="fgAcc2">
+    <dgm:fillClrLst meth="repeat">
+      <a:schemeClr val="lt1">
+        <a:alpha val="90000"/>
+      </a:schemeClr>
+    </dgm:fillClrLst>
+    <dgm:linClrLst meth="repeat">
+      <a:schemeClr val="accent1"/>
+    </dgm:linClrLst>
+    <dgm:effectClrLst/>
+    <dgm:txLinClrLst/>
+    <dgm:txFillClrLst meth="repeat">
+      <a:schemeClr val="dk1"/>
+    </dgm:txFillClrLst>
+    <dgm:txEffectClrLst/>
+  </dgm:styleLbl>
+  <dgm:styleLbl name="fgAcc3">
+    <dgm:fillClrLst meth="repeat">
+      <a:schemeClr val="lt1">
+        <a:alpha val="90000"/>
+      </a:schemeClr>
+    </dgm:fillClrLst>
+    <dgm:linClrLst meth="repeat">
+      <a:schemeClr val="accent1"/>
+    </dgm:linClrLst>
+    <dgm:effectClrLst/>
+    <dgm:txLinClrLst/>
+    <dgm:txFillClrLst meth="repeat">
+      <a:schemeClr val="dk1"/>
+    </dgm:txFillClrLst>
+    <dgm:txEffectClrLst/>
+  </dgm:styleLbl>
+  <dgm:styleLbl name="fgAcc4">
+    <dgm:fillClrLst meth="repeat">
+      <a:schemeClr val="lt1">
+        <a:alpha val="90000"/>
+      </a:schemeClr>
+    </dgm:fillClrLst>
+    <dgm:linClrLst meth="repeat">
+      <a:schemeClr val="accent1"/>
+    </dgm:linClrLst>
+    <dgm:effectClrLst/>
+    <dgm:txLinClrLst/>
+    <dgm:txFillClrLst meth="repeat">
+      <a:schemeClr val="dk1"/>
+    </dgm:txFillClrLst>
+    <dgm:txEffectClrLst/>
+  </dgm:styleLbl>
+  <dgm:styleLbl name="bgShp">
+    <dgm:fillClrLst meth="repeat">
+      <a:schemeClr val="accent1">
+        <a:tint val="40000"/>
+      </a:schemeClr>
+    </dgm:fillClrLst>
+    <dgm:linClrLst meth="repeat">
+      <a:schemeClr val="accent1"/>
+    </dgm:linClrLst>
+    <dgm:effectClrLst/>
+    <dgm:txLinClrLst/>
+    <dgm:txFillClrLst meth="repeat">
+      <a:schemeClr val="dk1"/>
+    </dgm:txFillClrLst>
+    <dgm:txEffectClrLst/>
+  </dgm:styleLbl>
+  <dgm:styleLbl name="dkBgShp">
+    <dgm:fillClrLst meth="repeat">
+      <a:schemeClr val="accent1">
+        <a:shade val="80000"/>
+      </a:schemeClr>
+    </dgm:fillClrLst>
+    <dgm:linClrLst meth="repeat">
+      <a:schemeClr val="accent1"/>
+    </dgm:linClrLst>
+    <dgm:effectClrLst/>
+    <dgm:txLinClrLst/>
+    <dgm:txFillClrLst meth="repeat">
+      <a:schemeClr val="lt1"/>
+    </dgm:txFillClrLst>
+    <dgm:txEffectClrLst/>
+  </dgm:styleLbl>
+  <dgm:styleLbl name="trBgShp">
+    <dgm:fillClrLst meth="repeat">
+      <a:schemeClr val="accent1">
+        <a:tint val="50000"/>
+        <a:alpha val="40000"/>
+      </a:schemeClr>
+    </dgm:fillClrLst>
+    <dgm:linClrLst meth="repeat">
+      <a:schemeClr val="accent1"/>
+    </dgm:linClrLst>
+    <dgm:effectClrLst/>
+    <dgm:txLinClrLst/>
+    <dgm:txFillClrLst meth="repeat">
+      <a:schemeClr val="lt1"/>
+    </dgm:txFillClrLst>
+    <dgm:txEffectClrLst/>
+  </dgm:styleLbl>
+  <dgm:styleLbl name="fgShp">
+    <dgm:fillClrLst meth="repeat">
+      <a:schemeClr val="accent1">
+        <a:tint val="60000"/>
+      </a:schemeClr>
+    </dgm:fillClrLst>
+    <dgm:linClrLst meth="repeat">
+      <a:schemeClr val="lt1"/>
+    </dgm:linClrLst>
+    <dgm:effectClrLst/>
+    <dgm:txLinClrLst/>
+    <dgm:txFillClrLst meth="repeat">
+      <a:schemeClr val="dk1"/>
+    </dgm:txFillClrLst>
+    <dgm:txEffectClrLst/>
+  </dgm:styleLbl>
+  <dgm:styleLbl name="revTx">
+    <dgm:fillClrLst meth="repeat">
+      <a:schemeClr val="lt1">
+        <a:alpha val="0"/>
+      </a:schemeClr>
+    </dgm:fillClrLst>
+    <dgm:linClrLst meth="repeat">
+      <a:schemeClr val="dk1">
+        <a:alpha val="0"/>
+      </a:schemeClr>
+    </dgm:linClrLst>
+    <dgm:effectClrLst/>
+    <dgm:txLinClrLst/>
+    <dgm:txFillClrLst meth="repeat">
+      <a:schemeClr val="tx1"/>
+    </dgm:txFillClrLst>
+    <dgm:txEffectClrLst/>
+  </dgm:styleLbl>
+</dgm:colorsDef>
+</file>
+
+<file path=word/diagrams/data1.xml><?xml version="1.0" encoding="utf-8"?>
+<dgm:dataModel xmlns:dgm="http://schemas.openxmlformats.org/drawingml/2006/diagram" xmlns:a="http://schemas.openxmlformats.org/drawingml/2006/main">
+  <dgm:ptLst>
+    <dgm:pt modelId="{D6D78C96-27CD-43BF-A381-73F12BB1B25D}" type="doc">
+      <dgm:prSet loTypeId="urn:microsoft.com/office/officeart/2005/8/layout/StepDownProcess" loCatId="process" qsTypeId="urn:microsoft.com/office/officeart/2005/8/quickstyle/simple1" qsCatId="simple" csTypeId="urn:microsoft.com/office/officeart/2005/8/colors/accent1_2" csCatId="accent1" phldr="1"/>
+      <dgm:spPr/>
+      <dgm:t>
+        <a:bodyPr/>
+        <a:lstStyle/>
+        <a:p>
+          <a:endParaRPr lang="en-IE"/>
+        </a:p>
+      </dgm:t>
+    </dgm:pt>
+    <dgm:pt modelId="{5637017D-71D2-426B-9440-E02CC106D132}">
+      <dgm:prSet phldrT="[Text]"/>
+      <dgm:spPr/>
+      <dgm:t>
+        <a:bodyPr/>
+        <a:lstStyle/>
+        <a:p>
+          <a:pPr algn="ctr"/>
+          <a:r>
+            <a:rPr lang="en-IE"/>
+            <a:t>Data Cleaning and Preperation</a:t>
+          </a:r>
+        </a:p>
+      </dgm:t>
+    </dgm:pt>
+    <dgm:pt modelId="{5850C475-BEF3-47EA-8016-4B7040DD3438}" type="parTrans" cxnId="{306AC3BF-FF9E-4889-884E-1B6B0AD748F4}">
+      <dgm:prSet/>
+      <dgm:spPr/>
+      <dgm:t>
+        <a:bodyPr/>
+        <a:lstStyle/>
+        <a:p>
+          <a:pPr algn="l"/>
+          <a:endParaRPr lang="en-IE"/>
+        </a:p>
+      </dgm:t>
+    </dgm:pt>
+    <dgm:pt modelId="{424C9462-670B-4F04-96A6-C49F6BE47C5C}" type="sibTrans" cxnId="{306AC3BF-FF9E-4889-884E-1B6B0AD748F4}">
+      <dgm:prSet/>
+      <dgm:spPr/>
+      <dgm:t>
+        <a:bodyPr/>
+        <a:lstStyle/>
+        <a:p>
+          <a:pPr algn="l"/>
+          <a:endParaRPr lang="en-IE"/>
+        </a:p>
+      </dgm:t>
+    </dgm:pt>
+    <dgm:pt modelId="{F14F7C96-13FB-48FD-81D5-CDE1412FF1D9}">
+      <dgm:prSet phldrT="[Text]" phldr="1"/>
+      <dgm:spPr/>
+      <dgm:t>
+        <a:bodyPr/>
+        <a:lstStyle/>
+        <a:p>
+          <a:pPr algn="l"/>
+          <a:endParaRPr lang="en-IE"/>
+        </a:p>
+      </dgm:t>
+    </dgm:pt>
+    <dgm:pt modelId="{7FEC657D-CDD8-4FD6-9084-9DFC62A56FC9}" type="parTrans" cxnId="{098F4F7C-0C82-4D73-B77F-366FE4C90BFC}">
+      <dgm:prSet/>
+      <dgm:spPr/>
+      <dgm:t>
+        <a:bodyPr/>
+        <a:lstStyle/>
+        <a:p>
+          <a:pPr algn="l"/>
+          <a:endParaRPr lang="en-IE"/>
+        </a:p>
+      </dgm:t>
+    </dgm:pt>
+    <dgm:pt modelId="{649EDA3E-6DA5-4C55-B473-4EDC49A0F32B}" type="sibTrans" cxnId="{098F4F7C-0C82-4D73-B77F-366FE4C90BFC}">
+      <dgm:prSet/>
+      <dgm:spPr/>
+      <dgm:t>
+        <a:bodyPr/>
+        <a:lstStyle/>
+        <a:p>
+          <a:pPr algn="l"/>
+          <a:endParaRPr lang="en-IE"/>
+        </a:p>
+      </dgm:t>
+    </dgm:pt>
+    <dgm:pt modelId="{BF877DE4-2A0B-4CAF-AC96-D46A7638E78C}">
+      <dgm:prSet phldrT="[Text]"/>
+      <dgm:spPr/>
+      <dgm:t>
+        <a:bodyPr/>
+        <a:lstStyle/>
+        <a:p>
+          <a:pPr algn="l"/>
+          <a:endParaRPr lang="en-IE"/>
+        </a:p>
+        <a:p>
+          <a:pPr algn="ctr"/>
+          <a:r>
+            <a:rPr lang="en-IE"/>
+            <a:t>Feature Selection and  Exploratory  Analysis</a:t>
+          </a:r>
+        </a:p>
+        <a:p>
+          <a:pPr algn="l"/>
+          <a:endParaRPr lang="en-IE"/>
+        </a:p>
+      </dgm:t>
+    </dgm:pt>
+    <dgm:pt modelId="{B638FA97-4CDD-4015-BF69-052F0E69B46F}" type="parTrans" cxnId="{C1E311EE-953C-4589-98A4-B2FAE3808569}">
+      <dgm:prSet/>
+      <dgm:spPr/>
+      <dgm:t>
+        <a:bodyPr/>
+        <a:lstStyle/>
+        <a:p>
+          <a:pPr algn="l"/>
+          <a:endParaRPr lang="en-IE"/>
+        </a:p>
+      </dgm:t>
+    </dgm:pt>
+    <dgm:pt modelId="{F56F3944-BCE4-4EA4-8290-45F3223E000C}" type="sibTrans" cxnId="{C1E311EE-953C-4589-98A4-B2FAE3808569}">
+      <dgm:prSet/>
+      <dgm:spPr/>
+      <dgm:t>
+        <a:bodyPr/>
+        <a:lstStyle/>
+        <a:p>
+          <a:pPr algn="l"/>
+          <a:endParaRPr lang="en-IE"/>
+        </a:p>
+      </dgm:t>
+    </dgm:pt>
+    <dgm:pt modelId="{DE42FB46-FD83-4F79-A23E-ED1F1B702C42}">
+      <dgm:prSet phldrT="[Text]" phldr="1"/>
+      <dgm:spPr/>
+      <dgm:t>
+        <a:bodyPr/>
+        <a:lstStyle/>
+        <a:p>
+          <a:pPr algn="l"/>
+          <a:endParaRPr lang="en-IE"/>
+        </a:p>
+      </dgm:t>
+    </dgm:pt>
+    <dgm:pt modelId="{FCB539F1-E5C3-4DA9-94B7-06539978707C}" type="parTrans" cxnId="{D8AB7F2C-E88F-4CD9-98FA-9CA044969FF7}">
+      <dgm:prSet/>
+      <dgm:spPr/>
+      <dgm:t>
+        <a:bodyPr/>
+        <a:lstStyle/>
+        <a:p>
+          <a:pPr algn="l"/>
+          <a:endParaRPr lang="en-IE"/>
+        </a:p>
+      </dgm:t>
+    </dgm:pt>
+    <dgm:pt modelId="{7664FF3C-9365-4CB5-9AC3-4724CF3E47E0}" type="sibTrans" cxnId="{D8AB7F2C-E88F-4CD9-98FA-9CA044969FF7}">
+      <dgm:prSet/>
+      <dgm:spPr/>
+      <dgm:t>
+        <a:bodyPr/>
+        <a:lstStyle/>
+        <a:p>
+          <a:pPr algn="l"/>
+          <a:endParaRPr lang="en-IE"/>
+        </a:p>
+      </dgm:t>
+    </dgm:pt>
+    <dgm:pt modelId="{E1F01D0A-A1DD-498F-A58A-9CBB7C11A2EC}">
+      <dgm:prSet phldrT="[Text]"/>
+      <dgm:spPr/>
+      <dgm:t>
+        <a:bodyPr/>
+        <a:lstStyle/>
+        <a:p>
+          <a:pPr algn="ctr"/>
+          <a:r>
+            <a:rPr lang="en-IE"/>
+            <a:t>Classification Modelling and Evaluation</a:t>
+          </a:r>
+        </a:p>
+      </dgm:t>
+    </dgm:pt>
+    <dgm:pt modelId="{CEFAD1F5-CEF7-43CF-9F23-5E0B51D60522}" type="parTrans" cxnId="{5CBEFACB-8DCC-4A40-B8EE-81227BE9EF75}">
+      <dgm:prSet/>
+      <dgm:spPr/>
+      <dgm:t>
+        <a:bodyPr/>
+        <a:lstStyle/>
+        <a:p>
+          <a:pPr algn="l"/>
+          <a:endParaRPr lang="en-IE"/>
+        </a:p>
+      </dgm:t>
+    </dgm:pt>
+    <dgm:pt modelId="{1486E6BE-6263-4204-A292-8063C95E7512}" type="sibTrans" cxnId="{5CBEFACB-8DCC-4A40-B8EE-81227BE9EF75}">
+      <dgm:prSet/>
+      <dgm:spPr/>
+      <dgm:t>
+        <a:bodyPr/>
+        <a:lstStyle/>
+        <a:p>
+          <a:pPr algn="l"/>
+          <a:endParaRPr lang="en-IE"/>
+        </a:p>
+      </dgm:t>
+    </dgm:pt>
+    <dgm:pt modelId="{3727FC18-2B65-458E-8E4D-7CF64399C247}">
+      <dgm:prSet phldrT="[Text]"/>
+      <dgm:spPr/>
+      <dgm:t>
+        <a:bodyPr/>
+        <a:lstStyle/>
+        <a:p>
+          <a:pPr algn="ctr"/>
+          <a:r>
+            <a:rPr lang="en-IE"/>
+            <a:t>NSFG Data</a:t>
+          </a:r>
+        </a:p>
+        <a:p>
+          <a:pPr algn="l"/>
+          <a:r>
+            <a:rPr lang="en-IE"/>
+            <a:t>Data</a:t>
+          </a:r>
+        </a:p>
+      </dgm:t>
+    </dgm:pt>
+    <dgm:pt modelId="{6AD53A30-4CF1-48F2-B6DC-4A6F0347784D}" type="sibTrans" cxnId="{BB015EE6-C207-4773-A207-018B6F09F889}">
+      <dgm:prSet/>
+      <dgm:spPr/>
+      <dgm:t>
+        <a:bodyPr/>
+        <a:lstStyle/>
+        <a:p>
+          <a:pPr algn="l"/>
+          <a:endParaRPr lang="en-IE"/>
+        </a:p>
+      </dgm:t>
+    </dgm:pt>
+    <dgm:pt modelId="{3BE65BA6-2993-473B-BFBB-683C4FEC29EF}" type="parTrans" cxnId="{BB015EE6-C207-4773-A207-018B6F09F889}">
+      <dgm:prSet/>
+      <dgm:spPr/>
+      <dgm:t>
+        <a:bodyPr/>
+        <a:lstStyle/>
+        <a:p>
+          <a:pPr algn="l"/>
+          <a:endParaRPr lang="en-IE"/>
+        </a:p>
+      </dgm:t>
+    </dgm:pt>
+    <dgm:pt modelId="{17D94F68-E7CB-48AF-A2A8-6E471C74A710}">
+      <dgm:prSet phldrT="[Text]" phldr="1"/>
+      <dgm:spPr/>
+      <dgm:t>
+        <a:bodyPr/>
+        <a:lstStyle/>
+        <a:p>
+          <a:pPr algn="l"/>
+          <a:endParaRPr lang="en-IE"/>
+        </a:p>
+      </dgm:t>
+    </dgm:pt>
+    <dgm:pt modelId="{CBC264E4-E191-40A6-9978-17C0A3AFCE03}" type="sibTrans" cxnId="{390B4832-E95E-45FA-9A56-E2AE5BFE3660}">
+      <dgm:prSet/>
+      <dgm:spPr/>
+      <dgm:t>
+        <a:bodyPr/>
+        <a:lstStyle/>
+        <a:p>
+          <a:pPr algn="l"/>
+          <a:endParaRPr lang="en-IE"/>
+        </a:p>
+      </dgm:t>
+    </dgm:pt>
+    <dgm:pt modelId="{B43F2BEF-1D82-491F-A00B-1C91CD3EB336}" type="parTrans" cxnId="{390B4832-E95E-45FA-9A56-E2AE5BFE3660}">
+      <dgm:prSet/>
+      <dgm:spPr/>
+      <dgm:t>
+        <a:bodyPr/>
+        <a:lstStyle/>
+        <a:p>
+          <a:pPr algn="l"/>
+          <a:endParaRPr lang="en-IE"/>
+        </a:p>
+      </dgm:t>
+    </dgm:pt>
+    <dgm:pt modelId="{D49D20B8-C1A7-470B-B797-9658E1D69124}">
+      <dgm:prSet phldrT="[Text]"/>
+      <dgm:spPr/>
+      <dgm:t>
+        <a:bodyPr/>
+        <a:lstStyle/>
+        <a:p>
+          <a:pPr algn="ctr"/>
+          <a:r>
+            <a:rPr lang="en-IE"/>
+            <a:t>Synthetic Data and  Validation </a:t>
+          </a:r>
+        </a:p>
+      </dgm:t>
+    </dgm:pt>
+    <dgm:pt modelId="{379579E3-7728-4D3B-A52B-EACD57B7CB12}" type="parTrans" cxnId="{DB8F78B5-B95E-49AE-83E8-0EDA356BA3D7}">
+      <dgm:prSet/>
+      <dgm:spPr/>
+      <dgm:t>
+        <a:bodyPr/>
+        <a:lstStyle/>
+        <a:p>
+          <a:endParaRPr lang="en-IE"/>
+        </a:p>
+      </dgm:t>
+    </dgm:pt>
+    <dgm:pt modelId="{427A2D51-CBC7-4C2E-8601-B001CC76FA2A}" type="sibTrans" cxnId="{DB8F78B5-B95E-49AE-83E8-0EDA356BA3D7}">
+      <dgm:prSet/>
+      <dgm:spPr/>
+      <dgm:t>
+        <a:bodyPr/>
+        <a:lstStyle/>
+        <a:p>
+          <a:endParaRPr lang="en-IE"/>
+        </a:p>
+      </dgm:t>
+    </dgm:pt>
+    <dgm:pt modelId="{21619E2D-7DEE-440B-BDE4-5FAA9DC10655}">
+      <dgm:prSet phldrT="[Text]"/>
+      <dgm:spPr/>
+      <dgm:t>
+        <a:bodyPr/>
+        <a:lstStyle/>
+        <a:p>
+          <a:pPr algn="l"/>
+          <a:endParaRPr lang="en-IE"/>
+        </a:p>
+        <a:p>
+          <a:pPr algn="ctr"/>
+          <a:r>
+            <a:rPr lang="en-IE"/>
+            <a:t>Dashboard and Final Report</a:t>
+          </a:r>
+        </a:p>
+        <a:p>
+          <a:pPr algn="l"/>
+          <a:endParaRPr lang="en-IE"/>
+        </a:p>
+      </dgm:t>
+    </dgm:pt>
+    <dgm:pt modelId="{EC4F5DB6-C1AD-4F64-A7A5-7E922A83FF55}" type="sibTrans" cxnId="{DA0CE46A-B63C-4517-9B7E-8050074E4455}">
+      <dgm:prSet/>
+      <dgm:spPr/>
+      <dgm:t>
+        <a:bodyPr/>
+        <a:lstStyle/>
+        <a:p>
+          <a:pPr algn="l"/>
+          <a:endParaRPr lang="en-IE"/>
+        </a:p>
+      </dgm:t>
+    </dgm:pt>
+    <dgm:pt modelId="{7C96DE87-464A-4EAA-A383-845C51E48B1A}" type="parTrans" cxnId="{DA0CE46A-B63C-4517-9B7E-8050074E4455}">
+      <dgm:prSet/>
+      <dgm:spPr/>
+      <dgm:t>
+        <a:bodyPr/>
+        <a:lstStyle/>
+        <a:p>
+          <a:pPr algn="l"/>
+          <a:endParaRPr lang="en-IE"/>
+        </a:p>
+      </dgm:t>
+    </dgm:pt>
+    <dgm:pt modelId="{244BEF9B-8DE0-4EF3-9B6C-7D23BFF0A6BB}" type="pres">
+      <dgm:prSet presAssocID="{D6D78C96-27CD-43BF-A381-73F12BB1B25D}" presName="rootnode" presStyleCnt="0">
+        <dgm:presLayoutVars>
+          <dgm:chMax/>
+          <dgm:chPref/>
+          <dgm:dir/>
+          <dgm:animLvl val="lvl"/>
+        </dgm:presLayoutVars>
+      </dgm:prSet>
+      <dgm:spPr/>
+    </dgm:pt>
+    <dgm:pt modelId="{E47EC943-768E-4DDD-8F8E-094F5E526F99}" type="pres">
+      <dgm:prSet presAssocID="{3727FC18-2B65-458E-8E4D-7CF64399C247}" presName="composite" presStyleCnt="0"/>
+      <dgm:spPr/>
+    </dgm:pt>
+    <dgm:pt modelId="{56DFBC7D-9ECA-48B5-A83B-1EDACEEEBA44}" type="pres">
+      <dgm:prSet presAssocID="{3727FC18-2B65-458E-8E4D-7CF64399C247}" presName="bentUpArrow1" presStyleLbl="alignImgPlace1" presStyleIdx="0" presStyleCnt="5"/>
+      <dgm:spPr/>
+    </dgm:pt>
+    <dgm:pt modelId="{6E0F4562-DFA0-45D1-BE54-E2CAFB2AD878}" type="pres">
+      <dgm:prSet presAssocID="{3727FC18-2B65-458E-8E4D-7CF64399C247}" presName="ParentText" presStyleLbl="node1" presStyleIdx="0" presStyleCnt="6">
+        <dgm:presLayoutVars>
+          <dgm:chMax val="1"/>
+          <dgm:chPref val="1"/>
+          <dgm:bulletEnabled val="1"/>
+        </dgm:presLayoutVars>
+      </dgm:prSet>
+      <dgm:spPr/>
+    </dgm:pt>
+    <dgm:pt modelId="{E1501C48-BFBF-4A8F-AE22-20C43B5BF698}" type="pres">
+      <dgm:prSet presAssocID="{3727FC18-2B65-458E-8E4D-7CF64399C247}" presName="ChildText" presStyleLbl="revTx" presStyleIdx="0" presStyleCnt="5">
+        <dgm:presLayoutVars>
+          <dgm:chMax val="0"/>
+          <dgm:chPref val="0"/>
+          <dgm:bulletEnabled val="1"/>
+        </dgm:presLayoutVars>
+      </dgm:prSet>
+      <dgm:spPr/>
+    </dgm:pt>
+    <dgm:pt modelId="{D8D73F4C-F28E-4F2F-86A1-2DB861684705}" type="pres">
+      <dgm:prSet presAssocID="{6AD53A30-4CF1-48F2-B6DC-4A6F0347784D}" presName="sibTrans" presStyleCnt="0"/>
+      <dgm:spPr/>
+    </dgm:pt>
+    <dgm:pt modelId="{8013C774-868F-4224-97A7-70FF0D1490CA}" type="pres">
+      <dgm:prSet presAssocID="{5637017D-71D2-426B-9440-E02CC106D132}" presName="composite" presStyleCnt="0"/>
+      <dgm:spPr/>
+    </dgm:pt>
+    <dgm:pt modelId="{46E905D6-0D8C-47E6-81F3-57CC80A31219}" type="pres">
+      <dgm:prSet presAssocID="{5637017D-71D2-426B-9440-E02CC106D132}" presName="bentUpArrow1" presStyleLbl="alignImgPlace1" presStyleIdx="1" presStyleCnt="5"/>
+      <dgm:spPr/>
+    </dgm:pt>
+    <dgm:pt modelId="{585473CC-0C36-4E9D-831B-AEDEA1A9C87E}" type="pres">
+      <dgm:prSet presAssocID="{5637017D-71D2-426B-9440-E02CC106D132}" presName="ParentText" presStyleLbl="node1" presStyleIdx="1" presStyleCnt="6">
+        <dgm:presLayoutVars>
+          <dgm:chMax val="1"/>
+          <dgm:chPref val="1"/>
+          <dgm:bulletEnabled val="1"/>
+        </dgm:presLayoutVars>
+      </dgm:prSet>
+      <dgm:spPr/>
+    </dgm:pt>
+    <dgm:pt modelId="{0D71368A-3E3E-42F1-9AFE-021E4EADCECE}" type="pres">
+      <dgm:prSet presAssocID="{5637017D-71D2-426B-9440-E02CC106D132}" presName="ChildText" presStyleLbl="revTx" presStyleIdx="1" presStyleCnt="5">
+        <dgm:presLayoutVars>
+          <dgm:chMax val="0"/>
+          <dgm:chPref val="0"/>
+          <dgm:bulletEnabled val="1"/>
+        </dgm:presLayoutVars>
+      </dgm:prSet>
+      <dgm:spPr/>
+    </dgm:pt>
+    <dgm:pt modelId="{15A43282-A82E-4B8A-A6D6-95AEEC9E746B}" type="pres">
+      <dgm:prSet presAssocID="{424C9462-670B-4F04-96A6-C49F6BE47C5C}" presName="sibTrans" presStyleCnt="0"/>
+      <dgm:spPr/>
+    </dgm:pt>
+    <dgm:pt modelId="{C557BD9C-35F1-44EE-941F-ED6F36F175B2}" type="pres">
+      <dgm:prSet presAssocID="{BF877DE4-2A0B-4CAF-AC96-D46A7638E78C}" presName="composite" presStyleCnt="0"/>
+      <dgm:spPr/>
+    </dgm:pt>
+    <dgm:pt modelId="{F085A1B3-B568-4ED3-9C8B-EEAB390E7651}" type="pres">
+      <dgm:prSet presAssocID="{BF877DE4-2A0B-4CAF-AC96-D46A7638E78C}" presName="bentUpArrow1" presStyleLbl="alignImgPlace1" presStyleIdx="2" presStyleCnt="5"/>
+      <dgm:spPr/>
+    </dgm:pt>
+    <dgm:pt modelId="{F3002B6F-6426-4E7E-ACFE-3CF68775AD17}" type="pres">
+      <dgm:prSet presAssocID="{BF877DE4-2A0B-4CAF-AC96-D46A7638E78C}" presName="ParentText" presStyleLbl="node1" presStyleIdx="2" presStyleCnt="6">
+        <dgm:presLayoutVars>
+          <dgm:chMax val="1"/>
+          <dgm:chPref val="1"/>
+          <dgm:bulletEnabled val="1"/>
+        </dgm:presLayoutVars>
+      </dgm:prSet>
+      <dgm:spPr/>
+    </dgm:pt>
+    <dgm:pt modelId="{8CB254BB-4A61-4695-BD07-515E23C9F868}" type="pres">
+      <dgm:prSet presAssocID="{BF877DE4-2A0B-4CAF-AC96-D46A7638E78C}" presName="ChildText" presStyleLbl="revTx" presStyleIdx="2" presStyleCnt="5">
+        <dgm:presLayoutVars>
+          <dgm:chMax val="0"/>
+          <dgm:chPref val="0"/>
+          <dgm:bulletEnabled val="1"/>
+        </dgm:presLayoutVars>
+      </dgm:prSet>
+      <dgm:spPr/>
+    </dgm:pt>
+    <dgm:pt modelId="{B84C7A33-6F45-41C4-B8B7-5F6418E8B450}" type="pres">
+      <dgm:prSet presAssocID="{F56F3944-BCE4-4EA4-8290-45F3223E000C}" presName="sibTrans" presStyleCnt="0"/>
+      <dgm:spPr/>
+    </dgm:pt>
+    <dgm:pt modelId="{7C143501-48FD-46F2-9ACA-4D0B45935F4D}" type="pres">
+      <dgm:prSet presAssocID="{D49D20B8-C1A7-470B-B797-9658E1D69124}" presName="composite" presStyleCnt="0"/>
+      <dgm:spPr/>
+    </dgm:pt>
+    <dgm:pt modelId="{FB7597A3-CADA-46DE-9F7C-FE7828815BB9}" type="pres">
+      <dgm:prSet presAssocID="{D49D20B8-C1A7-470B-B797-9658E1D69124}" presName="bentUpArrow1" presStyleLbl="alignImgPlace1" presStyleIdx="3" presStyleCnt="5"/>
+      <dgm:spPr/>
+    </dgm:pt>
+    <dgm:pt modelId="{BA9C24F1-FA8B-4B44-B435-58ACE952A5B6}" type="pres">
+      <dgm:prSet presAssocID="{D49D20B8-C1A7-470B-B797-9658E1D69124}" presName="ParentText" presStyleLbl="node1" presStyleIdx="3" presStyleCnt="6">
+        <dgm:presLayoutVars>
+          <dgm:chMax val="1"/>
+          <dgm:chPref val="1"/>
+          <dgm:bulletEnabled val="1"/>
+        </dgm:presLayoutVars>
+      </dgm:prSet>
+      <dgm:spPr/>
+    </dgm:pt>
+    <dgm:pt modelId="{47595339-7CFA-45DE-A5A3-5FBF458D41EB}" type="pres">
+      <dgm:prSet presAssocID="{D49D20B8-C1A7-470B-B797-9658E1D69124}" presName="ChildText" presStyleLbl="revTx" presStyleIdx="3" presStyleCnt="5">
+        <dgm:presLayoutVars>
+          <dgm:chMax val="0"/>
+          <dgm:chPref val="0"/>
+          <dgm:bulletEnabled val="1"/>
+        </dgm:presLayoutVars>
+      </dgm:prSet>
+      <dgm:spPr/>
+    </dgm:pt>
+    <dgm:pt modelId="{A271ECC1-D4C5-4B4A-9BE3-7B0A4E1AD49F}" type="pres">
+      <dgm:prSet presAssocID="{427A2D51-CBC7-4C2E-8601-B001CC76FA2A}" presName="sibTrans" presStyleCnt="0"/>
+      <dgm:spPr/>
+    </dgm:pt>
+    <dgm:pt modelId="{D91404C1-1EEA-4267-99C1-A114AF6A9E9C}" type="pres">
+      <dgm:prSet presAssocID="{E1F01D0A-A1DD-498F-A58A-9CBB7C11A2EC}" presName="composite" presStyleCnt="0"/>
+      <dgm:spPr/>
+    </dgm:pt>
+    <dgm:pt modelId="{6CCCBEB5-0AF0-43FC-8534-03030EB58A3C}" type="pres">
+      <dgm:prSet presAssocID="{E1F01D0A-A1DD-498F-A58A-9CBB7C11A2EC}" presName="bentUpArrow1" presStyleLbl="alignImgPlace1" presStyleIdx="4" presStyleCnt="5"/>
+      <dgm:spPr/>
+    </dgm:pt>
+    <dgm:pt modelId="{353923AB-B831-499D-9091-A01203DFAD48}" type="pres">
+      <dgm:prSet presAssocID="{E1F01D0A-A1DD-498F-A58A-9CBB7C11A2EC}" presName="ParentText" presStyleLbl="node1" presStyleIdx="4" presStyleCnt="6" custLinFactNeighborX="-1091" custLinFactNeighborY="-4674">
+        <dgm:presLayoutVars>
+          <dgm:chMax val="1"/>
+          <dgm:chPref val="1"/>
+          <dgm:bulletEnabled val="1"/>
+        </dgm:presLayoutVars>
+      </dgm:prSet>
+      <dgm:spPr/>
+    </dgm:pt>
+    <dgm:pt modelId="{EA20BE42-337F-4FBE-8A91-5F1D6A8F4ED1}" type="pres">
+      <dgm:prSet presAssocID="{E1F01D0A-A1DD-498F-A58A-9CBB7C11A2EC}" presName="ChildText" presStyleLbl="revTx" presStyleIdx="4" presStyleCnt="5">
+        <dgm:presLayoutVars>
+          <dgm:chMax val="0"/>
+          <dgm:chPref val="0"/>
+          <dgm:bulletEnabled val="1"/>
+        </dgm:presLayoutVars>
+      </dgm:prSet>
+      <dgm:spPr/>
+    </dgm:pt>
+    <dgm:pt modelId="{64576A31-93F9-47B5-8C0D-D38C5491D11B}" type="pres">
+      <dgm:prSet presAssocID="{1486E6BE-6263-4204-A292-8063C95E7512}" presName="sibTrans" presStyleCnt="0"/>
+      <dgm:spPr/>
+    </dgm:pt>
+    <dgm:pt modelId="{3B73BDB4-7151-483A-A97A-24ED69D7F6E2}" type="pres">
+      <dgm:prSet presAssocID="{21619E2D-7DEE-440B-BDE4-5FAA9DC10655}" presName="composite" presStyleCnt="0"/>
+      <dgm:spPr/>
+    </dgm:pt>
+    <dgm:pt modelId="{F609644C-FDE5-4EEF-B749-1D9221085664}" type="pres">
+      <dgm:prSet presAssocID="{21619E2D-7DEE-440B-BDE4-5FAA9DC10655}" presName="ParentText" presStyleLbl="node1" presStyleIdx="5" presStyleCnt="6" custLinFactNeighborY="-2413">
+        <dgm:presLayoutVars>
+          <dgm:chMax val="1"/>
+          <dgm:chPref val="1"/>
+          <dgm:bulletEnabled val="1"/>
+        </dgm:presLayoutVars>
+      </dgm:prSet>
+      <dgm:spPr/>
+    </dgm:pt>
+  </dgm:ptLst>
+  <dgm:cxnLst>
+    <dgm:cxn modelId="{BB9D2324-9D9B-4666-9ABA-B7891E5B541C}" type="presOf" srcId="{3727FC18-2B65-458E-8E4D-7CF64399C247}" destId="{6E0F4562-DFA0-45D1-BE54-E2CAFB2AD878}" srcOrd="0" destOrd="0" presId="urn:microsoft.com/office/officeart/2005/8/layout/StepDownProcess"/>
+    <dgm:cxn modelId="{D8AB7F2C-E88F-4CD9-98FA-9CA044969FF7}" srcId="{BF877DE4-2A0B-4CAF-AC96-D46A7638E78C}" destId="{DE42FB46-FD83-4F79-A23E-ED1F1B702C42}" srcOrd="0" destOrd="0" parTransId="{FCB539F1-E5C3-4DA9-94B7-06539978707C}" sibTransId="{7664FF3C-9365-4CB5-9AC3-4724CF3E47E0}"/>
+    <dgm:cxn modelId="{390B4832-E95E-45FA-9A56-E2AE5BFE3660}" srcId="{3727FC18-2B65-458E-8E4D-7CF64399C247}" destId="{17D94F68-E7CB-48AF-A2A8-6E471C74A710}" srcOrd="0" destOrd="0" parTransId="{B43F2BEF-1D82-491F-A00B-1C91CD3EB336}" sibTransId="{CBC264E4-E191-40A6-9978-17C0A3AFCE03}"/>
+    <dgm:cxn modelId="{2D576741-0130-4105-A666-E8FB2A4F9538}" type="presOf" srcId="{5637017D-71D2-426B-9440-E02CC106D132}" destId="{585473CC-0C36-4E9D-831B-AEDEA1A9C87E}" srcOrd="0" destOrd="0" presId="urn:microsoft.com/office/officeart/2005/8/layout/StepDownProcess"/>
+    <dgm:cxn modelId="{DA0CE46A-B63C-4517-9B7E-8050074E4455}" srcId="{D6D78C96-27CD-43BF-A381-73F12BB1B25D}" destId="{21619E2D-7DEE-440B-BDE4-5FAA9DC10655}" srcOrd="5" destOrd="0" parTransId="{7C96DE87-464A-4EAA-A383-845C51E48B1A}" sibTransId="{EC4F5DB6-C1AD-4F64-A7A5-7E922A83FF55}"/>
+    <dgm:cxn modelId="{B4D11851-F647-413A-9B74-9193E8923EB2}" type="presOf" srcId="{21619E2D-7DEE-440B-BDE4-5FAA9DC10655}" destId="{F609644C-FDE5-4EEF-B749-1D9221085664}" srcOrd="0" destOrd="0" presId="urn:microsoft.com/office/officeart/2005/8/layout/StepDownProcess"/>
+    <dgm:cxn modelId="{098F4F7C-0C82-4D73-B77F-366FE4C90BFC}" srcId="{5637017D-71D2-426B-9440-E02CC106D132}" destId="{F14F7C96-13FB-48FD-81D5-CDE1412FF1D9}" srcOrd="0" destOrd="0" parTransId="{7FEC657D-CDD8-4FD6-9084-9DFC62A56FC9}" sibTransId="{649EDA3E-6DA5-4C55-B473-4EDC49A0F32B}"/>
+    <dgm:cxn modelId="{3746889E-2316-4206-B05B-D94AED8DD242}" type="presOf" srcId="{E1F01D0A-A1DD-498F-A58A-9CBB7C11A2EC}" destId="{353923AB-B831-499D-9091-A01203DFAD48}" srcOrd="0" destOrd="0" presId="urn:microsoft.com/office/officeart/2005/8/layout/StepDownProcess"/>
+    <dgm:cxn modelId="{1C70E9AE-CAE2-4909-B750-1338659AA79E}" type="presOf" srcId="{D49D20B8-C1A7-470B-B797-9658E1D69124}" destId="{BA9C24F1-FA8B-4B44-B435-58ACE952A5B6}" srcOrd="0" destOrd="0" presId="urn:microsoft.com/office/officeart/2005/8/layout/StepDownProcess"/>
+    <dgm:cxn modelId="{DB8F78B5-B95E-49AE-83E8-0EDA356BA3D7}" srcId="{D6D78C96-27CD-43BF-A381-73F12BB1B25D}" destId="{D49D20B8-C1A7-470B-B797-9658E1D69124}" srcOrd="3" destOrd="0" parTransId="{379579E3-7728-4D3B-A52B-EACD57B7CB12}" sibTransId="{427A2D51-CBC7-4C2E-8601-B001CC76FA2A}"/>
+    <dgm:cxn modelId="{306AC3BF-FF9E-4889-884E-1B6B0AD748F4}" srcId="{D6D78C96-27CD-43BF-A381-73F12BB1B25D}" destId="{5637017D-71D2-426B-9440-E02CC106D132}" srcOrd="1" destOrd="0" parTransId="{5850C475-BEF3-47EA-8016-4B7040DD3438}" sibTransId="{424C9462-670B-4F04-96A6-C49F6BE47C5C}"/>
+    <dgm:cxn modelId="{5CBEFACB-8DCC-4A40-B8EE-81227BE9EF75}" srcId="{D6D78C96-27CD-43BF-A381-73F12BB1B25D}" destId="{E1F01D0A-A1DD-498F-A58A-9CBB7C11A2EC}" srcOrd="4" destOrd="0" parTransId="{CEFAD1F5-CEF7-43CF-9F23-5E0B51D60522}" sibTransId="{1486E6BE-6263-4204-A292-8063C95E7512}"/>
+    <dgm:cxn modelId="{C4B6AECE-9E11-4D7A-9814-F42DCE13FFA6}" type="presOf" srcId="{DE42FB46-FD83-4F79-A23E-ED1F1B702C42}" destId="{8CB254BB-4A61-4695-BD07-515E23C9F868}" srcOrd="0" destOrd="0" presId="urn:microsoft.com/office/officeart/2005/8/layout/StepDownProcess"/>
+    <dgm:cxn modelId="{0665B0D4-B497-4DCC-96C9-759907487563}" type="presOf" srcId="{17D94F68-E7CB-48AF-A2A8-6E471C74A710}" destId="{E1501C48-BFBF-4A8F-AE22-20C43B5BF698}" srcOrd="0" destOrd="0" presId="urn:microsoft.com/office/officeart/2005/8/layout/StepDownProcess"/>
+    <dgm:cxn modelId="{FB1C1ED5-2674-47BB-98BB-3538801CF3C5}" type="presOf" srcId="{F14F7C96-13FB-48FD-81D5-CDE1412FF1D9}" destId="{0D71368A-3E3E-42F1-9AFE-021E4EADCECE}" srcOrd="0" destOrd="0" presId="urn:microsoft.com/office/officeart/2005/8/layout/StepDownProcess"/>
+    <dgm:cxn modelId="{336F0ED7-6FAD-44E1-A9DF-90A63775D7CD}" type="presOf" srcId="{D6D78C96-27CD-43BF-A381-73F12BB1B25D}" destId="{244BEF9B-8DE0-4EF3-9B6C-7D23BFF0A6BB}" srcOrd="0" destOrd="0" presId="urn:microsoft.com/office/officeart/2005/8/layout/StepDownProcess"/>
+    <dgm:cxn modelId="{BB015EE6-C207-4773-A207-018B6F09F889}" srcId="{D6D78C96-27CD-43BF-A381-73F12BB1B25D}" destId="{3727FC18-2B65-458E-8E4D-7CF64399C247}" srcOrd="0" destOrd="0" parTransId="{3BE65BA6-2993-473B-BFBB-683C4FEC29EF}" sibTransId="{6AD53A30-4CF1-48F2-B6DC-4A6F0347784D}"/>
+    <dgm:cxn modelId="{C1E311EE-953C-4589-98A4-B2FAE3808569}" srcId="{D6D78C96-27CD-43BF-A381-73F12BB1B25D}" destId="{BF877DE4-2A0B-4CAF-AC96-D46A7638E78C}" srcOrd="2" destOrd="0" parTransId="{B638FA97-4CDD-4015-BF69-052F0E69B46F}" sibTransId="{F56F3944-BCE4-4EA4-8290-45F3223E000C}"/>
+    <dgm:cxn modelId="{944583F4-4203-48E7-8D0E-2CAD784FC7D6}" type="presOf" srcId="{BF877DE4-2A0B-4CAF-AC96-D46A7638E78C}" destId="{F3002B6F-6426-4E7E-ACFE-3CF68775AD17}" srcOrd="0" destOrd="0" presId="urn:microsoft.com/office/officeart/2005/8/layout/StepDownProcess"/>
+    <dgm:cxn modelId="{76FE6E12-DB45-4D3B-B7E2-0C8DBC39A982}" type="presParOf" srcId="{244BEF9B-8DE0-4EF3-9B6C-7D23BFF0A6BB}" destId="{E47EC943-768E-4DDD-8F8E-094F5E526F99}" srcOrd="0" destOrd="0" presId="urn:microsoft.com/office/officeart/2005/8/layout/StepDownProcess"/>
+    <dgm:cxn modelId="{D6650ADB-F019-41AB-9FB9-D3D3A25D442D}" type="presParOf" srcId="{E47EC943-768E-4DDD-8F8E-094F5E526F99}" destId="{56DFBC7D-9ECA-48B5-A83B-1EDACEEEBA44}" srcOrd="0" destOrd="0" presId="urn:microsoft.com/office/officeart/2005/8/layout/StepDownProcess"/>
+    <dgm:cxn modelId="{16270A8F-D953-4018-A6D1-4D9E2C77111D}" type="presParOf" srcId="{E47EC943-768E-4DDD-8F8E-094F5E526F99}" destId="{6E0F4562-DFA0-45D1-BE54-E2CAFB2AD878}" srcOrd="1" destOrd="0" presId="urn:microsoft.com/office/officeart/2005/8/layout/StepDownProcess"/>
+    <dgm:cxn modelId="{F13DEF95-8D43-46D8-91AD-E99CC9B6F126}" type="presParOf" srcId="{E47EC943-768E-4DDD-8F8E-094F5E526F99}" destId="{E1501C48-BFBF-4A8F-AE22-20C43B5BF698}" srcOrd="2" destOrd="0" presId="urn:microsoft.com/office/officeart/2005/8/layout/StepDownProcess"/>
+    <dgm:cxn modelId="{A3DFF423-5490-4AA7-9C0B-882FE26C758D}" type="presParOf" srcId="{244BEF9B-8DE0-4EF3-9B6C-7D23BFF0A6BB}" destId="{D8D73F4C-F28E-4F2F-86A1-2DB861684705}" srcOrd="1" destOrd="0" presId="urn:microsoft.com/office/officeart/2005/8/layout/StepDownProcess"/>
+    <dgm:cxn modelId="{1DCE9C71-37B9-4FBF-A102-3E31694D87E0}" type="presParOf" srcId="{244BEF9B-8DE0-4EF3-9B6C-7D23BFF0A6BB}" destId="{8013C774-868F-4224-97A7-70FF0D1490CA}" srcOrd="2" destOrd="0" presId="urn:microsoft.com/office/officeart/2005/8/layout/StepDownProcess"/>
+    <dgm:cxn modelId="{C8B750DD-03C1-41B2-AF22-C17F0FE89CB0}" type="presParOf" srcId="{8013C774-868F-4224-97A7-70FF0D1490CA}" destId="{46E905D6-0D8C-47E6-81F3-57CC80A31219}" srcOrd="0" destOrd="0" presId="urn:microsoft.com/office/officeart/2005/8/layout/StepDownProcess"/>
+    <dgm:cxn modelId="{255A1EAF-698A-44C7-9F99-A1BB7F0549BC}" type="presParOf" srcId="{8013C774-868F-4224-97A7-70FF0D1490CA}" destId="{585473CC-0C36-4E9D-831B-AEDEA1A9C87E}" srcOrd="1" destOrd="0" presId="urn:microsoft.com/office/officeart/2005/8/layout/StepDownProcess"/>
+    <dgm:cxn modelId="{C06BE328-C399-48FA-A3B5-C18A0211F8AF}" type="presParOf" srcId="{8013C774-868F-4224-97A7-70FF0D1490CA}" destId="{0D71368A-3E3E-42F1-9AFE-021E4EADCECE}" srcOrd="2" destOrd="0" presId="urn:microsoft.com/office/officeart/2005/8/layout/StepDownProcess"/>
+    <dgm:cxn modelId="{8B64CA9F-82F7-4E5D-BF78-B76040A4F64A}" type="presParOf" srcId="{244BEF9B-8DE0-4EF3-9B6C-7D23BFF0A6BB}" destId="{15A43282-A82E-4B8A-A6D6-95AEEC9E746B}" srcOrd="3" destOrd="0" presId="urn:microsoft.com/office/officeart/2005/8/layout/StepDownProcess"/>
+    <dgm:cxn modelId="{A7969BAC-21F2-4F11-9D2B-0AB7FA84EDF1}" type="presParOf" srcId="{244BEF9B-8DE0-4EF3-9B6C-7D23BFF0A6BB}" destId="{C557BD9C-35F1-44EE-941F-ED6F36F175B2}" srcOrd="4" destOrd="0" presId="urn:microsoft.com/office/officeart/2005/8/layout/StepDownProcess"/>
+    <dgm:cxn modelId="{208A8DB7-E245-4BDF-A501-AA5AED08C356}" type="presParOf" srcId="{C557BD9C-35F1-44EE-941F-ED6F36F175B2}" destId="{F085A1B3-B568-4ED3-9C8B-EEAB390E7651}" srcOrd="0" destOrd="0" presId="urn:microsoft.com/office/officeart/2005/8/layout/StepDownProcess"/>
+    <dgm:cxn modelId="{82B00383-575C-462B-9998-A7DE462E3A56}" type="presParOf" srcId="{C557BD9C-35F1-44EE-941F-ED6F36F175B2}" destId="{F3002B6F-6426-4E7E-ACFE-3CF68775AD17}" srcOrd="1" destOrd="0" presId="urn:microsoft.com/office/officeart/2005/8/layout/StepDownProcess"/>
+    <dgm:cxn modelId="{F23F6379-29F7-4CBB-AFEB-FFAEBBD78153}" type="presParOf" srcId="{C557BD9C-35F1-44EE-941F-ED6F36F175B2}" destId="{8CB254BB-4A61-4695-BD07-515E23C9F868}" srcOrd="2" destOrd="0" presId="urn:microsoft.com/office/officeart/2005/8/layout/StepDownProcess"/>
+    <dgm:cxn modelId="{DD07953D-E674-4675-B76F-8D1E883139A8}" type="presParOf" srcId="{244BEF9B-8DE0-4EF3-9B6C-7D23BFF0A6BB}" destId="{B84C7A33-6F45-41C4-B8B7-5F6418E8B450}" srcOrd="5" destOrd="0" presId="urn:microsoft.com/office/officeart/2005/8/layout/StepDownProcess"/>
+    <dgm:cxn modelId="{85C1983E-7F62-441D-8CEB-CD8700400391}" type="presParOf" srcId="{244BEF9B-8DE0-4EF3-9B6C-7D23BFF0A6BB}" destId="{7C143501-48FD-46F2-9ACA-4D0B45935F4D}" srcOrd="6" destOrd="0" presId="urn:microsoft.com/office/officeart/2005/8/layout/StepDownProcess"/>
+    <dgm:cxn modelId="{C29F391A-54A8-4DDF-8368-1537B8BE0260}" type="presParOf" srcId="{7C143501-48FD-46F2-9ACA-4D0B45935F4D}" destId="{FB7597A3-CADA-46DE-9F7C-FE7828815BB9}" srcOrd="0" destOrd="0" presId="urn:microsoft.com/office/officeart/2005/8/layout/StepDownProcess"/>
+    <dgm:cxn modelId="{FDEB8DAF-FD52-4247-8E2A-BA9860873229}" type="presParOf" srcId="{7C143501-48FD-46F2-9ACA-4D0B45935F4D}" destId="{BA9C24F1-FA8B-4B44-B435-58ACE952A5B6}" srcOrd="1" destOrd="0" presId="urn:microsoft.com/office/officeart/2005/8/layout/StepDownProcess"/>
+    <dgm:cxn modelId="{CAB511D1-D9ED-4103-A306-97885CF7CE45}" type="presParOf" srcId="{7C143501-48FD-46F2-9ACA-4D0B45935F4D}" destId="{47595339-7CFA-45DE-A5A3-5FBF458D41EB}" srcOrd="2" destOrd="0" presId="urn:microsoft.com/office/officeart/2005/8/layout/StepDownProcess"/>
+    <dgm:cxn modelId="{4749CD3F-CC9F-4BE8-894E-3381C47F41B4}" type="presParOf" srcId="{244BEF9B-8DE0-4EF3-9B6C-7D23BFF0A6BB}" destId="{A271ECC1-D4C5-4B4A-9BE3-7B0A4E1AD49F}" srcOrd="7" destOrd="0" presId="urn:microsoft.com/office/officeart/2005/8/layout/StepDownProcess"/>
+    <dgm:cxn modelId="{4873836C-AECC-43A7-96EE-0CED73B6E314}" type="presParOf" srcId="{244BEF9B-8DE0-4EF3-9B6C-7D23BFF0A6BB}" destId="{D91404C1-1EEA-4267-99C1-A114AF6A9E9C}" srcOrd="8" destOrd="0" presId="urn:microsoft.com/office/officeart/2005/8/layout/StepDownProcess"/>
+    <dgm:cxn modelId="{7D83EA32-5317-4C89-A55B-1482D3F3A27B}" type="presParOf" srcId="{D91404C1-1EEA-4267-99C1-A114AF6A9E9C}" destId="{6CCCBEB5-0AF0-43FC-8534-03030EB58A3C}" srcOrd="0" destOrd="0" presId="urn:microsoft.com/office/officeart/2005/8/layout/StepDownProcess"/>
+    <dgm:cxn modelId="{303DFB85-AE3C-445C-A076-6C3AC3C239B1}" type="presParOf" srcId="{D91404C1-1EEA-4267-99C1-A114AF6A9E9C}" destId="{353923AB-B831-499D-9091-A01203DFAD48}" srcOrd="1" destOrd="0" presId="urn:microsoft.com/office/officeart/2005/8/layout/StepDownProcess"/>
+    <dgm:cxn modelId="{84902143-0C65-4B73-880F-60E3A0E0F640}" type="presParOf" srcId="{D91404C1-1EEA-4267-99C1-A114AF6A9E9C}" destId="{EA20BE42-337F-4FBE-8A91-5F1D6A8F4ED1}" srcOrd="2" destOrd="0" presId="urn:microsoft.com/office/officeart/2005/8/layout/StepDownProcess"/>
+    <dgm:cxn modelId="{37FC21A0-CC02-40BE-A5C0-490A4B435D3F}" type="presParOf" srcId="{244BEF9B-8DE0-4EF3-9B6C-7D23BFF0A6BB}" destId="{64576A31-93F9-47B5-8C0D-D38C5491D11B}" srcOrd="9" destOrd="0" presId="urn:microsoft.com/office/officeart/2005/8/layout/StepDownProcess"/>
+    <dgm:cxn modelId="{447E7CFE-5086-43F1-B67A-89F65E5065E5}" type="presParOf" srcId="{244BEF9B-8DE0-4EF3-9B6C-7D23BFF0A6BB}" destId="{3B73BDB4-7151-483A-A97A-24ED69D7F6E2}" srcOrd="10" destOrd="0" presId="urn:microsoft.com/office/officeart/2005/8/layout/StepDownProcess"/>
+    <dgm:cxn modelId="{808B4220-9B7F-4AD4-A00A-310A5069F129}" type="presParOf" srcId="{3B73BDB4-7151-483A-A97A-24ED69D7F6E2}" destId="{F609644C-FDE5-4EEF-B749-1D9221085664}" srcOrd="0" destOrd="0" presId="urn:microsoft.com/office/officeart/2005/8/layout/StepDownProcess"/>
+  </dgm:cxnLst>
+  <dgm:bg/>
+  <dgm:whole/>
+  <dgm:extLst>
+    <a:ext uri="http://schemas.microsoft.com/office/drawing/2008/diagram">
+      <dsp:dataModelExt xmlns:dsp="http://schemas.microsoft.com/office/drawing/2008/diagram" relId="rId10" minVer="http://schemas.openxmlformats.org/drawingml/2006/diagram"/>
+    </a:ext>
+  </dgm:extLst>
+</dgm:dataModel>
+</file>
+
+<file path=word/diagrams/drawing1.xml><?xml version="1.0" encoding="utf-8"?>
+<dsp:drawing xmlns:dgm="http://schemas.openxmlformats.org/drawingml/2006/diagram" xmlns:dsp="http://schemas.microsoft.com/office/drawing/2008/diagram" xmlns:a="http://schemas.openxmlformats.org/drawingml/2006/main">
+  <dsp:spTree>
+    <dsp:nvGrpSpPr>
+      <dsp:cNvPr id="0" name=""/>
+      <dsp:cNvGrpSpPr/>
+    </dsp:nvGrpSpPr>
+    <dsp:grpSpPr/>
+    <dsp:sp modelId="{56DFBC7D-9ECA-48B5-A83B-1EDACEEEBA44}">
+      <dsp:nvSpPr>
+        <dsp:cNvPr id="0" name=""/>
+        <dsp:cNvSpPr/>
+      </dsp:nvSpPr>
+      <dsp:spPr>
+        <a:xfrm rot="5400000">
+          <a:off x="1893345" y="311396"/>
+          <a:ext cx="268042" cy="305157"/>
+        </a:xfrm>
+        <a:prstGeom prst="bentUpArrow">
+          <a:avLst>
+            <a:gd name="adj1" fmla="val 32840"/>
+            <a:gd name="adj2" fmla="val 25000"/>
+            <a:gd name="adj3" fmla="val 35780"/>
+          </a:avLst>
+        </a:prstGeom>
+        <a:solidFill>
+          <a:schemeClr val="accent1">
+            <a:tint val="50000"/>
+            <a:hueOff val="0"/>
+            <a:satOff val="0"/>
+            <a:lumOff val="0"/>
+            <a:alphaOff val="0"/>
+          </a:schemeClr>
+        </a:solidFill>
+        <a:ln w="19050" cap="flat" cmpd="sng" algn="ctr">
+          <a:solidFill>
+            <a:schemeClr val="lt1">
+              <a:hueOff val="0"/>
+              <a:satOff val="0"/>
+              <a:lumOff val="0"/>
+              <a:alphaOff val="0"/>
+            </a:schemeClr>
+          </a:solidFill>
+          <a:prstDash val="solid"/>
+          <a:miter lim="800000"/>
+        </a:ln>
+        <a:effectLst/>
+      </dsp:spPr>
+      <dsp:style>
+        <a:lnRef idx="2">
+          <a:scrgbClr r="0" g="0" b="0"/>
+        </a:lnRef>
+        <a:fillRef idx="1">
+          <a:scrgbClr r="0" g="0" b="0"/>
+        </a:fillRef>
+        <a:effectRef idx="0">
+          <a:scrgbClr r="0" g="0" b="0"/>
+        </a:effectRef>
+        <a:fontRef idx="minor"/>
+      </dsp:style>
+    </dsp:sp>
+    <dsp:sp modelId="{6E0F4562-DFA0-45D1-BE54-E2CAFB2AD878}">
+      <dsp:nvSpPr>
+        <dsp:cNvPr id="0" name=""/>
+        <dsp:cNvSpPr/>
+      </dsp:nvSpPr>
+      <dsp:spPr>
+        <a:xfrm>
+          <a:off x="1822330" y="14265"/>
+          <a:ext cx="451226" cy="315843"/>
+        </a:xfrm>
+        <a:prstGeom prst="roundRect">
+          <a:avLst>
+            <a:gd name="adj" fmla="val 16670"/>
+          </a:avLst>
+        </a:prstGeom>
+        <a:solidFill>
+          <a:schemeClr val="accent1">
+            <a:hueOff val="0"/>
+            <a:satOff val="0"/>
+            <a:lumOff val="0"/>
+            <a:alphaOff val="0"/>
+          </a:schemeClr>
+        </a:solidFill>
+        <a:ln w="19050" cap="flat" cmpd="sng" algn="ctr">
+          <a:solidFill>
+            <a:schemeClr val="lt1">
+              <a:hueOff val="0"/>
+              <a:satOff val="0"/>
+              <a:lumOff val="0"/>
+              <a:alphaOff val="0"/>
+            </a:schemeClr>
+          </a:solidFill>
+          <a:prstDash val="solid"/>
+          <a:miter lim="800000"/>
+        </a:ln>
+        <a:effectLst/>
+      </dsp:spPr>
+      <dsp:style>
+        <a:lnRef idx="2">
+          <a:scrgbClr r="0" g="0" b="0"/>
+        </a:lnRef>
+        <a:fillRef idx="1">
+          <a:scrgbClr r="0" g="0" b="0"/>
+        </a:fillRef>
+        <a:effectRef idx="0">
+          <a:scrgbClr r="0" g="0" b="0"/>
+        </a:effectRef>
+        <a:fontRef idx="minor">
+          <a:schemeClr val="lt1"/>
+        </a:fontRef>
+      </dsp:style>
+      <dsp:txBody>
+        <a:bodyPr spcFirstLastPara="0" vert="horz" wrap="square" lIns="19050" tIns="19050" rIns="19050" bIns="19050" numCol="1" spcCol="1270" anchor="ctr" anchorCtr="0">
+          <a:noAutofit/>
+        </a:bodyPr>
+        <a:lstStyle/>
+        <a:p>
+          <a:pPr marL="0" lvl="0" indent="0" algn="ctr" defTabSz="222250">
+            <a:lnSpc>
+              <a:spcPct val="90000"/>
+            </a:lnSpc>
+            <a:spcBef>
+              <a:spcPct val="0"/>
+            </a:spcBef>
+            <a:spcAft>
+              <a:spcPct val="35000"/>
+            </a:spcAft>
+            <a:buNone/>
+          </a:pPr>
+          <a:r>
+            <a:rPr lang="en-IE" sz="500" kern="1200"/>
+            <a:t>NSFG Data</a:t>
+          </a:r>
+        </a:p>
+        <a:p>
+          <a:pPr marL="0" lvl="0" indent="0" algn="l" defTabSz="222250">
+            <a:lnSpc>
+              <a:spcPct val="90000"/>
+            </a:lnSpc>
+            <a:spcBef>
+              <a:spcPct val="0"/>
+            </a:spcBef>
+            <a:spcAft>
+              <a:spcPct val="35000"/>
+            </a:spcAft>
+            <a:buNone/>
+          </a:pPr>
+          <a:r>
+            <a:rPr lang="en-IE" sz="500" kern="1200"/>
+            <a:t>Data</a:t>
+          </a:r>
+        </a:p>
+      </dsp:txBody>
+      <dsp:txXfrm>
+        <a:off x="1837751" y="29686"/>
+        <a:ext cx="420384" cy="285001"/>
+      </dsp:txXfrm>
+    </dsp:sp>
+    <dsp:sp modelId="{E1501C48-BFBF-4A8F-AE22-20C43B5BF698}">
+      <dsp:nvSpPr>
+        <dsp:cNvPr id="0" name=""/>
+        <dsp:cNvSpPr/>
+      </dsp:nvSpPr>
+      <dsp:spPr>
+        <a:xfrm>
+          <a:off x="2273556" y="44388"/>
+          <a:ext cx="328179" cy="255278"/>
+        </a:xfrm>
+        <a:prstGeom prst="rect">
+          <a:avLst/>
+        </a:prstGeom>
+        <a:noFill/>
+        <a:ln>
+          <a:noFill/>
+        </a:ln>
+        <a:effectLst/>
+      </dsp:spPr>
+      <dsp:style>
+        <a:lnRef idx="0">
+          <a:scrgbClr r="0" g="0" b="0"/>
+        </a:lnRef>
+        <a:fillRef idx="0">
+          <a:scrgbClr r="0" g="0" b="0"/>
+        </a:fillRef>
+        <a:effectRef idx="0">
+          <a:scrgbClr r="0" g="0" b="0"/>
+        </a:effectRef>
+        <a:fontRef idx="minor"/>
+      </dsp:style>
+      <dsp:txBody>
+        <a:bodyPr spcFirstLastPara="0" vert="horz" wrap="square" lIns="19050" tIns="19050" rIns="19050" bIns="19050" numCol="1" spcCol="1270" anchor="ctr" anchorCtr="0">
+          <a:noAutofit/>
+        </a:bodyPr>
+        <a:lstStyle/>
+        <a:p>
+          <a:pPr marL="57150" lvl="1" indent="-57150" algn="l" defTabSz="177800">
+            <a:lnSpc>
+              <a:spcPct val="90000"/>
+            </a:lnSpc>
+            <a:spcBef>
+              <a:spcPct val="0"/>
+            </a:spcBef>
+            <a:spcAft>
+              <a:spcPct val="15000"/>
+            </a:spcAft>
+            <a:buChar char="•"/>
+          </a:pPr>
+          <a:endParaRPr lang="en-IE" sz="400" kern="1200"/>
+        </a:p>
+      </dsp:txBody>
+      <dsp:txXfrm>
+        <a:off x="2273556" y="44388"/>
+        <a:ext cx="328179" cy="255278"/>
+      </dsp:txXfrm>
+    </dsp:sp>
+    <dsp:sp modelId="{46E905D6-0D8C-47E6-81F3-57CC80A31219}">
+      <dsp:nvSpPr>
+        <dsp:cNvPr id="0" name=""/>
+        <dsp:cNvSpPr/>
+      </dsp:nvSpPr>
+      <dsp:spPr>
+        <a:xfrm rot="5400000">
+          <a:off x="2267459" y="666193"/>
+          <a:ext cx="268042" cy="305157"/>
+        </a:xfrm>
+        <a:prstGeom prst="bentUpArrow">
+          <a:avLst>
+            <a:gd name="adj1" fmla="val 32840"/>
+            <a:gd name="adj2" fmla="val 25000"/>
+            <a:gd name="adj3" fmla="val 35780"/>
+          </a:avLst>
+        </a:prstGeom>
+        <a:solidFill>
+          <a:schemeClr val="accent1">
+            <a:tint val="50000"/>
+            <a:hueOff val="0"/>
+            <a:satOff val="0"/>
+            <a:lumOff val="0"/>
+            <a:alphaOff val="0"/>
+          </a:schemeClr>
+        </a:solidFill>
+        <a:ln w="19050" cap="flat" cmpd="sng" algn="ctr">
+          <a:solidFill>
+            <a:schemeClr val="lt1">
+              <a:hueOff val="0"/>
+              <a:satOff val="0"/>
+              <a:lumOff val="0"/>
+              <a:alphaOff val="0"/>
+            </a:schemeClr>
+          </a:solidFill>
+          <a:prstDash val="solid"/>
+          <a:miter lim="800000"/>
+        </a:ln>
+        <a:effectLst/>
+      </dsp:spPr>
+      <dsp:style>
+        <a:lnRef idx="2">
+          <a:scrgbClr r="0" g="0" b="0"/>
+        </a:lnRef>
+        <a:fillRef idx="1">
+          <a:scrgbClr r="0" g="0" b="0"/>
+        </a:fillRef>
+        <a:effectRef idx="0">
+          <a:scrgbClr r="0" g="0" b="0"/>
+        </a:effectRef>
+        <a:fontRef idx="minor"/>
+      </dsp:style>
+    </dsp:sp>
+    <dsp:sp modelId="{585473CC-0C36-4E9D-831B-AEDEA1A9C87E}">
+      <dsp:nvSpPr>
+        <dsp:cNvPr id="0" name=""/>
+        <dsp:cNvSpPr/>
+      </dsp:nvSpPr>
+      <dsp:spPr>
+        <a:xfrm>
+          <a:off x="2196444" y="369062"/>
+          <a:ext cx="451226" cy="315843"/>
+        </a:xfrm>
+        <a:prstGeom prst="roundRect">
+          <a:avLst>
+            <a:gd name="adj" fmla="val 16670"/>
+          </a:avLst>
+        </a:prstGeom>
+        <a:solidFill>
+          <a:schemeClr val="accent1">
+            <a:hueOff val="0"/>
+            <a:satOff val="0"/>
+            <a:lumOff val="0"/>
+            <a:alphaOff val="0"/>
+          </a:schemeClr>
+        </a:solidFill>
+        <a:ln w="19050" cap="flat" cmpd="sng" algn="ctr">
+          <a:solidFill>
+            <a:schemeClr val="lt1">
+              <a:hueOff val="0"/>
+              <a:satOff val="0"/>
+              <a:lumOff val="0"/>
+              <a:alphaOff val="0"/>
+            </a:schemeClr>
+          </a:solidFill>
+          <a:prstDash val="solid"/>
+          <a:miter lim="800000"/>
+        </a:ln>
+        <a:effectLst/>
+      </dsp:spPr>
+      <dsp:style>
+        <a:lnRef idx="2">
+          <a:scrgbClr r="0" g="0" b="0"/>
+        </a:lnRef>
+        <a:fillRef idx="1">
+          <a:scrgbClr r="0" g="0" b="0"/>
+        </a:fillRef>
+        <a:effectRef idx="0">
+          <a:scrgbClr r="0" g="0" b="0"/>
+        </a:effectRef>
+        <a:fontRef idx="minor">
+          <a:schemeClr val="lt1"/>
+        </a:fontRef>
+      </dsp:style>
+      <dsp:txBody>
+        <a:bodyPr spcFirstLastPara="0" vert="horz" wrap="square" lIns="19050" tIns="19050" rIns="19050" bIns="19050" numCol="1" spcCol="1270" anchor="ctr" anchorCtr="0">
+          <a:noAutofit/>
+        </a:bodyPr>
+        <a:lstStyle/>
+        <a:p>
+          <a:pPr marL="0" lvl="0" indent="0" algn="ctr" defTabSz="222250">
+            <a:lnSpc>
+              <a:spcPct val="90000"/>
+            </a:lnSpc>
+            <a:spcBef>
+              <a:spcPct val="0"/>
+            </a:spcBef>
+            <a:spcAft>
+              <a:spcPct val="35000"/>
+            </a:spcAft>
+            <a:buNone/>
+          </a:pPr>
+          <a:r>
+            <a:rPr lang="en-IE" sz="500" kern="1200"/>
+            <a:t>Data Cleaning and Preperation</a:t>
+          </a:r>
+        </a:p>
+      </dsp:txBody>
+      <dsp:txXfrm>
+        <a:off x="2211865" y="384483"/>
+        <a:ext cx="420384" cy="285001"/>
+      </dsp:txXfrm>
+    </dsp:sp>
+    <dsp:sp modelId="{0D71368A-3E3E-42F1-9AFE-021E4EADCECE}">
+      <dsp:nvSpPr>
+        <dsp:cNvPr id="0" name=""/>
+        <dsp:cNvSpPr/>
+      </dsp:nvSpPr>
+      <dsp:spPr>
+        <a:xfrm>
+          <a:off x="2647671" y="399185"/>
+          <a:ext cx="328179" cy="255278"/>
+        </a:xfrm>
+        <a:prstGeom prst="rect">
+          <a:avLst/>
+        </a:prstGeom>
+        <a:noFill/>
+        <a:ln>
+          <a:noFill/>
+        </a:ln>
+        <a:effectLst/>
+      </dsp:spPr>
+      <dsp:style>
+        <a:lnRef idx="0">
+          <a:scrgbClr r="0" g="0" b="0"/>
+        </a:lnRef>
+        <a:fillRef idx="0">
+          <a:scrgbClr r="0" g="0" b="0"/>
+        </a:fillRef>
+        <a:effectRef idx="0">
+          <a:scrgbClr r="0" g="0" b="0"/>
+        </a:effectRef>
+        <a:fontRef idx="minor"/>
+      </dsp:style>
+      <dsp:txBody>
+        <a:bodyPr spcFirstLastPara="0" vert="horz" wrap="square" lIns="19050" tIns="19050" rIns="19050" bIns="19050" numCol="1" spcCol="1270" anchor="ctr" anchorCtr="0">
+          <a:noAutofit/>
+        </a:bodyPr>
+        <a:lstStyle/>
+        <a:p>
+          <a:pPr marL="57150" lvl="1" indent="-57150" algn="l" defTabSz="177800">
+            <a:lnSpc>
+              <a:spcPct val="90000"/>
+            </a:lnSpc>
+            <a:spcBef>
+              <a:spcPct val="0"/>
+            </a:spcBef>
+            <a:spcAft>
+              <a:spcPct val="15000"/>
+            </a:spcAft>
+            <a:buChar char="•"/>
+          </a:pPr>
+          <a:endParaRPr lang="en-IE" sz="400" kern="1200"/>
+        </a:p>
+      </dsp:txBody>
+      <dsp:txXfrm>
+        <a:off x="2647671" y="399185"/>
+        <a:ext cx="328179" cy="255278"/>
+      </dsp:txXfrm>
+    </dsp:sp>
+    <dsp:sp modelId="{F085A1B3-B568-4ED3-9C8B-EEAB390E7651}">
+      <dsp:nvSpPr>
+        <dsp:cNvPr id="0" name=""/>
+        <dsp:cNvSpPr/>
+      </dsp:nvSpPr>
+      <dsp:spPr>
+        <a:xfrm rot="5400000">
+          <a:off x="2641574" y="1020990"/>
+          <a:ext cx="268042" cy="305157"/>
+        </a:xfrm>
+        <a:prstGeom prst="bentUpArrow">
+          <a:avLst>
+            <a:gd name="adj1" fmla="val 32840"/>
+            <a:gd name="adj2" fmla="val 25000"/>
+            <a:gd name="adj3" fmla="val 35780"/>
+          </a:avLst>
+        </a:prstGeom>
+        <a:solidFill>
+          <a:schemeClr val="accent1">
+            <a:tint val="50000"/>
+            <a:hueOff val="0"/>
+            <a:satOff val="0"/>
+            <a:lumOff val="0"/>
+            <a:alphaOff val="0"/>
+          </a:schemeClr>
+        </a:solidFill>
+        <a:ln w="19050" cap="flat" cmpd="sng" algn="ctr">
+          <a:solidFill>
+            <a:schemeClr val="lt1">
+              <a:hueOff val="0"/>
+              <a:satOff val="0"/>
+              <a:lumOff val="0"/>
+              <a:alphaOff val="0"/>
+            </a:schemeClr>
+          </a:solidFill>
+          <a:prstDash val="solid"/>
+          <a:miter lim="800000"/>
+        </a:ln>
+        <a:effectLst/>
+      </dsp:spPr>
+      <dsp:style>
+        <a:lnRef idx="2">
+          <a:scrgbClr r="0" g="0" b="0"/>
+        </a:lnRef>
+        <a:fillRef idx="1">
+          <a:scrgbClr r="0" g="0" b="0"/>
+        </a:fillRef>
+        <a:effectRef idx="0">
+          <a:scrgbClr r="0" g="0" b="0"/>
+        </a:effectRef>
+        <a:fontRef idx="minor"/>
+      </dsp:style>
+    </dsp:sp>
+    <dsp:sp modelId="{F3002B6F-6426-4E7E-ACFE-3CF68775AD17}">
+      <dsp:nvSpPr>
+        <dsp:cNvPr id="0" name=""/>
+        <dsp:cNvSpPr/>
+      </dsp:nvSpPr>
+      <dsp:spPr>
+        <a:xfrm>
+          <a:off x="2570559" y="723859"/>
+          <a:ext cx="451226" cy="315843"/>
+        </a:xfrm>
+        <a:prstGeom prst="roundRect">
+          <a:avLst>
+            <a:gd name="adj" fmla="val 16670"/>
+          </a:avLst>
+        </a:prstGeom>
+        <a:solidFill>
+          <a:schemeClr val="accent1">
+            <a:hueOff val="0"/>
+            <a:satOff val="0"/>
+            <a:lumOff val="0"/>
+            <a:alphaOff val="0"/>
+          </a:schemeClr>
+        </a:solidFill>
+        <a:ln w="19050" cap="flat" cmpd="sng" algn="ctr">
+          <a:solidFill>
+            <a:schemeClr val="lt1">
+              <a:hueOff val="0"/>
+              <a:satOff val="0"/>
+              <a:lumOff val="0"/>
+              <a:alphaOff val="0"/>
+            </a:schemeClr>
+          </a:solidFill>
+          <a:prstDash val="solid"/>
+          <a:miter lim="800000"/>
+        </a:ln>
+        <a:effectLst/>
+      </dsp:spPr>
+      <dsp:style>
+        <a:lnRef idx="2">
+          <a:scrgbClr r="0" g="0" b="0"/>
+        </a:lnRef>
+        <a:fillRef idx="1">
+          <a:scrgbClr r="0" g="0" b="0"/>
+        </a:fillRef>
+        <a:effectRef idx="0">
+          <a:scrgbClr r="0" g="0" b="0"/>
+        </a:effectRef>
+        <a:fontRef idx="minor">
+          <a:schemeClr val="lt1"/>
+        </a:fontRef>
+      </dsp:style>
+      <dsp:txBody>
+        <a:bodyPr spcFirstLastPara="0" vert="horz" wrap="square" lIns="19050" tIns="19050" rIns="19050" bIns="19050" numCol="1" spcCol="1270" anchor="ctr" anchorCtr="0">
+          <a:noAutofit/>
+        </a:bodyPr>
+        <a:lstStyle/>
+        <a:p>
+          <a:pPr marL="0" lvl="0" indent="0" algn="l" defTabSz="222250">
+            <a:lnSpc>
+              <a:spcPct val="90000"/>
+            </a:lnSpc>
+            <a:spcBef>
+              <a:spcPct val="0"/>
+            </a:spcBef>
+            <a:spcAft>
+              <a:spcPct val="35000"/>
+            </a:spcAft>
+            <a:buNone/>
+          </a:pPr>
+          <a:endParaRPr lang="en-IE" sz="500" kern="1200"/>
+        </a:p>
+        <a:p>
+          <a:pPr marL="0" lvl="0" indent="0" algn="ctr" defTabSz="222250">
+            <a:lnSpc>
+              <a:spcPct val="90000"/>
+            </a:lnSpc>
+            <a:spcBef>
+              <a:spcPct val="0"/>
+            </a:spcBef>
+            <a:spcAft>
+              <a:spcPct val="35000"/>
+            </a:spcAft>
+            <a:buNone/>
+          </a:pPr>
+          <a:r>
+            <a:rPr lang="en-IE" sz="500" kern="1200"/>
+            <a:t>Feature Selection and  Exploratory  Analysis</a:t>
+          </a:r>
+        </a:p>
+        <a:p>
+          <a:pPr marL="0" lvl="0" indent="0" algn="l" defTabSz="222250">
+            <a:lnSpc>
+              <a:spcPct val="90000"/>
+            </a:lnSpc>
+            <a:spcBef>
+              <a:spcPct val="0"/>
+            </a:spcBef>
+            <a:spcAft>
+              <a:spcPct val="35000"/>
+            </a:spcAft>
+            <a:buNone/>
+          </a:pPr>
+          <a:endParaRPr lang="en-IE" sz="500" kern="1200"/>
+        </a:p>
+      </dsp:txBody>
+      <dsp:txXfrm>
+        <a:off x="2585980" y="739280"/>
+        <a:ext cx="420384" cy="285001"/>
+      </dsp:txXfrm>
+    </dsp:sp>
+    <dsp:sp modelId="{8CB254BB-4A61-4695-BD07-515E23C9F868}">
+      <dsp:nvSpPr>
+        <dsp:cNvPr id="0" name=""/>
+        <dsp:cNvSpPr/>
+      </dsp:nvSpPr>
+      <dsp:spPr>
+        <a:xfrm>
+          <a:off x="3021785" y="753982"/>
+          <a:ext cx="328179" cy="255278"/>
+        </a:xfrm>
+        <a:prstGeom prst="rect">
+          <a:avLst/>
+        </a:prstGeom>
+        <a:noFill/>
+        <a:ln>
+          <a:noFill/>
+        </a:ln>
+        <a:effectLst/>
+      </dsp:spPr>
+      <dsp:style>
+        <a:lnRef idx="0">
+          <a:scrgbClr r="0" g="0" b="0"/>
+        </a:lnRef>
+        <a:fillRef idx="0">
+          <a:scrgbClr r="0" g="0" b="0"/>
+        </a:fillRef>
+        <a:effectRef idx="0">
+          <a:scrgbClr r="0" g="0" b="0"/>
+        </a:effectRef>
+        <a:fontRef idx="minor"/>
+      </dsp:style>
+      <dsp:txBody>
+        <a:bodyPr spcFirstLastPara="0" vert="horz" wrap="square" lIns="19050" tIns="19050" rIns="19050" bIns="19050" numCol="1" spcCol="1270" anchor="ctr" anchorCtr="0">
+          <a:noAutofit/>
+        </a:bodyPr>
+        <a:lstStyle/>
+        <a:p>
+          <a:pPr marL="57150" lvl="1" indent="-57150" algn="l" defTabSz="177800">
+            <a:lnSpc>
+              <a:spcPct val="90000"/>
+            </a:lnSpc>
+            <a:spcBef>
+              <a:spcPct val="0"/>
+            </a:spcBef>
+            <a:spcAft>
+              <a:spcPct val="15000"/>
+            </a:spcAft>
+            <a:buChar char="•"/>
+          </a:pPr>
+          <a:endParaRPr lang="en-IE" sz="400" kern="1200"/>
+        </a:p>
+      </dsp:txBody>
+      <dsp:txXfrm>
+        <a:off x="3021785" y="753982"/>
+        <a:ext cx="328179" cy="255278"/>
+      </dsp:txXfrm>
+    </dsp:sp>
+    <dsp:sp modelId="{FB7597A3-CADA-46DE-9F7C-FE7828815BB9}">
+      <dsp:nvSpPr>
+        <dsp:cNvPr id="0" name=""/>
+        <dsp:cNvSpPr/>
+      </dsp:nvSpPr>
+      <dsp:spPr>
+        <a:xfrm rot="5400000">
+          <a:off x="3015689" y="1375787"/>
+          <a:ext cx="268042" cy="305157"/>
+        </a:xfrm>
+        <a:prstGeom prst="bentUpArrow">
+          <a:avLst>
+            <a:gd name="adj1" fmla="val 32840"/>
+            <a:gd name="adj2" fmla="val 25000"/>
+            <a:gd name="adj3" fmla="val 35780"/>
+          </a:avLst>
+        </a:prstGeom>
+        <a:solidFill>
+          <a:schemeClr val="accent1">
+            <a:tint val="50000"/>
+            <a:hueOff val="0"/>
+            <a:satOff val="0"/>
+            <a:lumOff val="0"/>
+            <a:alphaOff val="0"/>
+          </a:schemeClr>
+        </a:solidFill>
+        <a:ln w="19050" cap="flat" cmpd="sng" algn="ctr">
+          <a:solidFill>
+            <a:schemeClr val="lt1">
+              <a:hueOff val="0"/>
+              <a:satOff val="0"/>
+              <a:lumOff val="0"/>
+              <a:alphaOff val="0"/>
+            </a:schemeClr>
+          </a:solidFill>
+          <a:prstDash val="solid"/>
+          <a:miter lim="800000"/>
+        </a:ln>
+        <a:effectLst/>
+      </dsp:spPr>
+      <dsp:style>
+        <a:lnRef idx="2">
+          <a:scrgbClr r="0" g="0" b="0"/>
+        </a:lnRef>
+        <a:fillRef idx="1">
+          <a:scrgbClr r="0" g="0" b="0"/>
+        </a:fillRef>
+        <a:effectRef idx="0">
+          <a:scrgbClr r="0" g="0" b="0"/>
+        </a:effectRef>
+        <a:fontRef idx="minor"/>
+      </dsp:style>
+    </dsp:sp>
+    <dsp:sp modelId="{BA9C24F1-FA8B-4B44-B435-58ACE952A5B6}">
+      <dsp:nvSpPr>
+        <dsp:cNvPr id="0" name=""/>
+        <dsp:cNvSpPr/>
+      </dsp:nvSpPr>
+      <dsp:spPr>
+        <a:xfrm>
+          <a:off x="2944674" y="1078656"/>
+          <a:ext cx="451226" cy="315843"/>
+        </a:xfrm>
+        <a:prstGeom prst="roundRect">
+          <a:avLst>
+            <a:gd name="adj" fmla="val 16670"/>
+          </a:avLst>
+        </a:prstGeom>
+        <a:solidFill>
+          <a:schemeClr val="accent1">
+            <a:hueOff val="0"/>
+            <a:satOff val="0"/>
+            <a:lumOff val="0"/>
+            <a:alphaOff val="0"/>
+          </a:schemeClr>
+        </a:solidFill>
+        <a:ln w="19050" cap="flat" cmpd="sng" algn="ctr">
+          <a:solidFill>
+            <a:schemeClr val="lt1">
+              <a:hueOff val="0"/>
+              <a:satOff val="0"/>
+              <a:lumOff val="0"/>
+              <a:alphaOff val="0"/>
+            </a:schemeClr>
+          </a:solidFill>
+          <a:prstDash val="solid"/>
+          <a:miter lim="800000"/>
+        </a:ln>
+        <a:effectLst/>
+      </dsp:spPr>
+      <dsp:style>
+        <a:lnRef idx="2">
+          <a:scrgbClr r="0" g="0" b="0"/>
+        </a:lnRef>
+        <a:fillRef idx="1">
+          <a:scrgbClr r="0" g="0" b="0"/>
+        </a:fillRef>
+        <a:effectRef idx="0">
+          <a:scrgbClr r="0" g="0" b="0"/>
+        </a:effectRef>
+        <a:fontRef idx="minor">
+          <a:schemeClr val="lt1"/>
+        </a:fontRef>
+      </dsp:style>
+      <dsp:txBody>
+        <a:bodyPr spcFirstLastPara="0" vert="horz" wrap="square" lIns="19050" tIns="19050" rIns="19050" bIns="19050" numCol="1" spcCol="1270" anchor="ctr" anchorCtr="0">
+          <a:noAutofit/>
+        </a:bodyPr>
+        <a:lstStyle/>
+        <a:p>
+          <a:pPr marL="0" lvl="0" indent="0" algn="ctr" defTabSz="222250">
+            <a:lnSpc>
+              <a:spcPct val="90000"/>
+            </a:lnSpc>
+            <a:spcBef>
+              <a:spcPct val="0"/>
+            </a:spcBef>
+            <a:spcAft>
+              <a:spcPct val="35000"/>
+            </a:spcAft>
+            <a:buNone/>
+          </a:pPr>
+          <a:r>
+            <a:rPr lang="en-IE" sz="500" kern="1200"/>
+            <a:t>Synthetic Data and  Validation </a:t>
+          </a:r>
+        </a:p>
+      </dsp:txBody>
+      <dsp:txXfrm>
+        <a:off x="2960095" y="1094077"/>
+        <a:ext cx="420384" cy="285001"/>
+      </dsp:txXfrm>
+    </dsp:sp>
+    <dsp:sp modelId="{47595339-7CFA-45DE-A5A3-5FBF458D41EB}">
+      <dsp:nvSpPr>
+        <dsp:cNvPr id="0" name=""/>
+        <dsp:cNvSpPr/>
+      </dsp:nvSpPr>
+      <dsp:spPr>
+        <a:xfrm>
+          <a:off x="3395900" y="1108779"/>
+          <a:ext cx="328179" cy="255278"/>
+        </a:xfrm>
+        <a:prstGeom prst="rect">
+          <a:avLst/>
+        </a:prstGeom>
+        <a:noFill/>
+        <a:ln>
+          <a:noFill/>
+        </a:ln>
+        <a:effectLst/>
+      </dsp:spPr>
+      <dsp:style>
+        <a:lnRef idx="0">
+          <a:scrgbClr r="0" g="0" b="0"/>
+        </a:lnRef>
+        <a:fillRef idx="0">
+          <a:scrgbClr r="0" g="0" b="0"/>
+        </a:fillRef>
+        <a:effectRef idx="0">
+          <a:scrgbClr r="0" g="0" b="0"/>
+        </a:effectRef>
+        <a:fontRef idx="minor"/>
+      </dsp:style>
+    </dsp:sp>
+    <dsp:sp modelId="{6CCCBEB5-0AF0-43FC-8534-03030EB58A3C}">
+      <dsp:nvSpPr>
+        <dsp:cNvPr id="0" name=""/>
+        <dsp:cNvSpPr/>
+      </dsp:nvSpPr>
+      <dsp:spPr>
+        <a:xfrm rot="5400000">
+          <a:off x="3389803" y="1730584"/>
+          <a:ext cx="268042" cy="305157"/>
+        </a:xfrm>
+        <a:prstGeom prst="bentUpArrow">
+          <a:avLst>
+            <a:gd name="adj1" fmla="val 32840"/>
+            <a:gd name="adj2" fmla="val 25000"/>
+            <a:gd name="adj3" fmla="val 35780"/>
+          </a:avLst>
+        </a:prstGeom>
+        <a:solidFill>
+          <a:schemeClr val="accent1">
+            <a:tint val="50000"/>
+            <a:hueOff val="0"/>
+            <a:satOff val="0"/>
+            <a:lumOff val="0"/>
+            <a:alphaOff val="0"/>
+          </a:schemeClr>
+        </a:solidFill>
+        <a:ln w="19050" cap="flat" cmpd="sng" algn="ctr">
+          <a:solidFill>
+            <a:schemeClr val="lt1">
+              <a:hueOff val="0"/>
+              <a:satOff val="0"/>
+              <a:lumOff val="0"/>
+              <a:alphaOff val="0"/>
+            </a:schemeClr>
+          </a:solidFill>
+          <a:prstDash val="solid"/>
+          <a:miter lim="800000"/>
+        </a:ln>
+        <a:effectLst/>
+      </dsp:spPr>
+      <dsp:style>
+        <a:lnRef idx="2">
+          <a:scrgbClr r="0" g="0" b="0"/>
+        </a:lnRef>
+        <a:fillRef idx="1">
+          <a:scrgbClr r="0" g="0" b="0"/>
+        </a:fillRef>
+        <a:effectRef idx="0">
+          <a:scrgbClr r="0" g="0" b="0"/>
+        </a:effectRef>
+        <a:fontRef idx="minor"/>
+      </dsp:style>
+    </dsp:sp>
+    <dsp:sp modelId="{353923AB-B831-499D-9091-A01203DFAD48}">
+      <dsp:nvSpPr>
+        <dsp:cNvPr id="0" name=""/>
+        <dsp:cNvSpPr/>
+      </dsp:nvSpPr>
+      <dsp:spPr>
+        <a:xfrm>
+          <a:off x="3313865" y="1418690"/>
+          <a:ext cx="451226" cy="315843"/>
+        </a:xfrm>
+        <a:prstGeom prst="roundRect">
+          <a:avLst>
+            <a:gd name="adj" fmla="val 16670"/>
+          </a:avLst>
+        </a:prstGeom>
+        <a:solidFill>
+          <a:schemeClr val="accent1">
+            <a:hueOff val="0"/>
+            <a:satOff val="0"/>
+            <a:lumOff val="0"/>
+            <a:alphaOff val="0"/>
+          </a:schemeClr>
+        </a:solidFill>
+        <a:ln w="19050" cap="flat" cmpd="sng" algn="ctr">
+          <a:solidFill>
+            <a:schemeClr val="lt1">
+              <a:hueOff val="0"/>
+              <a:satOff val="0"/>
+              <a:lumOff val="0"/>
+              <a:alphaOff val="0"/>
+            </a:schemeClr>
+          </a:solidFill>
+          <a:prstDash val="solid"/>
+          <a:miter lim="800000"/>
+        </a:ln>
+        <a:effectLst/>
+      </dsp:spPr>
+      <dsp:style>
+        <a:lnRef idx="2">
+          <a:scrgbClr r="0" g="0" b="0"/>
+        </a:lnRef>
+        <a:fillRef idx="1">
+          <a:scrgbClr r="0" g="0" b="0"/>
+        </a:fillRef>
+        <a:effectRef idx="0">
+          <a:scrgbClr r="0" g="0" b="0"/>
+        </a:effectRef>
+        <a:fontRef idx="minor">
+          <a:schemeClr val="lt1"/>
+        </a:fontRef>
+      </dsp:style>
+      <dsp:txBody>
+        <a:bodyPr spcFirstLastPara="0" vert="horz" wrap="square" lIns="19050" tIns="19050" rIns="19050" bIns="19050" numCol="1" spcCol="1270" anchor="ctr" anchorCtr="0">
+          <a:noAutofit/>
+        </a:bodyPr>
+        <a:lstStyle/>
+        <a:p>
+          <a:pPr marL="0" lvl="0" indent="0" algn="ctr" defTabSz="222250">
+            <a:lnSpc>
+              <a:spcPct val="90000"/>
+            </a:lnSpc>
+            <a:spcBef>
+              <a:spcPct val="0"/>
+            </a:spcBef>
+            <a:spcAft>
+              <a:spcPct val="35000"/>
+            </a:spcAft>
+            <a:buNone/>
+          </a:pPr>
+          <a:r>
+            <a:rPr lang="en-IE" sz="500" kern="1200"/>
+            <a:t>Classification Modelling and Evaluation</a:t>
+          </a:r>
+        </a:p>
+      </dsp:txBody>
+      <dsp:txXfrm>
+        <a:off x="3329286" y="1434111"/>
+        <a:ext cx="420384" cy="285001"/>
+      </dsp:txXfrm>
+    </dsp:sp>
+    <dsp:sp modelId="{EA20BE42-337F-4FBE-8A91-5F1D6A8F4ED1}">
+      <dsp:nvSpPr>
+        <dsp:cNvPr id="0" name=""/>
+        <dsp:cNvSpPr/>
+      </dsp:nvSpPr>
+      <dsp:spPr>
+        <a:xfrm>
+          <a:off x="3770015" y="1463576"/>
+          <a:ext cx="328179" cy="255278"/>
+        </a:xfrm>
+        <a:prstGeom prst="rect">
+          <a:avLst/>
+        </a:prstGeom>
+        <a:noFill/>
+        <a:ln>
+          <a:noFill/>
+        </a:ln>
+        <a:effectLst/>
+      </dsp:spPr>
+      <dsp:style>
+        <a:lnRef idx="0">
+          <a:scrgbClr r="0" g="0" b="0"/>
+        </a:lnRef>
+        <a:fillRef idx="0">
+          <a:scrgbClr r="0" g="0" b="0"/>
+        </a:fillRef>
+        <a:effectRef idx="0">
+          <a:scrgbClr r="0" g="0" b="0"/>
+        </a:effectRef>
+        <a:fontRef idx="minor"/>
+      </dsp:style>
+    </dsp:sp>
+    <dsp:sp modelId="{F609644C-FDE5-4EEF-B749-1D9221085664}">
+      <dsp:nvSpPr>
+        <dsp:cNvPr id="0" name=""/>
+        <dsp:cNvSpPr/>
+      </dsp:nvSpPr>
+      <dsp:spPr>
+        <a:xfrm>
+          <a:off x="3692903" y="1780628"/>
+          <a:ext cx="451226" cy="315843"/>
+        </a:xfrm>
+        <a:prstGeom prst="roundRect">
+          <a:avLst>
+            <a:gd name="adj" fmla="val 16670"/>
+          </a:avLst>
+        </a:prstGeom>
+        <a:solidFill>
+          <a:schemeClr val="accent1">
+            <a:hueOff val="0"/>
+            <a:satOff val="0"/>
+            <a:lumOff val="0"/>
+            <a:alphaOff val="0"/>
+          </a:schemeClr>
+        </a:solidFill>
+        <a:ln w="19050" cap="flat" cmpd="sng" algn="ctr">
+          <a:solidFill>
+            <a:schemeClr val="lt1">
+              <a:hueOff val="0"/>
+              <a:satOff val="0"/>
+              <a:lumOff val="0"/>
+              <a:alphaOff val="0"/>
+            </a:schemeClr>
+          </a:solidFill>
+          <a:prstDash val="solid"/>
+          <a:miter lim="800000"/>
+        </a:ln>
+        <a:effectLst/>
+      </dsp:spPr>
+      <dsp:style>
+        <a:lnRef idx="2">
+          <a:scrgbClr r="0" g="0" b="0"/>
+        </a:lnRef>
+        <a:fillRef idx="1">
+          <a:scrgbClr r="0" g="0" b="0"/>
+        </a:fillRef>
+        <a:effectRef idx="0">
+          <a:scrgbClr r="0" g="0" b="0"/>
+        </a:effectRef>
+        <a:fontRef idx="minor">
+          <a:schemeClr val="lt1"/>
+        </a:fontRef>
+      </dsp:style>
+      <dsp:txBody>
+        <a:bodyPr spcFirstLastPara="0" vert="horz" wrap="square" lIns="19050" tIns="19050" rIns="19050" bIns="19050" numCol="1" spcCol="1270" anchor="ctr" anchorCtr="0">
+          <a:noAutofit/>
+        </a:bodyPr>
+        <a:lstStyle/>
+        <a:p>
+          <a:pPr marL="0" lvl="0" indent="0" algn="l" defTabSz="222250">
+            <a:lnSpc>
+              <a:spcPct val="90000"/>
+            </a:lnSpc>
+            <a:spcBef>
+              <a:spcPct val="0"/>
+            </a:spcBef>
+            <a:spcAft>
+              <a:spcPct val="35000"/>
+            </a:spcAft>
+            <a:buNone/>
+          </a:pPr>
+          <a:endParaRPr lang="en-IE" sz="500" kern="1200"/>
+        </a:p>
+        <a:p>
+          <a:pPr marL="0" lvl="0" indent="0" algn="ctr" defTabSz="222250">
+            <a:lnSpc>
+              <a:spcPct val="90000"/>
+            </a:lnSpc>
+            <a:spcBef>
+              <a:spcPct val="0"/>
+            </a:spcBef>
+            <a:spcAft>
+              <a:spcPct val="35000"/>
+            </a:spcAft>
+            <a:buNone/>
+          </a:pPr>
+          <a:r>
+            <a:rPr lang="en-IE" sz="500" kern="1200"/>
+            <a:t>Dashboard and Final Report</a:t>
+          </a:r>
+        </a:p>
+        <a:p>
+          <a:pPr marL="0" lvl="0" indent="0" algn="l" defTabSz="222250">
+            <a:lnSpc>
+              <a:spcPct val="90000"/>
+            </a:lnSpc>
+            <a:spcBef>
+              <a:spcPct val="0"/>
+            </a:spcBef>
+            <a:spcAft>
+              <a:spcPct val="35000"/>
+            </a:spcAft>
+            <a:buNone/>
+          </a:pPr>
+          <a:endParaRPr lang="en-IE" sz="500" kern="1200"/>
+        </a:p>
+      </dsp:txBody>
+      <dsp:txXfrm>
+        <a:off x="3708324" y="1796049"/>
+        <a:ext cx="420384" cy="285001"/>
+      </dsp:txXfrm>
+    </dsp:sp>
+  </dsp:spTree>
+</dsp:drawing>
+</file>
+
+<file path=word/diagrams/layout1.xml><?xml version="1.0" encoding="utf-8"?>
+<dgm:layoutDef xmlns:dgm="http://schemas.openxmlformats.org/drawingml/2006/diagram" xmlns:a="http://schemas.openxmlformats.org/drawingml/2006/main" uniqueId="urn:microsoft.com/office/officeart/2005/8/layout/StepDownProcess">
+  <dgm:title val=""/>
+  <dgm:desc val=""/>
+  <dgm:catLst>
+    <dgm:cat type="process" pri="1600"/>
+  </dgm:catLst>
+  <dgm:sampData>
+    <dgm:dataModel>
+      <dgm:ptLst>
+        <dgm:pt modelId="0" type="doc"/>
+        <dgm:pt modelId="10">
+          <dgm:prSet phldr="1"/>
+        </dgm:pt>
+        <dgm:pt modelId="11">
+          <dgm:prSet phldr="1"/>
+        </dgm:pt>
+        <dgm:pt modelId="20">
+          <dgm:prSet phldr="1"/>
+        </dgm:pt>
+        <dgm:pt modelId="21">
+          <dgm:prSet phldr="1"/>
+        </dgm:pt>
+        <dgm:pt modelId="30">
+          <dgm:prSet phldr="1"/>
+        </dgm:pt>
+        <dgm:pt modelId="31">
+          <dgm:prSet phldr="1"/>
+        </dgm:pt>
+      </dgm:ptLst>
+      <dgm:cxnLst>
+        <dgm:cxn modelId="60" srcId="0" destId="10" srcOrd="0" destOrd="0"/>
+        <dgm:cxn modelId="12" srcId="10" destId="11" srcOrd="0" destOrd="0"/>
+        <dgm:cxn modelId="70" srcId="0" destId="20" srcOrd="1" destOrd="0"/>
+        <dgm:cxn modelId="22" srcId="20" destId="21" srcOrd="0" destOrd="0"/>
+        <dgm:cxn modelId="80" srcId="0" destId="30" srcOrd="2" destOrd="0"/>
+        <dgm:cxn modelId="32" srcId="30" destId="31" srcOrd="0" destOrd="0"/>
+      </dgm:cxnLst>
+      <dgm:bg/>
+      <dgm:whole/>
+    </dgm:dataModel>
+  </dgm:sampData>
+  <dgm:styleData>
+    <dgm:dataModel>
+      <dgm:ptLst>
+        <dgm:pt modelId="0" type="doc"/>
+        <dgm:pt modelId="10">
+          <dgm:prSet phldr="1"/>
+        </dgm:pt>
+        <dgm:pt modelId="20">
+          <dgm:prSet phldr="1"/>
+        </dgm:pt>
+      </dgm:ptLst>
+      <dgm:cxnLst>
+        <dgm:cxn modelId="60" srcId="0" destId="10" srcOrd="0" destOrd="0"/>
+        <dgm:cxn modelId="70" srcId="0" destId="20" srcOrd="1" destOrd="0"/>
+      </dgm:cxnLst>
+      <dgm:bg/>
+      <dgm:whole/>
+    </dgm:dataModel>
+  </dgm:styleData>
+  <dgm:clrData>
+    <dgm:dataModel>
+      <dgm:ptLst>
+        <dgm:pt modelId="0" type="doc"/>
+        <dgm:pt modelId="10">
+          <dgm:prSet phldr="1"/>
+        </dgm:pt>
+        <dgm:pt modelId="20">
+          <dgm:prSet phldr="1"/>
+        </dgm:pt>
+        <dgm:pt modelId="30">
+          <dgm:prSet phldr="1"/>
+        </dgm:pt>
+        <dgm:pt modelId="40">
+          <dgm:prSet phldr="1"/>
+        </dgm:pt>
+      </dgm:ptLst>
+      <dgm:cxnLst>
+        <dgm:cxn modelId="60" srcId="0" destId="10" srcOrd="0" destOrd="0"/>
+        <dgm:cxn modelId="70" srcId="0" destId="20" srcOrd="1" destOrd="0"/>
+        <dgm:cxn modelId="80" srcId="0" destId="30" srcOrd="2" destOrd="0"/>
+        <dgm:cxn modelId="90" srcId="0" destId="40" srcOrd="3" destOrd="0"/>
+      </dgm:cxnLst>
+      <dgm:bg/>
+      <dgm:whole/>
+    </dgm:dataModel>
+  </dgm:clrData>
+  <dgm:layoutNode name="rootnode">
+    <dgm:varLst>
+      <dgm:chMax/>
+      <dgm:chPref/>
+      <dgm:dir/>
+      <dgm:animLvl val="lvl"/>
+    </dgm:varLst>
+    <dgm:choose name="Name0">
+      <dgm:if name="Name1" func="var" arg="dir" op="equ" val="norm">
+        <dgm:alg type="snake">
+          <dgm:param type="grDir" val="tL"/>
+          <dgm:param type="flowDir" val="row"/>
+          <dgm:param type="off" val="off"/>
+          <dgm:param type="bkpt" val="fixed"/>
+          <dgm:param type="bkPtFixedVal" val="1"/>
+        </dgm:alg>
+      </dgm:if>
+      <dgm:else name="Name2">
+        <dgm:alg type="snake">
+          <dgm:param type="grDir" val="tR"/>
+          <dgm:param type="flowDir" val="row"/>
+          <dgm:param type="off" val="off"/>
+          <dgm:param type="bkpt" val="fixed"/>
+          <dgm:param type="bkPtFixedVal" val="1"/>
+        </dgm:alg>
+      </dgm:else>
+    </dgm:choose>
+    <dgm:shape xmlns:r="http://schemas.openxmlformats.org/officeDocument/2006/relationships" r:blip="">
+      <dgm:adjLst/>
+    </dgm:shape>
+    <dgm:choose name="Name3">
+      <dgm:if name="Name4" func="var" arg="dir" op="equ" val="norm">
+        <dgm:constrLst>
+          <dgm:constr type="alignOff" forName="rootnode" val="0.48"/>
+          <dgm:constr type="primFontSz" for="des" forName="ParentText" val="65"/>
+          <dgm:constr type="primFontSz" for="des" forName="ChildText" refType="primFontSz" refFor="des" refForName="ParentText" op="lte"/>
+          <dgm:constr type="w" for="ch" forName="composite" refType="w"/>
+          <dgm:constr type="h" for="ch" forName="composite" refType="h"/>
+          <dgm:constr type="sp" refType="h" refFor="ch" refForName="composite" op="equ" fact="-0.38"/>
+        </dgm:constrLst>
+      </dgm:if>
+      <dgm:else name="Name5">
+        <dgm:constrLst>
+          <dgm:constr type="alignOff" forName="rootnode" val="0.48"/>
+          <dgm:constr type="primFontSz" for="des" forName="ParentText" val="65"/>
+          <dgm:constr type="primFontSz" for="des" forName="ChildText" refType="primFontSz" refFor="des" refForName="ParentText" op="lte"/>
+          <dgm:constr type="w" for="ch" forName="composite" refType="w"/>
+          <dgm:constr type="h" for="ch" forName="composite" refType="h"/>
+          <dgm:constr type="sp" refType="h" refFor="ch" refForName="composite" op="equ" fact="-0.38"/>
+        </dgm:constrLst>
+      </dgm:else>
+    </dgm:choose>
+    <dgm:forEach name="nodesForEach" axis="ch" ptType="node">
+      <dgm:layoutNode name="composite">
+        <dgm:alg type="composite">
+          <dgm:param type="ar" val="1.2439"/>
+        </dgm:alg>
+        <dgm:shape xmlns:r="http://schemas.openxmlformats.org/officeDocument/2006/relationships" r:blip="">
+          <dgm:adjLst/>
+        </dgm:shape>
+        <dgm:choose name="Name6">
+          <dgm:if name="Name7" func="var" arg="dir" op="equ" val="norm">
+            <dgm:constrLst>
+              <dgm:constr type="l" for="ch" forName="bentUpArrow1" refType="w" fact="0.07"/>
+              <dgm:constr type="t" for="ch" forName="bentUpArrow1" refType="h" fact="0.524"/>
+              <dgm:constr type="w" for="ch" forName="bentUpArrow1" refType="w" fact="0.3844"/>
+              <dgm:constr type="h" for="ch" forName="bentUpArrow1" refType="h" fact="0.42"/>
+              <dgm:constr type="l" for="ch" forName="ParentText" refType="w" fact="0"/>
+              <dgm:constr type="t" for="ch" forName="ParentText" refType="h" fact="0"/>
+              <dgm:constr type="w" for="ch" forName="ParentText" refType="w" fact="0.5684"/>
+              <dgm:constr type="h" for="ch" forName="ParentText" refType="h" fact="0.4949"/>
+              <dgm:constr type="l" for="ch" forName="ChildText" refType="w" refFor="ch" refForName="ParentText"/>
+              <dgm:constr type="t" for="ch" forName="ChildText" refType="h" fact="0.05"/>
+              <dgm:constr type="w" for="ch" forName="ChildText" refType="w" fact="0.4134"/>
+              <dgm:constr type="h" for="ch" forName="ChildText" refType="h" fact="0.4"/>
+              <dgm:constr type="l" for="ch" forName="FinalChildText" refType="w" refFor="ch" refForName="ParentText"/>
+              <dgm:constr type="t" for="ch" forName="FinalChildText" refType="h" fact="0.05"/>
+              <dgm:constr type="w" for="ch" forName="FinalChildText" refType="w" fact="0.4134"/>
+              <dgm:constr type="h" for="ch" forName="FinalChildText" refType="h" fact="0.4"/>
+            </dgm:constrLst>
+          </dgm:if>
+          <dgm:else name="Name8">
+            <dgm:constrLst>
+              <dgm:constr type="r" for="ch" forName="bentUpArrow1" refType="w" fact="0.97"/>
+              <dgm:constr type="t" for="ch" forName="bentUpArrow1" refType="h" fact="0.524"/>
+              <dgm:constr type="w" for="ch" forName="bentUpArrow1" refType="w" fact="0.3844"/>
+              <dgm:constr type="h" for="ch" forName="bentUpArrow1" refType="h" fact="0.42"/>
+              <dgm:constr type="l" for="ch" forName="ParentText" refType="w" fact="0.4316"/>
+              <dgm:constr type="t" for="ch" forName="ParentText" refType="h" fact="0"/>
+              <dgm:constr type="w" for="ch" forName="ParentText" refType="w" fact="0.5684"/>
+              <dgm:constr type="h" for="ch" forName="ParentText" refType="h" fact="0.4949"/>
+              <dgm:constr type="l" for="ch" forName="ChildText" refType="w" fact="0"/>
+              <dgm:constr type="t" for="ch" forName="ChildText" refType="h" fact="0.05"/>
+              <dgm:constr type="w" for="ch" forName="ChildText" refType="w" fact="0.4134"/>
+              <dgm:constr type="h" for="ch" forName="ChildText" refType="h" fact="0.4"/>
+              <dgm:constr type="l" for="ch" forName="FinalChildText" refType="w" fact="0"/>
+              <dgm:constr type="t" for="ch" forName="FinalChildText" refType="h" fact="0.05"/>
+              <dgm:constr type="w" for="ch" forName="FinalChildText" refType="w" fact="0.4134"/>
+              <dgm:constr type="h" for="ch" forName="FinalChildText" refType="h" fact="0.4"/>
+            </dgm:constrLst>
+          </dgm:else>
+        </dgm:choose>
+        <dgm:choose name="Name9">
+          <dgm:if name="Name10" axis="followSib" ptType="node" func="cnt" op="gte" val="1">
+            <dgm:layoutNode name="bentUpArrow1" styleLbl="alignImgPlace1">
+              <dgm:alg type="sp"/>
+              <dgm:choose name="Name11">
+                <dgm:if name="Name12" func="var" arg="dir" op="equ" val="norm">
+                  <dgm:shape xmlns:r="http://schemas.openxmlformats.org/officeDocument/2006/relationships" rot="90" type="bentUpArrow" r:blip="">
+                    <dgm:adjLst>
+                      <dgm:adj idx="1" val="0.3284"/>
+                      <dgm:adj idx="2" val="0.25"/>
+                      <dgm:adj idx="3" val="0.3578"/>
+                    </dgm:adjLst>
+                  </dgm:shape>
+                </dgm:if>
+                <dgm:else name="Name13">
+                  <dgm:shape xmlns:r="http://schemas.openxmlformats.org/officeDocument/2006/relationships" rot="180" type="bentArrow" r:blip="">
+                    <dgm:adjLst>
+                      <dgm:adj idx="1" val="0.3284"/>
+                      <dgm:adj idx="2" val="0.25"/>
+                      <dgm:adj idx="3" val="0.3578"/>
+                      <dgm:adj idx="4" val="0"/>
+                    </dgm:adjLst>
+                  </dgm:shape>
+                </dgm:else>
+              </dgm:choose>
+              <dgm:presOf/>
+            </dgm:layoutNode>
+          </dgm:if>
+          <dgm:else name="Name14"/>
+        </dgm:choose>
+        <dgm:layoutNode name="ParentText" styleLbl="node1">
+          <dgm:varLst>
+            <dgm:chMax val="1"/>
+            <dgm:chPref val="1"/>
+            <dgm:bulletEnabled val="1"/>
+          </dgm:varLst>
+          <dgm:alg type="tx"/>
+          <dgm:shape xmlns:r="http://schemas.openxmlformats.org/officeDocument/2006/relationships" type="roundRect" r:blip="">
+            <dgm:adjLst>
+              <dgm:adj idx="1" val="0.1667"/>
+            </dgm:adjLst>
+          </dgm:shape>
+          <dgm:presOf axis="self" ptType="node"/>
+          <dgm:constrLst>
+            <dgm:constr type="lMarg" refType="primFontSz" fact="0.3"/>
+            <dgm:constr type="rMarg" refType="primFontSz" fact="0.3"/>
+            <dgm:constr type="tMarg" refType="primFontSz" fact="0.3"/>
+            <dgm:constr type="bMarg" refType="primFontSz" fact="0.3"/>
+          </dgm:constrLst>
+          <dgm:ruleLst>
+            <dgm:rule type="primFontSz" val="5" fact="NaN" max="NaN"/>
+          </dgm:ruleLst>
+        </dgm:layoutNode>
+        <dgm:choose name="Name15">
+          <dgm:if name="Name16" axis="followSib" ptType="node" func="cnt" op="equ" val="0">
+            <dgm:choose name="Name17">
+              <dgm:if name="Name18" axis="ch" ptType="node" func="cnt" op="gte" val="1">
+                <dgm:layoutNode name="FinalChildText" styleLbl="revTx">
+                  <dgm:varLst>
+                    <dgm:chMax val="0"/>
+                    <dgm:chPref val="0"/>
+                    <dgm:bulletEnabled val="1"/>
+                  </dgm:varLst>
+                  <dgm:alg type="tx">
+                    <dgm:param type="stBulletLvl" val="1"/>
+                    <dgm:param type="txAnchorVertCh" val="mid"/>
+                    <dgm:param type="parTxLTRAlign" val="l"/>
+                  </dgm:alg>
+                  <dgm:shape xmlns:r="http://schemas.openxmlformats.org/officeDocument/2006/relationships" type="rect" r:blip="">
+                    <dgm:adjLst/>
+                  </dgm:shape>
+                  <dgm:presOf axis="des" ptType="node"/>
+                  <dgm:constrLst>
+                    <dgm:constr type="lMarg" refType="primFontSz" fact="0.3"/>
+                    <dgm:constr type="rMarg" refType="primFontSz" fact="0.3"/>
+                    <dgm:constr type="tMarg" refType="primFontSz" fact="0.3"/>
+                    <dgm:constr type="bMarg" refType="primFontSz" fact="0.3"/>
+                  </dgm:constrLst>
+                  <dgm:ruleLst>
+                    <dgm:rule type="primFontSz" val="5" fact="NaN" max="NaN"/>
+                  </dgm:ruleLst>
+                </dgm:layoutNode>
+              </dgm:if>
+              <dgm:else name="Name19"/>
+            </dgm:choose>
+          </dgm:if>
+          <dgm:else name="Name20">
+            <dgm:layoutNode name="ChildText" styleLbl="revTx">
+              <dgm:varLst>
+                <dgm:chMax val="0"/>
+                <dgm:chPref val="0"/>
+                <dgm:bulletEnabled val="1"/>
+              </dgm:varLst>
+              <dgm:alg type="tx">
+                <dgm:param type="stBulletLvl" val="1"/>
+                <dgm:param type="txAnchorVertCh" val="mid"/>
+                <dgm:param type="parTxLTRAlign" val="l"/>
+              </dgm:alg>
+              <dgm:shape xmlns:r="http://schemas.openxmlformats.org/officeDocument/2006/relationships" type="rect" r:blip="">
+                <dgm:adjLst/>
+              </dgm:shape>
+              <dgm:presOf axis="des" ptType="node"/>
+              <dgm:constrLst>
+                <dgm:constr type="lMarg" refType="primFontSz" fact="0.3"/>
+                <dgm:constr type="rMarg" refType="primFontSz" fact="0.3"/>
+                <dgm:constr type="tMarg" refType="primFontSz" fact="0.3"/>
+                <dgm:constr type="bMarg" refType="primFontSz" fact="0.3"/>
+              </dgm:constrLst>
+              <dgm:ruleLst>
+                <dgm:rule type="primFontSz" val="5" fact="NaN" max="NaN"/>
+              </dgm:ruleLst>
+            </dgm:layoutNode>
+          </dgm:else>
+        </dgm:choose>
+      </dgm:layoutNode>
+      <dgm:forEach name="sibTransForEach" axis="followSib" ptType="sibTrans" cnt="1">
+        <dgm:layoutNode name="sibTrans">
+          <dgm:alg type="sp"/>
+          <dgm:shape xmlns:r="http://schemas.openxmlformats.org/officeDocument/2006/relationships" r:blip="">
+            <dgm:adjLst/>
+          </dgm:shape>
+        </dgm:layoutNode>
+      </dgm:forEach>
+    </dgm:forEach>
+  </dgm:layoutNode>
+</dgm:layoutDef>
+</file>
+
+<file path=word/diagrams/quickStyle1.xml><?xml version="1.0" encoding="utf-8"?>
+<dgm:styleDef xmlns:dgm="http://schemas.openxmlformats.org/drawingml/2006/diagram" xmlns:a="http://schemas.openxmlformats.org/drawingml/2006/main" uniqueId="urn:microsoft.com/office/officeart/2005/8/quickstyle/simple1">
+  <dgm:title val=""/>
+  <dgm:desc val=""/>
+  <dgm:catLst>
+    <dgm:cat type="simple" pri="10100"/>
+  </dgm:catLst>
+  <dgm:scene3d>
+    <a:camera prst="orthographicFront"/>
+    <a:lightRig rig="threePt" dir="t"/>
+  </dgm:scene3d>
+  <dgm:styleLbl name="node0">
+    <dgm:scene3d>
+      <a:camera prst="orthographicFront"/>
+      <a:lightRig rig="threePt" dir="t"/>
+    </dgm:scene3d>
+    <dgm:sp3d/>
+    <dgm:txPr/>
+    <dgm:style>
+      <a:lnRef idx="2">
+        <a:scrgbClr r="0" g="0" b="0"/>
+      </a:lnRef>
+      <a:fillRef idx="1">
+        <a:scrgbClr r="0" g="0" b="0"/>
+      </a:fillRef>
+      <a:effectRef idx="0">
+        <a:scrgbClr r="0" g="0" b="0"/>
+      </a:effectRef>
+      <a:fontRef idx="minor">
+        <a:schemeClr val="lt1"/>
+      </a:fontRef>
+    </dgm:style>
+  </dgm:styleLbl>
+  <dgm:styleLbl name="lnNode1">
+    <dgm:scene3d>
+      <a:camera prst="orthographicFront"/>
+      <a:lightRig rig="threePt" dir="t"/>
+    </dgm:scene3d>
+    <dgm:sp3d/>
+    <dgm:txPr/>
+    <dgm:style>
+      <a:lnRef idx="2">
+        <a:scrgbClr r="0" g="0" b="0"/>
+      </a:lnRef>
+      <a:fillRef idx="1">
+        <a:scrgbClr r="0" g="0" b="0"/>
+      </a:fillRef>
+      <a:effectRef idx="0">
+        <a:scrgbClr r="0" g="0" b="0"/>
+      </a:effectRef>
+      <a:fontRef idx="minor">
+        <a:schemeClr val="lt1"/>
+      </a:fontRef>
+    </dgm:style>
+  </dgm:styleLbl>
+  <dgm:styleLbl name="vennNode1">
+    <dgm:scene3d>
+      <a:camera prst="orthographicFront"/>
+      <a:lightRig rig="threePt" dir="t"/>
+    </dgm:scene3d>
+    <dgm:sp3d/>
+    <dgm:txPr/>
+    <dgm:style>
+      <a:lnRef idx="2">
+        <a:scrgbClr r="0" g="0" b="0"/>
+      </a:lnRef>
+      <a:fillRef idx="1">
+        <a:scrgbClr r="0" g="0" b="0"/>
+      </a:fillRef>
+      <a:effectRef idx="0">
+        <a:scrgbClr r="0" g="0" b="0"/>
+      </a:effectRef>
+      <a:fontRef idx="minor">
+        <a:schemeClr val="tx1"/>
+      </a:fontRef>
+    </dgm:style>
+  </dgm:styleLbl>
+  <dgm:styleLbl name="alignNode1">
+    <dgm:scene3d>
+      <a:camera prst="orthographicFront"/>
+      <a:lightRig rig="threePt" dir="t"/>
+    </dgm:scene3d>
+    <dgm:sp3d/>
+    <dgm:txPr/>
+    <dgm:style>
+      <a:lnRef idx="2">
+        <a:scrgbClr r="0" g="0" b="0"/>
+      </a:lnRef>
+      <a:fillRef idx="1">
+        <a:scrgbClr r="0" g="0" b="0"/>
+      </a:fillRef>
+      <a:effectRef idx="0">
+        <a:scrgbClr r="0" g="0" b="0"/>
+      </a:effectRef>
+      <a:fontRef idx="minor">
+        <a:schemeClr val="lt1"/>
+      </a:fontRef>
+    </dgm:style>
+  </dgm:styleLbl>
+  <dgm:styleLbl name="node1">
+    <dgm:scene3d>
+      <a:camera prst="orthographicFront"/>
+      <a:lightRig rig="threePt" dir="t"/>
+    </dgm:scene3d>
+    <dgm:sp3d/>
+    <dgm:txPr/>
+    <dgm:style>
+      <a:lnRef idx="2">
+        <a:scrgbClr r="0" g="0" b="0"/>
+      </a:lnRef>
+      <a:fillRef idx="1">
+        <a:scrgbClr r="0" g="0" b="0"/>
+      </a:fillRef>
+      <a:effectRef idx="0">
+        <a:scrgbClr r="0" g="0" b="0"/>
+      </a:effectRef>
+      <a:fontRef idx="minor">
+        <a:schemeClr val="lt1"/>
+      </a:fontRef>
+    </dgm:style>
+  </dgm:styleLbl>
+  <dgm:styleLbl name="node2">
+    <dgm:scene3d>
+      <a:camera prst="orthographicFront"/>
+      <a:lightRig rig="threePt" dir="t"/>
+    </dgm:scene3d>
+    <dgm:sp3d/>
+    <dgm:txPr/>
+    <dgm:style>
+      <a:lnRef idx="2">
+        <a:scrgbClr r="0" g="0" b="0"/>
+      </a:lnRef>
+      <a:fillRef idx="1">
+        <a:scrgbClr r="0" g="0" b="0"/>
+      </a:fillRef>
+      <a:effectRef idx="0">
+        <a:scrgbClr r="0" g="0" b="0"/>
+      </a:effectRef>
+      <a:fontRef idx="minor">
+        <a:schemeClr val="lt1"/>
+      </a:fontRef>
+    </dgm:style>
+  </dgm:styleLbl>
+  <dgm:styleLbl name="node3">
+    <dgm:scene3d>
+      <a:camera prst="orthographicFront"/>
+      <a:lightRig rig="threePt" dir="t"/>
+    </dgm:scene3d>
+    <dgm:sp3d/>
+    <dgm:txPr/>
+    <dgm:style>
+      <a:lnRef idx="2">
+        <a:scrgbClr r="0" g="0" b="0"/>
+      </a:lnRef>
+      <a:fillRef idx="1">
+        <a:scrgbClr r="0" g="0" b="0"/>
+      </a:fillRef>
+      <a:effectRef idx="0">
+        <a:scrgbClr r="0" g="0" b="0"/>
+      </a:effectRef>
+      <a:fontRef idx="minor">
+        <a:schemeClr val="lt1"/>
+      </a:fontRef>
+    </dgm:style>
+  </dgm:styleLbl>
+  <dgm:styleLbl name="node4">
+    <dgm:scene3d>
+      <a:camera prst="orthographicFront"/>
+      <a:lightRig rig="threePt" dir="t"/>
+    </dgm:scene3d>
+    <dgm:sp3d/>
+    <dgm:txPr/>
+    <dgm:style>
+      <a:lnRef idx="2">
+        <a:scrgbClr r="0" g="0" b="0"/>
+      </a:lnRef>
+      <a:fillRef idx="1">
+        <a:scrgbClr r="0" g="0" b="0"/>
+      </a:fillRef>
+      <a:effectRef idx="0">
+        <a:scrgbClr r="0" g="0" b="0"/>
+      </a:effectRef>
+      <a:fontRef idx="minor">
+        <a:schemeClr val="lt1"/>
+      </a:fontRef>
+    </dgm:style>
+  </dgm:styleLbl>
+  <dgm:styleLbl name="fgImgPlace1">
+    <dgm:scene3d>
+      <a:camera prst="orthographicFront"/>
+      <a:lightRig rig="threePt" dir="t"/>
+    </dgm:scene3d>
+    <dgm:sp3d/>
+    <dgm:txPr/>
+    <dgm:style>
+      <a:lnRef idx="2">
+        <a:scrgbClr r="0" g="0" b="0"/>
+      </a:lnRef>
+      <a:fillRef idx="1">
+        <a:scrgbClr r="0" g="0" b="0"/>
+      </a:fillRef>
+      <a:effectRef idx="0">
+        <a:scrgbClr r="0" g="0" b="0"/>
+      </a:effectRef>
+      <a:fontRef idx="minor"/>
+    </dgm:style>
+  </dgm:styleLbl>
+  <dgm:styleLbl name="alignImgPlace1">
+    <dgm:scene3d>
+      <a:camera prst="orthographicFront"/>
+      <a:lightRig rig="threePt" dir="t"/>
+    </dgm:scene3d>
+    <dgm:sp3d/>
+    <dgm:txPr/>
+    <dgm:style>
+      <a:lnRef idx="2">
+        <a:scrgbClr r="0" g="0" b="0"/>
+      </a:lnRef>
+      <a:fillRef idx="1">
+        <a:scrgbClr r="0" g="0" b="0"/>
+      </a:fillRef>
+      <a:effectRef idx="0">
+        <a:scrgbClr r="0" g="0" b="0"/>
+      </a:effectRef>
+      <a:fontRef idx="minor"/>
+    </dgm:style>
+  </dgm:styleLbl>
+  <dgm:styleLbl name="bgImgPlace1">
+    <dgm:scene3d>
+      <a:camera prst="orthographicFront"/>
+      <a:lightRig rig="threePt" dir="t"/>
+    </dgm:scene3d>
+    <dgm:sp3d/>
+    <dgm:txPr/>
+    <dgm:style>
+      <a:lnRef idx="2">
+        <a:scrgbClr r="0" g="0" b="0"/>
+      </a:lnRef>
+      <a:fillRef idx="1">
+        <a:scrgbClr r="0" g="0" b="0"/>
+      </a:fillRef>
+      <a:effectRef idx="0">
+        <a:scrgbClr r="0" g="0" b="0"/>
+      </a:effectRef>
+      <a:fontRef idx="minor"/>
+    </dgm:style>
+  </dgm:styleLbl>
+  <dgm:styleLbl name="sibTrans2D1">
+    <dgm:scene3d>
+      <a:camera prst="orthographicFront"/>
+      <a:lightRig rig="threePt" dir="t"/>
+    </dgm:scene3d>
+    <dgm:sp3d/>
+    <dgm:txPr/>
+    <dgm:style>
+      <a:lnRef idx="0">
+        <a:scrgbClr r="0" g="0" b="0"/>
+      </a:lnRef>
+      <a:fillRef idx="1">
+        <a:scrgbClr r="0" g="0" b="0"/>
+      </a:fillRef>
+      <a:effectRef idx="0">
+        <a:scrgbClr r="0" g="0" b="0"/>
+      </a:effectRef>
+      <a:fontRef idx="minor">
+        <a:schemeClr val="lt1"/>
+      </a:fontRef>
+    </dgm:style>
+  </dgm:styleLbl>
+  <dgm:styleLbl name="fgSibTrans2D1">
+    <dgm:scene3d>
+      <a:camera prst="orthographicFront"/>
+      <a:lightRig rig="threePt" dir="t"/>
+    </dgm:scene3d>
+    <dgm:sp3d/>
+    <dgm:txPr/>
+    <dgm:style>
+      <a:lnRef idx="0">
+        <a:scrgbClr r="0" g="0" b="0"/>
+      </a:lnRef>
+      <a:fillRef idx="1">
+        <a:scrgbClr r="0" g="0" b="0"/>
+      </a:fillRef>
+      <a:effectRef idx="0">
+        <a:scrgbClr r="0" g="0" b="0"/>
+      </a:effectRef>
+      <a:fontRef idx="minor">
+        <a:schemeClr val="lt1"/>
+      </a:fontRef>
+    </dgm:style>
+  </dgm:styleLbl>
+  <dgm:styleLbl name="bgSibTrans2D1">
+    <dgm:scene3d>
+      <a:camera prst="orthographicFront"/>
+      <a:lightRig rig="threePt" dir="t"/>
+    </dgm:scene3d>
+    <dgm:sp3d/>
+    <dgm:txPr/>
+    <dgm:style>
+      <a:lnRef idx="0">
+        <a:scrgbClr r="0" g="0" b="0"/>
+      </a:lnRef>
+      <a:fillRef idx="1">
+        <a:scrgbClr r="0" g="0" b="0"/>
+      </a:fillRef>
+      <a:effectRef idx="0">
+        <a:scrgbClr r="0" g="0" b="0"/>
+      </a:effectRef>
+      <a:fontRef idx="minor">
+        <a:schemeClr val="lt1"/>
+      </a:fontRef>
+    </dgm:style>
+  </dgm:styleLbl>
+  <dgm:styleLbl name="sibTrans1D1">
+    <dgm:scene3d>
+      <a:camera prst="orthographicFront"/>
+      <a:lightRig rig="threePt" dir="t"/>
+    </dgm:scene3d>
+    <dgm:sp3d/>
+    <dgm:txPr/>
+    <dgm:style>
+      <a:lnRef idx="1">
+        <a:scrgbClr r="0" g="0" b="0"/>
+      </a:lnRef>
+      <a:fillRef idx="0">
+        <a:scrgbClr r="0" g="0" b="0"/>
+      </a:fillRef>
+      <a:effectRef idx="0">
+        <a:scrgbClr r="0" g="0" b="0"/>
+      </a:effectRef>
+      <a:fontRef idx="minor"/>
+    </dgm:style>
+  </dgm:styleLbl>
+  <dgm:styleLbl name="callout">
+    <dgm:scene3d>
+      <a:camera prst="orthographicFront"/>
+      <a:lightRig rig="threePt" dir="t"/>
+    </dgm:scene3d>
+    <dgm:sp3d/>
+    <dgm:txPr/>
+    <dgm:style>
+      <a:lnRef idx="2">
+        <a:scrgbClr r="0" g="0" b="0"/>
+      </a:lnRef>
+      <a:fillRef idx="1">
+        <a:scrgbClr r="0" g="0" b="0"/>
+      </a:fillRef>
+      <a:effectRef idx="0">
+        <a:scrgbClr r="0" g="0" b="0"/>
+      </a:effectRef>
+      <a:fontRef idx="minor"/>
+    </dgm:style>
+  </dgm:styleLbl>
+  <dgm:styleLbl name="asst0">
+    <dgm:scene3d>
+      <a:camera prst="orthographicFront"/>
+      <a:lightRig rig="threePt" dir="t"/>
+    </dgm:scene3d>
+    <dgm:sp3d/>
+    <dgm:txPr/>
+    <dgm:style>
+      <a:lnRef idx="2">
+        <a:scrgbClr r="0" g="0" b="0"/>
+      </a:lnRef>
+      <a:fillRef idx="1">
+        <a:scrgbClr r="0" g="0" b="0"/>
+      </a:fillRef>
+      <a:effectRef idx="0">
+        <a:scrgbClr r="0" g="0" b="0"/>
+      </a:effectRef>
+      <a:fontRef idx="minor">
+        <a:schemeClr val="lt1"/>
+      </a:fontRef>
+    </dgm:style>
+  </dgm:styleLbl>
+  <dgm:styleLbl name="asst1">
+    <dgm:scene3d>
+      <a:camera prst="orthographicFront"/>
+      <a:lightRig rig="threePt" dir="t"/>
+    </dgm:scene3d>
+    <dgm:sp3d/>
+    <dgm:txPr/>
+    <dgm:style>
+      <a:lnRef idx="2">
+        <a:scrgbClr r="0" g="0" b="0"/>
+      </a:lnRef>
+      <a:fillRef idx="1">
+        <a:scrgbClr r="0" g="0" b="0"/>
+      </a:fillRef>
+      <a:effectRef idx="0">
+        <a:scrgbClr r="0" g="0" b="0"/>
+      </a:effectRef>
+      <a:fontRef idx="minor">
+        <a:schemeClr val="lt1"/>
+      </a:fontRef>
+    </dgm:style>
+  </dgm:styleLbl>
+  <dgm:styleLbl name="asst2">
+    <dgm:scene3d>
+      <a:camera prst="orthographicFront"/>
+      <a:lightRig rig="threePt" dir="t"/>
+    </dgm:scene3d>
+    <dgm:sp3d/>
+    <dgm:txPr/>
+    <dgm:style>
+      <a:lnRef idx="2">
+        <a:scrgbClr r="0" g="0" b="0"/>
+      </a:lnRef>
+      <a:fillRef idx="1">
+        <a:scrgbClr r="0" g="0" b="0"/>
+      </a:fillRef>
+      <a:effectRef idx="0">
+        <a:scrgbClr r="0" g="0" b="0"/>
+      </a:effectRef>
+      <a:fontRef idx="minor">
+        <a:schemeClr val="lt1"/>
+      </a:fontRef>
+    </dgm:style>
+  </dgm:styleLbl>
+  <dgm:styleLbl name="asst3">
+    <dgm:scene3d>
+      <a:camera prst="orthographicFront"/>
+      <a:lightRig rig="threePt" dir="t"/>
+    </dgm:scene3d>
+    <dgm:sp3d/>
+    <dgm:txPr/>
+    <dgm:style>
+      <a:lnRef idx="2">
+        <a:scrgbClr r="0" g="0" b="0"/>
+      </a:lnRef>
+      <a:fillRef idx="1">
+        <a:scrgbClr r="0" g="0" b="0"/>
+      </a:fillRef>
+      <a:effectRef idx="0">
+        <a:scrgbClr r="0" g="0" b="0"/>
+      </a:effectRef>
+      <a:fontRef idx="minor">
+        <a:schemeClr val="lt1"/>
+      </a:fontRef>
+    </dgm:style>
+  </dgm:styleLbl>
+  <dgm:styleLbl name="asst4">
+    <dgm:scene3d>
+      <a:camera prst="orthographicFront"/>
+      <a:lightRig rig="threePt" dir="t"/>
+    </dgm:scene3d>
+    <dgm:sp3d/>
+    <dgm:txPr/>
+    <dgm:style>
+      <a:lnRef idx="2">
+        <a:scrgbClr r="0" g="0" b="0"/>
+      </a:lnRef>
+      <a:fillRef idx="1">
+        <a:scrgbClr r="0" g="0" b="0"/>
+      </a:fillRef>
+      <a:effectRef idx="0">
+        <a:scrgbClr r="0" g="0" b="0"/>
+      </a:effectRef>
+      <a:fontRef idx="minor">
+        <a:schemeClr val="lt1"/>
+      </a:fontRef>
+    </dgm:style>
+  </dgm:styleLbl>
+  <dgm:styleLbl name="parChTrans2D1">
+    <dgm:scene3d>
+      <a:camera prst="orthographicFront"/>
+      <a:lightRig rig="threePt" dir="t"/>
+    </dgm:scene3d>
+    <dgm:sp3d/>
+    <dgm:txPr/>
+    <dgm:style>
+      <a:lnRef idx="2">
+        <a:scrgbClr r="0" g="0" b="0"/>
+      </a:lnRef>
+      <a:fillRef idx="1">
+        <a:scrgbClr r="0" g="0" b="0"/>
+      </a:fillRef>
+      <a:effectRef idx="0">
+        <a:scrgbClr r="0" g="0" b="0"/>
+      </a:effectRef>
+      <a:fontRef idx="minor">
+        <a:schemeClr val="lt1"/>
+      </a:fontRef>
+    </dgm:style>
+  </dgm:styleLbl>
+  <dgm:styleLbl name="parChTrans2D2">
+    <dgm:scene3d>
+      <a:camera prst="orthographicFront"/>
+      <a:lightRig rig="threePt" dir="t"/>
+    </dgm:scene3d>
+    <dgm:sp3d/>
+    <dgm:txPr/>
+    <dgm:style>
+      <a:lnRef idx="2">
+        <a:scrgbClr r="0" g="0" b="0"/>
+      </a:lnRef>
+      <a:fillRef idx="1">
+        <a:scrgbClr r="0" g="0" b="0"/>
+      </a:fillRef>
+      <a:effectRef idx="0">
+        <a:scrgbClr r="0" g="0" b="0"/>
+      </a:effectRef>
+      <a:fontRef idx="minor">
+        <a:schemeClr val="lt1"/>
+      </a:fontRef>
+    </dgm:style>
+  </dgm:styleLbl>
+  <dgm:styleLbl name="parChTrans2D3">
+    <dgm:scene3d>
+      <a:camera prst="orthographicFront"/>
+      <a:lightRig rig="threePt" dir="t"/>
+    </dgm:scene3d>
+    <dgm:sp3d/>
+    <dgm:txPr/>
+    <dgm:style>
+      <a:lnRef idx="2">
+        <a:scrgbClr r="0" g="0" b="0"/>
+      </a:lnRef>
+      <a:fillRef idx="1">
+        <a:scrgbClr r="0" g="0" b="0"/>
+      </a:fillRef>
+      <a:effectRef idx="0">
+        <a:scrgbClr r="0" g="0" b="0"/>
+      </a:effectRef>
+      <a:fontRef idx="minor">
+        <a:schemeClr val="lt1"/>
+      </a:fontRef>
+    </dgm:style>
+  </dgm:styleLbl>
+  <dgm:styleLbl name="parChTrans2D4">
+    <dgm:scene3d>
+      <a:camera prst="orthographicFront"/>
+      <a:lightRig rig="threePt" dir="t"/>
+    </dgm:scene3d>
+    <dgm:sp3d/>
+    <dgm:txPr/>
+    <dgm:style>
+      <a:lnRef idx="2">
+        <a:scrgbClr r="0" g="0" b="0"/>
+      </a:lnRef>
+      <a:fillRef idx="1">
+        <a:scrgbClr r="0" g="0" b="0"/>
+      </a:fillRef>
+      <a:effectRef idx="0">
+        <a:scrgbClr r="0" g="0" b="0"/>
+      </a:effectRef>
+      <a:fontRef idx="minor">
+        <a:schemeClr val="lt1"/>
+      </a:fontRef>
+    </dgm:style>
+  </dgm:styleLbl>
+  <dgm:styleLbl name="parChTrans1D1">
+    <dgm:scene3d>
+      <a:camera prst="orthographicFront"/>
+      <a:lightRig rig="threePt" dir="t"/>
+    </dgm:scene3d>
+    <dgm:sp3d/>
+    <dgm:txPr/>
+    <dgm:style>
+      <a:lnRef idx="2">
+        <a:scrgbClr r="0" g="0" b="0"/>
+      </a:lnRef>
+      <a:fillRef idx="0">
+        <a:scrgbClr r="0" g="0" b="0"/>
+      </a:fillRef>
+      <a:effectRef idx="0">
+        <a:scrgbClr r="0" g="0" b="0"/>
+      </a:effectRef>
+      <a:fontRef idx="minor"/>
+    </dgm:style>
+  </dgm:styleLbl>
+  <dgm:styleLbl name="parChTrans1D2">
+    <dgm:scene3d>
+      <a:camera prst="orthographicFront"/>
+      <a:lightRig rig="threePt" dir="t"/>
+    </dgm:scene3d>
+    <dgm:sp3d/>
+    <dgm:txPr/>
+    <dgm:style>
+      <a:lnRef idx="2">
+        <a:scrgbClr r="0" g="0" b="0"/>
+      </a:lnRef>
+      <a:fillRef idx="0">
+        <a:scrgbClr r="0" g="0" b="0"/>
+      </a:fillRef>
+      <a:effectRef idx="0">
+        <a:scrgbClr r="0" g="0" b="0"/>
+      </a:effectRef>
+      <a:fontRef idx="minor"/>
+    </dgm:style>
+  </dgm:styleLbl>
+  <dgm:styleLbl name="parChTrans1D3">
+    <dgm:scene3d>
+      <a:camera prst="orthographicFront"/>
+      <a:lightRig rig="threePt" dir="t"/>
+    </dgm:scene3d>
+    <dgm:sp3d/>
+    <dgm:txPr/>
+    <dgm:style>
+      <a:lnRef idx="2">
+        <a:scrgbClr r="0" g="0" b="0"/>
+      </a:lnRef>
+      <a:fillRef idx="0">
+        <a:scrgbClr r="0" g="0" b="0"/>
+      </a:fillRef>
+      <a:effectRef idx="0">
+        <a:scrgbClr r="0" g="0" b="0"/>
+      </a:effectRef>
+      <a:fontRef idx="minor"/>
+    </dgm:style>
+  </dgm:styleLbl>
+  <dgm:styleLbl name="parChTrans1D4">
+    <dgm:scene3d>
+      <a:camera prst="orthographicFront"/>
+      <a:lightRig rig="threePt" dir="t"/>
+    </dgm:scene3d>
+    <dgm:sp3d/>
+    <dgm:txPr/>
+    <dgm:style>
+      <a:lnRef idx="2">
+        <a:scrgbClr r="0" g="0" b="0"/>
+      </a:lnRef>
+      <a:fillRef idx="0">
+        <a:scrgbClr r="0" g="0" b="0"/>
+      </a:fillRef>
+      <a:effectRef idx="0">
+        <a:scrgbClr r="0" g="0" b="0"/>
+      </a:effectRef>
+      <a:fontRef idx="minor"/>
+    </dgm:style>
+  </dgm:styleLbl>
+  <dgm:styleLbl name="fgAcc1">
+    <dgm:scene3d>
+      <a:camera prst="orthographicFront"/>
+      <a:lightRig rig="threePt" dir="t"/>
+    </dgm:scene3d>
+    <dgm:sp3d/>
+    <dgm:txPr/>
+    <dgm:style>
+      <a:lnRef idx="2">
+        <a:scrgbClr r="0" g="0" b="0"/>
+      </a:lnRef>
+      <a:fillRef idx="1">
+        <a:scrgbClr r="0" g="0" b="0"/>
+      </a:fillRef>
+      <a:effectRef idx="0">
+        <a:scrgbClr r="0" g="0" b="0"/>
+      </a:effectRef>
+      <a:fontRef idx="minor"/>
+    </dgm:style>
+  </dgm:styleLbl>
+  <dgm:styleLbl name="conFgAcc1">
+    <dgm:scene3d>
+      <a:camera prst="orthographicFront"/>
+      <a:lightRig rig="threePt" dir="t"/>
+    </dgm:scene3d>
+    <dgm:sp3d/>
+    <dgm:txPr/>
+    <dgm:style>
+      <a:lnRef idx="2">
+        <a:scrgbClr r="0" g="0" b="0"/>
+      </a:lnRef>
+      <a:fillRef idx="1">
+        <a:scrgbClr r="0" g="0" b="0"/>
+      </a:fillRef>
+      <a:effectRef idx="0">
+        <a:scrgbClr r="0" g="0" b="0"/>
+      </a:effectRef>
+      <a:fontRef idx="minor"/>
+    </dgm:style>
+  </dgm:styleLbl>
+  <dgm:styleLbl name="alignAcc1">
+    <dgm:scene3d>
+      <a:camera prst="orthographicFront"/>
+      <a:lightRig rig="threePt" dir="t"/>
+    </dgm:scene3d>
+    <dgm:sp3d/>
+    <dgm:txPr/>
+    <dgm:style>
+      <a:lnRef idx="2">
+        <a:scrgbClr r="0" g="0" b="0"/>
+      </a:lnRef>
+      <a:fillRef idx="1">
+        <a:scrgbClr r="0" g="0" b="0"/>
+      </a:fillRef>
+      <a:effectRef idx="0">
+        <a:scrgbClr r="0" g="0" b="0"/>
+      </a:effectRef>
+      <a:fontRef idx="minor"/>
+    </dgm:style>
+  </dgm:styleLbl>
+  <dgm:styleLbl name="trAlignAcc1">
+    <dgm:scene3d>
+      <a:camera prst="orthographicFront"/>
+      <a:lightRig rig="threePt" dir="t"/>
+    </dgm:scene3d>
+    <dgm:sp3d/>
+    <dgm:txPr/>
+    <dgm:style>
+      <a:lnRef idx="1">
+        <a:scrgbClr r="0" g="0" b="0"/>
+      </a:lnRef>
+      <a:fillRef idx="1">
+        <a:scrgbClr r="0" g="0" b="0"/>
+      </a:fillRef>
+      <a:effectRef idx="0">
+        <a:scrgbClr r="0" g="0" b="0"/>
+      </a:effectRef>
+      <a:fontRef idx="minor"/>
+    </dgm:style>
+  </dgm:styleLbl>
+  <dgm:styleLbl name="bgAcc1">
+    <dgm:scene3d>
+      <a:camera prst="orthographicFront"/>
+      <a:lightRig rig="threePt" dir="t"/>
+    </dgm:scene3d>
+    <dgm:sp3d/>
+    <dgm:txPr/>
+    <dgm:style>
+      <a:lnRef idx="2">
+        <a:scrgbClr r="0" g="0" b="0"/>
+      </a:lnRef>
+      <a:fillRef idx="1">
+        <a:scrgbClr r="0" g="0" b="0"/>
+      </a:fillRef>
+      <a:effectRef idx="0">
+        <a:scrgbClr r="0" g="0" b="0"/>
+      </a:effectRef>
+      <a:fontRef idx="minor"/>
+    </dgm:style>
+  </dgm:styleLbl>
+  <dgm:styleLbl name="solidFgAcc1">
+    <dgm:scene3d>
+      <a:camera prst="orthographicFront"/>
+      <a:lightRig rig="threePt" dir="t"/>
+    </dgm:scene3d>
+    <dgm:sp3d/>
+    <dgm:txPr/>
+    <dgm:style>
+      <a:lnRef idx="2">
+        <a:scrgbClr r="0" g="0" b="0"/>
+      </a:lnRef>
+      <a:fillRef idx="1">
+        <a:scrgbClr r="0" g="0" b="0"/>
+      </a:fillRef>
+      <a:effectRef idx="0">
+        <a:scrgbClr r="0" g="0" b="0"/>
+      </a:effectRef>
+      <a:fontRef idx="minor"/>
+    </dgm:style>
+  </dgm:styleLbl>
+  <dgm:styleLbl name="solidAlignAcc1">
+    <dgm:scene3d>
+      <a:camera prst="orthographicFront"/>
+      <a:lightRig rig="threePt" dir="t"/>
+    </dgm:scene3d>
+    <dgm:sp3d/>
+    <dgm:txPr/>
+    <dgm:style>
+      <a:lnRef idx="2">
+        <a:scrgbClr r="0" g="0" b="0"/>
+      </a:lnRef>
+      <a:fillRef idx="1">
+        <a:scrgbClr r="0" g="0" b="0"/>
+      </a:fillRef>
+      <a:effectRef idx="0">
+        <a:scrgbClr r="0" g="0" b="0"/>
+      </a:effectRef>
+      <a:fontRef idx="minor"/>
+    </dgm:style>
+  </dgm:styleLbl>
+  <dgm:styleLbl name="solidBgAcc1">
+    <dgm:scene3d>
+      <a:camera prst="orthographicFront"/>
+      <a:lightRig rig="threePt" dir="t"/>
+    </dgm:scene3d>
+    <dgm:sp3d/>
+    <dgm:txPr/>
+    <dgm:style>
+      <a:lnRef idx="2">
+        <a:scrgbClr r="0" g="0" b="0"/>
+      </a:lnRef>
+      <a:fillRef idx="1">
+        <a:scrgbClr r="0" g="0" b="0"/>
+      </a:fillRef>
+      <a:effectRef idx="0">
+        <a:scrgbClr r="0" g="0" b="0"/>
+      </a:effectRef>
+      <a:fontRef idx="minor"/>
+    </dgm:style>
+  </dgm:styleLbl>
+  <dgm:styleLbl name="fgAccFollowNode1">
+    <dgm:scene3d>
+      <a:camera prst="orthographicFront"/>
+      <a:lightRig rig="threePt" dir="t"/>
+    </dgm:scene3d>
+    <dgm:sp3d/>
+    <dgm:txPr/>
+    <dgm:style>
+      <a:lnRef idx="2">
+        <a:scrgbClr r="0" g="0" b="0"/>
+      </a:lnRef>
+      <a:fillRef idx="1">
+        <a:scrgbClr r="0" g="0" b="0"/>
+      </a:fillRef>
+      <a:effectRef idx="0">
+        <a:scrgbClr r="0" g="0" b="0"/>
+      </a:effectRef>
+      <a:fontRef idx="minor"/>
+    </dgm:style>
+  </dgm:styleLbl>
+  <dgm:styleLbl name="alignAccFollowNode1">
+    <dgm:scene3d>
+      <a:camera prst="orthographicFront"/>
+      <a:lightRig rig="threePt" dir="t"/>
+    </dgm:scene3d>
+    <dgm:sp3d/>
+    <dgm:txPr/>
+    <dgm:style>
+      <a:lnRef idx="2">
+        <a:scrgbClr r="0" g="0" b="0"/>
+      </a:lnRef>
+      <a:fillRef idx="1">
+        <a:scrgbClr r="0" g="0" b="0"/>
+      </a:fillRef>
+      <a:effectRef idx="0">
+        <a:scrgbClr r="0" g="0" b="0"/>
+      </a:effectRef>
+      <a:fontRef idx="minor"/>
+    </dgm:style>
+  </dgm:styleLbl>
+  <dgm:styleLbl name="bgAccFollowNode1">
+    <dgm:scene3d>
+      <a:camera prst="orthographicFront"/>
+      <a:lightRig rig="threePt" dir="t"/>
+    </dgm:scene3d>
+    <dgm:sp3d/>
+    <dgm:txPr/>
+    <dgm:style>
+      <a:lnRef idx="2">
+        <a:scrgbClr r="0" g="0" b="0"/>
+      </a:lnRef>
+      <a:fillRef idx="1">
+        <a:scrgbClr r="0" g="0" b="0"/>
+      </a:fillRef>
+      <a:effectRef idx="0">
+        <a:scrgbClr r="0" g="0" b="0"/>
+      </a:effectRef>
+      <a:fontRef idx="minor"/>
+    </dgm:style>
+  </dgm:styleLbl>
+  <dgm:styleLbl name="fgAcc0">
+    <dgm:scene3d>
+      <a:camera prst="orthographicFront"/>
+      <a:lightRig rig="threePt" dir="t"/>
+    </dgm:scene3d>
+    <dgm:sp3d/>
+    <dgm:txPr/>
+    <dgm:style>
+      <a:lnRef idx="2">
+        <a:scrgbClr r="0" g="0" b="0"/>
+      </a:lnRef>
+      <a:fillRef idx="1">
+        <a:scrgbClr r="0" g="0" b="0"/>
+      </a:fillRef>
+      <a:effectRef idx="0">
+        <a:scrgbClr r="0" g="0" b="0"/>
+      </a:effectRef>
+      <a:fontRef idx="minor"/>
+    </dgm:style>
+  </dgm:styleLbl>
+  <dgm:styleLbl name="fgAcc2">
+    <dgm:scene3d>
+      <a:camera prst="orthographicFront"/>
+      <a:lightRig rig="threePt" dir="t"/>
+    </dgm:scene3d>
+    <dgm:sp3d/>
+    <dgm:txPr/>
+    <dgm:style>
+      <a:lnRef idx="2">
+        <a:scrgbClr r="0" g="0" b="0"/>
+      </a:lnRef>
+      <a:fillRef idx="1">
+        <a:scrgbClr r="0" g="0" b="0"/>
+      </a:fillRef>
+      <a:effectRef idx="0">
+        <a:scrgbClr r="0" g="0" b="0"/>
+      </a:effectRef>
+      <a:fontRef idx="minor"/>
+    </dgm:style>
+  </dgm:styleLbl>
+  <dgm:styleLbl name="fgAcc3">
+    <dgm:scene3d>
+      <a:camera prst="orthographicFront"/>
+      <a:lightRig rig="threePt" dir="t"/>
+    </dgm:scene3d>
+    <dgm:sp3d/>
+    <dgm:txPr/>
+    <dgm:style>
+      <a:lnRef idx="2">
+        <a:scrgbClr r="0" g="0" b="0"/>
+      </a:lnRef>
+      <a:fillRef idx="1">
+        <a:scrgbClr r="0" g="0" b="0"/>
+      </a:fillRef>
+      <a:effectRef idx="0">
+        <a:scrgbClr r="0" g="0" b="0"/>
+      </a:effectRef>
+      <a:fontRef idx="minor"/>
+    </dgm:style>
+  </dgm:styleLbl>
+  <dgm:styleLbl name="fgAcc4">
+    <dgm:scene3d>
+      <a:camera prst="orthographicFront"/>
+      <a:lightRig rig="threePt" dir="t"/>
+    </dgm:scene3d>
+    <dgm:sp3d/>
+    <dgm:txPr/>
+    <dgm:style>
+      <a:lnRef idx="2">
+        <a:scrgbClr r="0" g="0" b="0"/>
+      </a:lnRef>
+      <a:fillRef idx="1">
+        <a:scrgbClr r="0" g="0" b="0"/>
+      </a:fillRef>
+      <a:effectRef idx="0">
+        <a:scrgbClr r="0" g="0" b="0"/>
+      </a:effectRef>
+      <a:fontRef idx="minor"/>
+    </dgm:style>
+  </dgm:styleLbl>
+  <dgm:styleLbl name="bgShp">
+    <dgm:scene3d>
+      <a:camera prst="orthographicFront"/>
+      <a:lightRig rig="threePt" dir="t"/>
+    </dgm:scene3d>
+    <dgm:sp3d/>
+    <dgm:txPr/>
+    <dgm:style>
+      <a:lnRef idx="0">
+        <a:scrgbClr r="0" g="0" b="0"/>
+      </a:lnRef>
+      <a:fillRef idx="1">
+        <a:scrgbClr r="0" g="0" b="0"/>
+      </a:fillRef>
+      <a:effectRef idx="0">
+        <a:scrgbClr r="0" g="0" b="0"/>
+      </a:effectRef>
+      <a:fontRef idx="minor"/>
+    </dgm:style>
+  </dgm:styleLbl>
+  <dgm:styleLbl name="dkBgShp">
+    <dgm:scene3d>
+      <a:camera prst="orthographicFront"/>
+      <a:lightRig rig="threePt" dir="t"/>
+    </dgm:scene3d>
+    <dgm:sp3d/>
+    <dgm:txPr/>
+    <dgm:style>
+      <a:lnRef idx="0">
+        <a:scrgbClr r="0" g="0" b="0"/>
+      </a:lnRef>
+      <a:fillRef idx="1">
+        <a:scrgbClr r="0" g="0" b="0"/>
+      </a:fillRef>
+      <a:effectRef idx="0">
+        <a:scrgbClr r="0" g="0" b="0"/>
+      </a:effectRef>
+      <a:fontRef idx="minor"/>
+    </dgm:style>
+  </dgm:styleLbl>
+  <dgm:styleLbl name="trBgShp">
+    <dgm:scene3d>
+      <a:camera prst="orthographicFront"/>
+      <a:lightRig rig="threePt" dir="t"/>
+    </dgm:scene3d>
+    <dgm:sp3d/>
+    <dgm:txPr/>
+    <dgm:style>
+      <a:lnRef idx="0">
+        <a:scrgbClr r="0" g="0" b="0"/>
+      </a:lnRef>
+      <a:fillRef idx="1">
+        <a:scrgbClr r="0" g="0" b="0"/>
+      </a:fillRef>
+      <a:effectRef idx="0">
+        <a:scrgbClr r="0" g="0" b="0"/>
+      </a:effectRef>
+      <a:fontRef idx="minor"/>
+    </dgm:style>
+  </dgm:styleLbl>
+  <dgm:styleLbl name="fgShp">
+    <dgm:scene3d>
+      <a:camera prst="orthographicFront"/>
+      <a:lightRig rig="threePt" dir="t"/>
+    </dgm:scene3d>
+    <dgm:sp3d/>
+    <dgm:txPr/>
+    <dgm:style>
+      <a:lnRef idx="2">
+        <a:scrgbClr r="0" g="0" b="0"/>
+      </a:lnRef>
+      <a:fillRef idx="1">
+        <a:scrgbClr r="0" g="0" b="0"/>
+      </a:fillRef>
+      <a:effectRef idx="0">
+        <a:scrgbClr r="0" g="0" b="0"/>
+      </a:effectRef>
+      <a:fontRef idx="minor"/>
+    </dgm:style>
+  </dgm:styleLbl>
+  <dgm:styleLbl name="revTx">
+    <dgm:scene3d>
+      <a:camera prst="orthographicFront"/>
+      <a:lightRig rig="threePt" dir="t"/>
+    </dgm:scene3d>
+    <dgm:sp3d/>
+    <dgm:txPr/>
+    <dgm:style>
+      <a:lnRef idx="0">
+        <a:scrgbClr r="0" g="0" b="0"/>
+      </a:lnRef>
+      <a:fillRef idx="0">
+        <a:scrgbClr r="0" g="0" b="0"/>
+      </a:fillRef>
+      <a:effectRef idx="0">
+        <a:scrgbClr r="0" g="0" b="0"/>
+      </a:effectRef>
+      <a:fontRef idx="minor"/>
+    </dgm:style>
+  </dgm:styleLbl>
+</dgm:styleDef>
 </file>
 
 <file path=word/theme/theme1.xml><?xml version="1.0" encoding="utf-8"?>
